--- a/documentation/manual-translation/ManualTranslation.docx
+++ b/documentation/manual-translation/ManualTranslation.docx
@@ -1142,14 +1142,7 @@
           <w:highlight w:val="none"/>
         </w:rPr>
       </w:r>
-      <w:r/>
-    </w:p>
-    <w:p>
-      <w:pPr>
-        <w:pBdr/>
-        <w:spacing/>
-        <w:ind w:firstLine="708"/>
-        <w:jc w:val="both"/>
+      <w:r>
         <w:rPr>
           <w:b w:val="0"/>
           <w:bCs w:val="0"/>
@@ -1157,8 +1150,14 @@
           <w:szCs w:val="22"/>
           <w:highlight w:val="none"/>
         </w:rPr>
-      </w:pPr>
-      <w:r>
+      </w:r>
+    </w:p>
+    <w:p>
+      <w:pPr>
+        <w:pBdr/>
+        <w:spacing/>
+        <w:ind w:firstLine="708"/>
+        <w:jc w:val="both"/>
         <w:rPr>
           <w:b w:val="0"/>
           <w:bCs w:val="0"/>
@@ -1166,7 +1165,7 @@
           <w:szCs w:val="22"/>
           <w:highlight w:val="none"/>
         </w:rPr>
-      </w:r>
+      </w:pPr>
       <w:r>
         <w:rPr>
           <w:b w:val="0"/>
@@ -1175,7 +1174,6 @@
           <w:szCs w:val="22"/>
           <w:highlight w:val="none"/>
         </w:rPr>
-        <w:t xml:space="preserve">Os algoritmos usados para implementar a IA são o fo</w:t>
       </w:r>
       <w:r>
         <w:rPr>
@@ -1185,7 +1183,7 @@
           <w:szCs w:val="22"/>
           <w:highlight w:val="none"/>
         </w:rPr>
-        <w:t xml:space="preserve">co do campo de aprendizado de maquina. Especificamente, o aprendizado de maquinas envolve o desenvolvimento de algoritmos que podem aprender e fazer predições ou decisões baseadas em dados sem serem programados explicitamente. Para ilustrar isso, imagine u</w:t>
+        <w:t xml:space="preserve">Os algoritmos usados para implementar a IA são o fo</w:t>
       </w:r>
       <w:r>
         <w:rPr>
@@ -1195,7 +1193,7 @@
           <w:szCs w:val="22"/>
           <w:highlight w:val="none"/>
         </w:rPr>
-        <w:t xml:space="preserve">m filtro de spam como uma aplicação pratica de aprendizado de maquina. Em vez de escrever manualmente as regras para identificar os emails de spam, um algoritmo de aprendizado de máquina é alimentado com exemplos de emails classificados como spam e emails </w:t>
+        <w:t xml:space="preserve">co do campo de aprendizado de maquina. Especificamente, o aprendizado de maquinas envolve o desenvolvimento de algoritmos que podem aprender e fazer predições ou decisões baseadas em dados sem serem programados explicitamente. Para ilustrar isso, imagine u</w:t>
       </w:r>
       <w:r>
         <w:rPr>
@@ -1205,7 +1203,7 @@
           <w:szCs w:val="22"/>
           <w:highlight w:val="none"/>
         </w:rPr>
-        <w:t xml:space="preserve">legitimos</w:t>
+        <w:t xml:space="preserve">m filtro de spam como uma aplicação pratica de aprendizado de maquina. Em vez de escrever manualmente as regras para identificar os emails de spam, um algoritmo de aprendizado de máquina é alimentado com exemplos de emails classificados como spam e emails </w:t>
       </w:r>
       <w:r>
         <w:rPr>
@@ -1215,7 +1213,7 @@
           <w:szCs w:val="22"/>
           <w:highlight w:val="none"/>
         </w:rPr>
-        <w:t xml:space="preserve">. Ao minimizar o erro em suas previsões em um conjunto de dados de treinamento, o modelo que aprende a reconhecer padrões e características indicativas de spam, permitindo ele a classificar novos emails como spam ou </w:t>
+        <w:t xml:space="preserve">legitimos</w:t>
       </w:r>
       <w:r>
         <w:rPr>
@@ -1225,7 +1223,7 @@
           <w:szCs w:val="22"/>
           <w:highlight w:val="none"/>
         </w:rPr>
-        <w:t xml:space="preserve">legitimos</w:t>
+        <w:t xml:space="preserve">. Ao minimizar o erro em suas previsões em um conjunto de dados de treinamento, o modelo que aprende a reconhecer padrões e características indicativas de spam, permitindo ele a classificar novos emails como spam ou </w:t>
       </w:r>
       <w:r>
         <w:rPr>
@@ -1235,7 +1233,7 @@
           <w:szCs w:val="22"/>
           <w:highlight w:val="none"/>
         </w:rPr>
-        <w:t xml:space="preserve">.</w:t>
+        <w:t xml:space="preserve">legitimos</w:t>
       </w:r>
       <w:r>
         <w:rPr>
@@ -1245,6 +1243,7 @@
           <w:szCs w:val="22"/>
           <w:highlight w:val="none"/>
         </w:rPr>
+        <w:t xml:space="preserve">.</w:t>
       </w:r>
       <w:r>
         <w:rPr>
@@ -1255,13 +1254,7 @@
           <w:highlight w:val="none"/>
         </w:rPr>
       </w:r>
-    </w:p>
-    <w:p>
-      <w:pPr>
-        <w:pBdr/>
-        <w:spacing/>
-        <w:ind w:firstLine="708"/>
-        <w:jc w:val="both"/>
+      <w:r>
         <w:rPr>
           <w:b w:val="0"/>
           <w:bCs w:val="0"/>
@@ -1269,8 +1262,14 @@
           <w:szCs w:val="22"/>
           <w:highlight w:val="none"/>
         </w:rPr>
-      </w:pPr>
-      <w:r>
+      </w:r>
+    </w:p>
+    <w:p>
+      <w:pPr>
+        <w:pBdr/>
+        <w:spacing/>
+        <w:ind w:firstLine="708"/>
+        <w:jc w:val="both"/>
         <w:rPr>
           <w:b w:val="0"/>
           <w:bCs w:val="0"/>
@@ -1278,7 +1277,7 @@
           <w:szCs w:val="22"/>
           <w:highlight w:val="none"/>
         </w:rPr>
-      </w:r>
+      </w:pPr>
       <w:r>
         <w:rPr>
           <w:b w:val="0"/>
@@ -1287,7 +1286,6 @@
           <w:szCs w:val="22"/>
           <w:highlight w:val="none"/>
         </w:rPr>
-        <w:t xml:space="preserve">Como ilustrado na figura 1.1, o aprendizado profundo é um subcomponente do aprendizado de maquina focado na utilização de redes neurais com tres ou mais camadas(que são chamadas redes neurais profundas) para modelar padrões complexos e</w:t>
       </w:r>
       <w:r>
         <w:rPr>
@@ -1297,7 +1295,7 @@
           <w:szCs w:val="22"/>
           <w:highlight w:val="none"/>
         </w:rPr>
-        <w:t xml:space="preserve"> abstrações nos dados. Em contraste com o aprendizado profundo, o aprendizado de maquina tradicional requer extração manual dos recursos. Isso significa que um humano especializado precisa identificar e selecionar os recursos mais relevantes para o modelo.</w:t>
+        <w:t xml:space="preserve">Como ilustrado na figura 1.1, o aprendizado profundo é um subcomponente do aprendizado de maquina focado na utilização de redes neurais com tres ou mais camadas(que são chamadas redes neurais profundas) para modelar padrões complexos e</w:t>
       </w:r>
       <w:r>
         <w:rPr>
@@ -1307,6 +1305,7 @@
           <w:szCs w:val="22"/>
           <w:highlight w:val="none"/>
         </w:rPr>
+        <w:t xml:space="preserve"> abstrações nos dados. Em contraste com o aprendizado profundo, o aprendizado de maquina tradicional requer extração manual dos recursos. Isso significa que um humano especializado precisa identificar e selecionar os recursos mais relevantes para o modelo.</w:t>
       </w:r>
       <w:r>
         <w:rPr>
@@ -1317,13 +1316,7 @@
           <w:highlight w:val="none"/>
         </w:rPr>
       </w:r>
-    </w:p>
-    <w:p>
-      <w:pPr>
-        <w:pBdr/>
-        <w:spacing/>
-        <w:ind w:firstLine="708"/>
-        <w:jc w:val="both"/>
+      <w:r>
         <w:rPr>
           <w:b w:val="0"/>
           <w:bCs w:val="0"/>
@@ -1331,8 +1324,14 @@
           <w:szCs w:val="22"/>
           <w:highlight w:val="none"/>
         </w:rPr>
-      </w:pPr>
-      <w:r>
+      </w:r>
+    </w:p>
+    <w:p>
+      <w:pPr>
+        <w:pBdr/>
+        <w:spacing/>
+        <w:ind w:firstLine="708"/>
+        <w:jc w:val="both"/>
         <w:rPr>
           <w:b w:val="0"/>
           <w:bCs w:val="0"/>
@@ -1340,8 +1339,7 @@
           <w:szCs w:val="22"/>
           <w:highlight w:val="none"/>
         </w:rPr>
-        <w:t xml:space="preserve">Embora o camp</w:t>
-      </w:r>
+      </w:pPr>
       <w:r>
         <w:rPr>
           <w:b w:val="0"/>
@@ -1350,7 +1348,7 @@
           <w:szCs w:val="22"/>
           <w:highlight w:val="none"/>
         </w:rPr>
-        <w:t xml:space="preserve">o de IA seja atualmente dominado pelo aprendizado de maquina e o aprendizado profundo, isso também inclui outras abordagens, como por exemplo, uso de sistemas baseados em regras, algoritmos genéricos, sistemas experts, lógica fuzzy ou raciocínio simbólico.</w:t>
+        <w:t xml:space="preserve">Embora o camp</w:t>
       </w:r>
       <w:r>
         <w:rPr>
@@ -1360,6 +1358,7 @@
           <w:szCs w:val="22"/>
           <w:highlight w:val="none"/>
         </w:rPr>
+        <w:t xml:space="preserve">o de IA seja atualmente dominado pelo aprendizado de maquina e o aprendizado profundo, isso também inclui outras abordagens, como por exemplo, uso de sistemas baseados em regras, algoritmos genéricos, sistemas experts, lógica fuzzy ou raciocínio simbólico.</w:t>
       </w:r>
       <w:r>
         <w:rPr>
@@ -1370,13 +1369,7 @@
           <w:highlight w:val="none"/>
         </w:rPr>
       </w:r>
-    </w:p>
-    <w:p>
-      <w:pPr>
-        <w:pBdr/>
-        <w:spacing/>
-        <w:ind w:firstLine="708"/>
-        <w:jc w:val="both"/>
+      <w:r>
         <w:rPr>
           <w:b w:val="0"/>
           <w:bCs w:val="0"/>
@@ -1384,8 +1377,14 @@
           <w:szCs w:val="22"/>
           <w:highlight w:val="none"/>
         </w:rPr>
-      </w:pPr>
-      <w:r>
+      </w:r>
+    </w:p>
+    <w:p>
+      <w:pPr>
+        <w:pBdr/>
+        <w:spacing/>
+        <w:ind w:firstLine="708"/>
+        <w:jc w:val="both"/>
         <w:rPr>
           <w:b w:val="0"/>
           <w:bCs w:val="0"/>
@@ -1393,7 +1392,7 @@
           <w:szCs w:val="22"/>
           <w:highlight w:val="none"/>
         </w:rPr>
-      </w:r>
+      </w:pPr>
       <w:r>
         <w:rPr>
           <w:b w:val="0"/>
@@ -1402,7 +1401,6 @@
           <w:szCs w:val="22"/>
           <w:highlight w:val="none"/>
         </w:rPr>
-        <w:t xml:space="preserve">Retornando para o exemplo da classificação de spam, no aprendizado de maquina tradicional, profissionai</w:t>
       </w:r>
       <w:r>
         <w:rPr>
@@ -1412,7 +1410,7 @@
           <w:szCs w:val="22"/>
           <w:highlight w:val="none"/>
         </w:rPr>
-        <w:t xml:space="preserve">s humanos devem manualmente extrair características do texto do e-mail como a frequência de certas palavras de gatilho(“prize”, “win”, “free”), o numero de pontos de exclamação, uso de todas as palavras maiúsculas, ou a presença de links suspeitos. Esse co</w:t>
+        <w:t xml:space="preserve">Retornando para o exemplo da classificação de spam, no aprendizado de maquina tradicional, profissionai</w:t>
       </w:r>
       <w:r>
         <w:rPr>
@@ -1422,7 +1420,7 @@
           <w:szCs w:val="22"/>
           <w:highlight w:val="none"/>
         </w:rPr>
-        <w:t xml:space="preserve">njunto de dados, criados com base nessas características definidas pelos profissionais, seria então utilizada pra treinar o modelo. Em contraste com o aprendizado de maquina tradicional, o aprendizado profundo não requer extração manual das características</w:t>
+        <w:t xml:space="preserve">s humanos devem manualmente extrair características do texto do e-mail como a frequência de certas palavras de gatilho(“prize”, “win”, “free”), o numero de pontos de exclamação, uso de todas as palavras maiúsculas, ou a presença de links suspeitos. Esse co</w:t>
       </w:r>
       <w:r>
         <w:rPr>
@@ -1432,7 +1430,7 @@
           <w:szCs w:val="22"/>
           <w:highlight w:val="none"/>
         </w:rPr>
-        <w:t xml:space="preserve">. Isso significa que esses experts não precisam identificar e selecionar as características mais relevantes para os modelos de aprendiz</w:t>
+        <w:t xml:space="preserve">njunto de dados, criados com base nessas características definidas pelos profissionais, seria então utilizada pra treinar o modelo. Em contraste com o aprendizado de maquina tradicional, o aprendizado profundo não requer extração manual das características</w:t>
       </w:r>
       <w:r>
         <w:rPr>
@@ -1442,7 +1440,7 @@
           <w:szCs w:val="22"/>
           <w:highlight w:val="none"/>
         </w:rPr>
-        <w:t xml:space="preserve">agem profunda. (Contudo, tanto na aprendizagem de maquina tradicional, quanto no aprendizado profundo para classificação de spam, você ainda precisa a coleta de rótulos, como o spam ou não-spam, que precisa ser obtido por um especialista ou por um usuário.</w:t>
+        <w:t xml:space="preserve">. Isso significa que esses experts não precisam identificar e selecionar as características mais relevantes para os modelos de aprendiz</w:t>
       </w:r>
       <w:r>
         <w:rPr>
@@ -1452,6 +1450,7 @@
           <w:szCs w:val="22"/>
           <w:highlight w:val="none"/>
         </w:rPr>
+        <w:t xml:space="preserve">agem profunda. (Contudo, tanto na aprendizagem de maquina tradicional, quanto no aprendizado profundo para classificação de spam, você ainda precisa a coleta de rótulos, como o spam ou não-spam, que precisa ser obtido por um especialista ou por um usuário.</w:t>
       </w:r>
       <w:r>
         <w:rPr>
@@ -1462,13 +1461,7 @@
           <w:highlight w:val="none"/>
         </w:rPr>
       </w:r>
-    </w:p>
-    <w:p>
-      <w:pPr>
-        <w:pBdr/>
-        <w:spacing/>
-        <w:ind w:firstLine="0"/>
-        <w:jc w:val="both"/>
+      <w:r>
         <w:rPr>
           <w:b w:val="0"/>
           <w:bCs w:val="0"/>
@@ -1476,8 +1469,14 @@
           <w:szCs w:val="22"/>
           <w:highlight w:val="none"/>
         </w:rPr>
-      </w:pPr>
-      <w:r>
+      </w:r>
+    </w:p>
+    <w:p>
+      <w:pPr>
+        <w:pBdr/>
+        <w:spacing/>
+        <w:ind w:firstLine="0"/>
+        <w:jc w:val="both"/>
         <w:rPr>
           <w:b w:val="0"/>
           <w:bCs w:val="0"/>
@@ -1485,9 +1484,7 @@
           <w:szCs w:val="22"/>
           <w:highlight w:val="none"/>
         </w:rPr>
-        <w:tab/>
-        <w:t xml:space="preserve">As seções seguintes irão abordar alguns dos problemas que as LLMs podem resolver hoje, os desafios que as LLMs </w:t>
-      </w:r>
+      </w:pPr>
       <w:r>
         <w:rPr>
           <w:b w:val="0"/>
@@ -1496,7 +1493,8 @@
           <w:szCs w:val="22"/>
           <w:highlight w:val="none"/>
         </w:rPr>
-        <w:t xml:space="preserve">apontam e a arquitetura geral das LLMs que iremos implementar nesse livro.</w:t>
+        <w:tab/>
+        <w:t xml:space="preserve">As seções seguintes irão abordar alguns dos problemas que as LLMs podem resolver hoje, os desafios que as LLMs </w:t>
       </w:r>
       <w:r>
         <w:rPr>
@@ -1506,6 +1504,7 @@
           <w:szCs w:val="22"/>
           <w:highlight w:val="none"/>
         </w:rPr>
+        <w:t xml:space="preserve">apontam e a arquitetura geral das LLMs que iremos implementar nesse livro.</w:t>
       </w:r>
       <w:r>
         <w:rPr>
@@ -1516,14 +1515,7 @@
           <w:highlight w:val="none"/>
         </w:rPr>
       </w:r>
-    </w:p>
-    <w:p>
-      <w:pPr>
-        <w:pBdr/>
-        <w:shd w:val="nil" w:color="auto"/>
-        <w:spacing/>
-        <w:ind/>
-        <w:jc w:val="both"/>
+      <w:r>
         <w:rPr>
           <w:b w:val="0"/>
           <w:bCs w:val="0"/>
@@ -1531,8 +1523,15 @@
           <w:szCs w:val="22"/>
           <w:highlight w:val="none"/>
         </w:rPr>
-      </w:pPr>
-      <w:r>
+      </w:r>
+    </w:p>
+    <w:p>
+      <w:pPr>
+        <w:pBdr/>
+        <w:shd w:val="nil" w:color="auto"/>
+        <w:spacing/>
+        <w:ind/>
+        <w:jc w:val="both"/>
         <w:rPr>
           <w:b w:val="0"/>
           <w:bCs w:val="0"/>
@@ -1540,8 +1539,7 @@
           <w:szCs w:val="22"/>
           <w:highlight w:val="none"/>
         </w:rPr>
-        <w:br w:type="page" w:clear="all"/>
-      </w:r>
+      </w:pPr>
       <w:r>
         <w:rPr>
           <w:b w:val="0"/>
@@ -1550,6 +1548,7 @@
           <w:szCs w:val="22"/>
           <w:highlight w:val="none"/>
         </w:rPr>
+        <w:br w:type="page" w:clear="all"/>
       </w:r>
       <w:r>
         <w:rPr>
@@ -1560,6 +1559,15 @@
           <w:highlight w:val="none"/>
         </w:rPr>
       </w:r>
+      <w:r>
+        <w:rPr>
+          <w:b w:val="0"/>
+          <w:bCs w:val="0"/>
+          <w:sz w:val="22"/>
+          <w:szCs w:val="22"/>
+          <w:highlight w:val="none"/>
+        </w:rPr>
+      </w:r>
     </w:p>
     <w:p>
       <w:pPr>
@@ -1754,6 +1762,17 @@
           <w:lang w:val="pt-BR" w:bidi="pt-BR"/>
         </w:rPr>
         <w:t xml:space="preserve">A interface da LLM permite comunicação por linguagem natural entre os usuários e os sistemas de inteligência artificial. Esse printscreen mostra o chat gpt escrevendo um poema de acorco com as especificações do usuário.</w:t>
+      </w:r>
+      <w:r>
+        <w:rPr>
+          <w:b w:val="0"/>
+          <w:bCs w:val="0"/>
+          <w:sz w:val="22"/>
+          <w:szCs w:val="22"/>
+          <w:highlight w:val="none"/>
+          <w:lang w:val="pt-BR" w:bidi="pt-BR"/>
+          <w14:ligatures w14:val="none"/>
+        </w:rPr>
       </w:r>
       <w:r>
         <w:rPr>
@@ -1821,7 +1840,7 @@
                       <pic:spPr bwMode="auto">
                         <a:xfrm>
                           <a:off x="0" y="0"/>
-                          <a:ext cx="4933949" cy="3181349"/>
+                          <a:ext cx="4933949" cy="3181348"/>
                         </a:xfrm>
                         <a:prstGeom prst="rect">
                           <a:avLst/>
@@ -1880,16 +1899,7 @@
           <w:szCs w:val="22"/>
           <w:highlight w:val="none"/>
           <w:lang w:val="pt-BR" w:bidi="pt-BR"/>
-        </w:rPr>
-      </w:r>
-      <w:r>
-        <w:rPr>
-          <w:b w:val="0"/>
-          <w:bCs w:val="0"/>
-          <w:sz w:val="22"/>
-          <w:szCs w:val="22"/>
-          <w:highlight w:val="none"/>
-          <w:lang w:val="pt-BR" w:bidi="pt-BR"/>
+          <w14:ligatures w14:val="none"/>
         </w:rPr>
       </w:r>
     </w:p>
@@ -2757,7 +2767,6 @@
           <w14:ligatures w14:val="none"/>
         </w:rPr>
       </w:r>
-      <w:r/>
       <w:r>
         <w:rPr>
           <w:b w:val="0"/>
@@ -2768,7 +2777,14 @@
           <w14:ligatures w14:val="none"/>
         </w:rPr>
       </w:r>
-      <w:r>
+    </w:p>
+    <w:p>
+      <w:pPr>
+        <w:pBdr/>
+        <w:shd w:val="nil" w:color="000000"/>
+        <w:spacing/>
+        <w:ind w:firstLine="0"/>
+        <w:jc w:val="both"/>
         <w:rPr>
           <w:b w:val="0"/>
           <w:bCs w:val="0"/>
@@ -2777,7 +2793,7 @@
           <w:highlight w:val="none"/>
           <w14:ligatures w14:val="none"/>
         </w:rPr>
-      </w:r>
+      </w:pPr>
       <w:r>
         <w:rPr>
           <w:b w:val="0"/>
@@ -2785,26 +2801,20 @@
           <w:sz w:val="22"/>
           <w:szCs w:val="22"/>
           <w:highlight w:val="none"/>
-          <w14:ligatures w14:val="none"/>
-        </w:rPr>
-      </w:r>
-    </w:p>
-    <w:p>
-      <w:pPr>
-        <w:pBdr/>
-        <w:shd w:val="nil" w:color="000000"/>
-        <w:spacing/>
-        <w:ind w:firstLine="0"/>
-        <w:jc w:val="both"/>
+        </w:rPr>
+        <w:tab/>
+        <w:t xml:space="preserve">Como o ilustrado na figura 1.3, o primeiro </w:t>
+      </w:r>
+      <w:r>
         <w:rPr>
           <w:b w:val="0"/>
           <w:bCs w:val="0"/>
           <w:sz w:val="22"/>
           <w:szCs w:val="22"/>
           <w:highlight w:val="none"/>
-          <w14:ligatures w14:val="none"/>
-        </w:rPr>
-      </w:pPr>
+        </w:rPr>
+        <w:t xml:space="preserve">passo criando um LLM é treina-la em um grande volume de dados textuais, que as vezes pode </w:t>
+      </w:r>
       <w:r>
         <w:rPr>
           <w:b w:val="0"/>
@@ -2813,8 +2823,7 @@
           <w:szCs w:val="22"/>
           <w:highlight w:val="none"/>
         </w:rPr>
-        <w:tab/>
-        <w:t xml:space="preserve">Como o ilustrado na figura 1.3, o primeiro </w:t>
+        <w:t xml:space="preserve">ser um texto bruto. E aqui “bruto”significa ao fato de que esses dados são apenas um texto regular, sem nenhuma informação tabelada. (Alguns filtros devem ser aplicados, como a remoção de caracteres de formatação ou documentos com linguagens desconhecidas.</w:t>
       </w:r>
       <w:r>
         <w:rPr>
@@ -2823,8 +2832,8 @@
           <w:sz w:val="22"/>
           <w:szCs w:val="22"/>
           <w:highlight w:val="none"/>
-        </w:rPr>
-        <w:t xml:space="preserve">passo criando um LLM é treina-la em um grande volume de dados textuais, que as vezes pode </w:t>
+          <w14:ligatures w14:val="none"/>
+        </w:rPr>
       </w:r>
       <w:r>
         <w:rPr>
@@ -2833,10 +2842,17 @@
           <w:sz w:val="22"/>
           <w:szCs w:val="22"/>
           <w:highlight w:val="none"/>
-        </w:rPr>
-        <w:t xml:space="preserve">ser um texto bruto. E aqui “bruto”significa ao fato de que esses dados são apenas um texto regular, sem nenhuma informação tabelada. (Alguns filtros devem ser aplicados, como a remoção de caracteres de formatação ou documentos com linguagens desconhecidas.</w:t>
-      </w:r>
-      <w:r>
+          <w14:ligatures w14:val="none"/>
+        </w:rPr>
+      </w:r>
+    </w:p>
+    <w:p>
+      <w:pPr>
+        <w:pBdr/>
+        <w:shd w:val="nil" w:color="000000"/>
+        <w:spacing/>
+        <w:ind w:firstLine="0"/>
+        <w:jc w:val="both"/>
         <w:rPr>
           <w:b w:val="0"/>
           <w:bCs w:val="0"/>
@@ -2845,7 +2861,7 @@
           <w:highlight w:val="none"/>
           <w14:ligatures w14:val="none"/>
         </w:rPr>
-      </w:r>
+      </w:pPr>
       <w:r>
         <w:rPr>
           <w:b w:val="0"/>
@@ -2853,26 +2869,20 @@
           <w:sz w:val="22"/>
           <w:szCs w:val="22"/>
           <w:highlight w:val="none"/>
-          <w14:ligatures w14:val="none"/>
-        </w:rPr>
-      </w:r>
-    </w:p>
-    <w:p>
-      <w:pPr>
-        <w:pBdr/>
-        <w:shd w:val="nil" w:color="000000"/>
-        <w:spacing/>
-        <w:ind w:firstLine="0"/>
-        <w:jc w:val="both"/>
+        </w:rPr>
+        <w:tab/>
+        <w:t xml:space="preserve">Esse primeiro estagio de treinamento de uma LLM é </w:t>
+      </w:r>
+      <w:r>
         <w:rPr>
           <w:b w:val="0"/>
           <w:bCs w:val="0"/>
           <w:sz w:val="22"/>
           <w:szCs w:val="22"/>
           <w:highlight w:val="none"/>
-          <w14:ligatures w14:val="none"/>
-        </w:rPr>
-      </w:pPr>
+        </w:rPr>
+        <w:t xml:space="preserve">também conhecido como pretreino</w:t>
+      </w:r>
       <w:r>
         <w:rPr>
           <w:b w:val="0"/>
@@ -2881,8 +2891,7 @@
           <w:szCs w:val="22"/>
           <w:highlight w:val="none"/>
         </w:rPr>
-        <w:tab/>
-        <w:t xml:space="preserve">Esse primeiro estagio de treinamento de uma LLM é </w:t>
+        <w:t xml:space="preserve">, cria uma LLM pretreinada, também chamada de modelo base ou model</w:t>
       </w:r>
       <w:r>
         <w:rPr>
@@ -2892,7 +2901,7 @@
           <w:szCs w:val="22"/>
           <w:highlight w:val="none"/>
         </w:rPr>
-        <w:t xml:space="preserve">também conhecido como pretreino</w:t>
+        <w:t xml:space="preserve">o de fundação. Um tipico exemplo desse tipo de modelo é o GPT-3(O precursor do modelo original oferecido pelo ChatGPT). Esse modelo é capaz de competar textos, isso é, finalizar frases escritas pela metade pelo usuário. Também possui capacidades limitadas </w:t>
       </w:r>
       <w:r>
         <w:rPr>
@@ -2902,7 +2911,7 @@
           <w:szCs w:val="22"/>
           <w:highlight w:val="none"/>
         </w:rPr>
-        <w:t xml:space="preserve">, cria uma LLM pretreinada, também chamada de modelo base ou model</w:t>
+        <w:t xml:space="preserve">de few-shot, que significa que pode aprender para desempenhar uma nova tarefa baseado em apenas alguns exemplos, em vez de precisar de um grande volume de dados de treinamento. Isso é detalhado na proxima seção, Usando transformers para diferentes tarefas.</w:t>
       </w:r>
       <w:r>
         <w:rPr>
@@ -2911,8 +2920,8 @@
           <w:sz w:val="22"/>
           <w:szCs w:val="22"/>
           <w:highlight w:val="none"/>
-        </w:rPr>
-        <w:t xml:space="preserve">o de fundação. Um tipico exemplo desse tipo de modelo é o GPT-3(O precursor do modelo original oferecido pelo ChatGPT). Esse modelo é capaz de competar textos, isso é, finalizar frases escritas pela metade pelo usuário. Também possui capacidades limitadas </w:t>
+          <w14:ligatures w14:val="none"/>
+        </w:rPr>
       </w:r>
       <w:r>
         <w:rPr>
@@ -2921,10 +2930,17 @@
           <w:sz w:val="22"/>
           <w:szCs w:val="22"/>
           <w:highlight w:val="none"/>
-        </w:rPr>
-        <w:t xml:space="preserve">de few-shot, que significa que pode aprender para desempenhar uma nova tarefa baseado em apenas alguns exemplos, em vez de precisar de um grande volume de dados de treinamento. Isso é detalhado na proxima seção, Usando transformers para diferentes tarefas.</w:t>
-      </w:r>
-      <w:r>
+          <w14:ligatures w14:val="none"/>
+        </w:rPr>
+      </w:r>
+    </w:p>
+    <w:p>
+      <w:pPr>
+        <w:pBdr/>
+        <w:shd w:val="nil" w:color="000000"/>
+        <w:spacing/>
+        <w:ind w:firstLine="0"/>
+        <w:jc w:val="both"/>
         <w:rPr>
           <w:b w:val="0"/>
           <w:bCs w:val="0"/>
@@ -2933,7 +2949,7 @@
           <w:highlight w:val="none"/>
           <w14:ligatures w14:val="none"/>
         </w:rPr>
-      </w:r>
+      </w:pPr>
       <w:r>
         <w:rPr>
           <w:b w:val="0"/>
@@ -2941,26 +2957,20 @@
           <w:sz w:val="22"/>
           <w:szCs w:val="22"/>
           <w:highlight w:val="none"/>
-          <w14:ligatures w14:val="none"/>
-        </w:rPr>
-      </w:r>
-    </w:p>
-    <w:p>
-      <w:pPr>
-        <w:pBdr/>
-        <w:shd w:val="nil" w:color="000000"/>
-        <w:spacing/>
-        <w:ind w:firstLine="0"/>
-        <w:jc w:val="both"/>
+        </w:rPr>
+        <w:tab/>
+        <w:t xml:space="preserve">A</w:t>
+      </w:r>
+      <w:r>
         <w:rPr>
           <w:b w:val="0"/>
           <w:bCs w:val="0"/>
           <w:sz w:val="22"/>
           <w:szCs w:val="22"/>
           <w:highlight w:val="none"/>
-          <w14:ligatures w14:val="none"/>
-        </w:rPr>
-      </w:pPr>
+        </w:rPr>
+        <w:t xml:space="preserve">pós obter uma LLM pretreinada a partir do treinamento em grandes volumes de dados, onde as LLMs são treinadas para prever a proxima palavra no texto, nós podemos treinar detalhadamente a LLM com dados tabelados, o que também pode ser chamado de finetuning.</w:t>
+      </w:r>
       <w:r>
         <w:rPr>
           <w:b w:val="0"/>
@@ -2968,9 +2978,8 @@
           <w:sz w:val="22"/>
           <w:szCs w:val="22"/>
           <w:highlight w:val="none"/>
-        </w:rPr>
-        <w:tab/>
-        <w:t xml:space="preserve">A</w:t>
+          <w14:ligatures w14:val="none"/>
+        </w:rPr>
       </w:r>
       <w:r>
         <w:rPr>
@@ -2979,10 +2988,17 @@
           <w:sz w:val="22"/>
           <w:szCs w:val="22"/>
           <w:highlight w:val="none"/>
-        </w:rPr>
-        <w:t xml:space="preserve">pós obter uma LLM pretreinada a partir do treinamento em grandes volumes de dados, onde as LLMs são treinadas para prever a proxima palavra no texto, nós podemos treinar detalhadamente a LLM com dados tabelados, o que também pode ser chamado de finetuning.</w:t>
-      </w:r>
-      <w:r>
+          <w14:ligatures w14:val="none"/>
+        </w:rPr>
+      </w:r>
+    </w:p>
+    <w:p>
+      <w:pPr>
+        <w:pBdr/>
+        <w:shd w:val="nil" w:color="000000"/>
+        <w:spacing/>
+        <w:ind w:firstLine="0"/>
+        <w:jc w:val="both"/>
         <w:rPr>
           <w:b w:val="0"/>
           <w:bCs w:val="0"/>
@@ -2991,7 +3007,7 @@
           <w:highlight w:val="none"/>
           <w14:ligatures w14:val="none"/>
         </w:rPr>
-      </w:r>
+      </w:pPr>
       <w:r>
         <w:rPr>
           <w:b w:val="0"/>
@@ -2999,26 +3015,19 @@
           <w:sz w:val="22"/>
           <w:szCs w:val="22"/>
           <w:highlight w:val="none"/>
-          <w14:ligatures w14:val="none"/>
-        </w:rPr>
-      </w:r>
-    </w:p>
-    <w:p>
-      <w:pPr>
-        <w:pBdr/>
-        <w:shd w:val="nil" w:color="000000"/>
-        <w:spacing/>
-        <w:ind w:firstLine="0"/>
-        <w:jc w:val="both"/>
+        </w:rPr>
+        <w:tab/>
+      </w:r>
+      <w:r>
         <w:rPr>
           <w:b w:val="0"/>
           <w:bCs w:val="0"/>
           <w:sz w:val="22"/>
           <w:szCs w:val="22"/>
           <w:highlight w:val="none"/>
-          <w14:ligatures w14:val="none"/>
-        </w:rPr>
-      </w:pPr>
+        </w:rPr>
+        <w:t xml:space="preserve">As duas categorias mais populares de finetuning de LLMs incluem o finetuning de instrução e o finetuning de classificação de tarefas. No finetuning de instrução, o conjunto de dados consiste em pares de instrução e r</w:t>
+      </w:r>
       <w:r>
         <w:rPr>
           <w:b w:val="0"/>
@@ -3027,7 +3036,7 @@
           <w:szCs w:val="22"/>
           <w:highlight w:val="none"/>
         </w:rPr>
-        <w:tab/>
+        <w:t xml:space="preserve">esposta, como uma consulta para traduzir um texto acompanhado pelo correto texto traduzido. No finetuning de classificação, o conjunto de dados tabelado consiste em texto e classes de tabelas associadas, por exemplo emails classificados em spam e não spam.</w:t>
       </w:r>
       <w:r>
         <w:rPr>
@@ -3036,8 +3045,8 @@
           <w:sz w:val="22"/>
           <w:szCs w:val="22"/>
           <w:highlight w:val="none"/>
-        </w:rPr>
-        <w:t xml:space="preserve">As duas categorias mais populares de finetuning de LLMs incluem o finetuning de instrução e o finetuning de classificação de tarefas. No finetuning de instrução, o conjunto de dados consiste em pares de instrução e r</w:t>
+          <w14:ligatures w14:val="none"/>
+        </w:rPr>
       </w:r>
       <w:r>
         <w:rPr>
@@ -3046,10 +3055,17 @@
           <w:sz w:val="22"/>
           <w:szCs w:val="22"/>
           <w:highlight w:val="none"/>
-        </w:rPr>
-        <w:t xml:space="preserve">esposta, como uma consulta para traduzir um texto acompanhado pelo correto texto traduzido. No finetuning de classificação, o conjunto de dados tabelado consiste em texto e classes de tabelas associadas, por exemplo emails classificados em spam e não spam.</w:t>
-      </w:r>
-      <w:r>
+          <w14:ligatures w14:val="none"/>
+        </w:rPr>
+      </w:r>
+    </w:p>
+    <w:p>
+      <w:pPr>
+        <w:pBdr/>
+        <w:shd w:val="nil" w:color="000000"/>
+        <w:spacing/>
+        <w:ind w:firstLine="0"/>
+        <w:jc w:val="both"/>
         <w:rPr>
           <w:b w:val="0"/>
           <w:bCs w:val="0"/>
@@ -3058,7 +3074,7 @@
           <w:highlight w:val="none"/>
           <w14:ligatures w14:val="none"/>
         </w:rPr>
-      </w:r>
+      </w:pPr>
       <w:r>
         <w:rPr>
           <w:b w:val="0"/>
@@ -3066,26 +3082,19 @@
           <w:sz w:val="22"/>
           <w:szCs w:val="22"/>
           <w:highlight w:val="none"/>
-          <w14:ligatures w14:val="none"/>
-        </w:rPr>
-      </w:r>
-    </w:p>
-    <w:p>
-      <w:pPr>
-        <w:pBdr/>
-        <w:shd w:val="nil" w:color="000000"/>
-        <w:spacing/>
-        <w:ind w:firstLine="0"/>
-        <w:jc w:val="both"/>
+        </w:rPr>
+      </w:r>
+      <w:r>
         <w:rPr>
           <w:b w:val="0"/>
           <w:bCs w:val="0"/>
           <w:sz w:val="22"/>
           <w:szCs w:val="22"/>
           <w:highlight w:val="none"/>
-          <w14:ligatures w14:val="none"/>
-        </w:rPr>
-      </w:pPr>
+        </w:rPr>
+        <w:tab/>
+        <w:t xml:space="preserve">Nesse livro iremos cobrir as duas implementações de pretreinamento e refinamento de LLMs, e nós aprofundaremos nas especificidades do refinamento por instruções e do ajuste fino por classificação mais adiante nesse livro, após pretreinar uma LLM base.</w:t>
+      </w:r>
       <w:r>
         <w:rPr>
           <w:b w:val="0"/>
@@ -3093,6 +3102,7 @@
           <w:sz w:val="22"/>
           <w:szCs w:val="22"/>
           <w:highlight w:val="none"/>
+          <w14:ligatures w14:val="none"/>
         </w:rPr>
       </w:r>
       <w:r>
@@ -3102,11 +3112,16 @@
           <w:sz w:val="22"/>
           <w:szCs w:val="22"/>
           <w:highlight w:val="none"/>
-        </w:rPr>
-        <w:tab/>
-        <w:t xml:space="preserve">Nesse livro iremos cobrir as duas implementações de pretreinamento e refinamento de LLMs, e nós aprofundaremos nas especificidades do refinamento por instruções e do ajuste fino por classificação mais adiante nesse livro, após pretreinar uma LLM base.</w:t>
-      </w:r>
-      <w:r>
+          <w14:ligatures w14:val="none"/>
+        </w:rPr>
+      </w:r>
+    </w:p>
+    <w:p>
+      <w:pPr>
+        <w:pBdr/>
+        <w:shd w:val="nil" w:color="auto"/>
+        <w:spacing/>
+        <w:ind/>
         <w:rPr>
           <w:b w:val="0"/>
           <w:bCs w:val="0"/>
@@ -3115,7 +3130,7 @@
           <w:highlight w:val="none"/>
           <w14:ligatures w14:val="none"/>
         </w:rPr>
-      </w:r>
+      </w:pPr>
       <w:r>
         <w:rPr>
           <w:b w:val="0"/>
@@ -3125,14 +3140,9 @@
           <w:highlight w:val="none"/>
           <w14:ligatures w14:val="none"/>
         </w:rPr>
-      </w:r>
-    </w:p>
-    <w:p>
-      <w:pPr>
-        <w:pBdr/>
-        <w:shd w:val="nil" w:color="auto"/>
-        <w:spacing/>
-        <w:ind/>
+        <w:br w:type="page" w:clear="all"/>
+      </w:r>
+      <w:r>
         <w:rPr>
           <w:b w:val="0"/>
           <w:bCs w:val="0"/>
@@ -3141,7 +3151,7 @@
           <w:highlight w:val="none"/>
           <w14:ligatures w14:val="none"/>
         </w:rPr>
-      </w:pPr>
+      </w:r>
       <w:r>
         <w:rPr>
           <w:b w:val="0"/>
@@ -3151,8 +3161,23 @@
           <w:highlight w:val="none"/>
           <w14:ligatures w14:val="none"/>
         </w:rPr>
-        <w:br w:type="page" w:clear="all"/>
-      </w:r>
+      </w:r>
+    </w:p>
+    <w:p>
+      <w:pPr>
+        <w:pBdr/>
+        <w:shd w:val="nil" w:color="000000"/>
+        <w:spacing/>
+        <w:ind/>
+        <w:rPr>
+          <w:b/>
+          <w:bCs/>
+          <w:sz w:val="28"/>
+          <w:szCs w:val="28"/>
+          <w:highlight w:val="none"/>
+          <w14:ligatures w14:val="none"/>
+        </w:rPr>
+      </w:pPr>
       <w:r>
         <w:rPr>
           <w:b w:val="0"/>
@@ -3160,10 +3185,57 @@
           <w:sz w:val="22"/>
           <w:szCs w:val="22"/>
           <w:highlight w:val="none"/>
+          <w:lang w:val="pt-BR" w:bidi="pt-BR"/>
+        </w:rPr>
+      </w:r>
+      <w:r>
+        <w:rPr>
+          <w:b/>
+          <w:bCs/>
+          <w:sz w:val="28"/>
+          <w:szCs w:val="28"/>
+        </w:rPr>
+        <w:t xml:space="preserve">1.4 – Usando </w:t>
+      </w:r>
+      <w:r>
+        <w:rPr>
+          <w:b/>
+          <w:bCs/>
+          <w:sz w:val="28"/>
+          <w:szCs w:val="28"/>
+          <w:highlight w:val="none"/>
           <w14:ligatures w14:val="none"/>
         </w:rPr>
-      </w:r>
-      <w:r>
+        <w:t xml:space="preserve">LLMs para diferentes tarefas</w:t>
+      </w:r>
+      <w:r>
+        <w:rPr>
+          <w:b/>
+          <w:bCs/>
+          <w:sz w:val="28"/>
+          <w:szCs w:val="28"/>
+          <w:highlight w:val="none"/>
+          <w14:ligatures w14:val="none"/>
+        </w:rPr>
+      </w:r>
+      <w:r>
+        <w:rPr>
+          <w:b/>
+          <w:bCs/>
+          <w:sz w:val="28"/>
+          <w:szCs w:val="28"/>
+          <w:highlight w:val="none"/>
+          <w14:ligatures w14:val="none"/>
+        </w:rPr>
+      </w:r>
+    </w:p>
+    <w:p>
+      <w:pPr>
+        <w:pBdr/>
+        <w:shd w:val="nil" w:color="auto"/>
+        <w:spacing/>
+        <w:ind w:firstLine="0"/>
+        <w:jc w:val="both"/>
         <w:rPr>
           <w:b w:val="0"/>
           <w:bCs w:val="0"/>
@@ -3172,14 +3244,8 @@
           <w:highlight w:val="none"/>
           <w14:ligatures w14:val="none"/>
         </w:rPr>
-      </w:r>
-    </w:p>
-    <w:p>
-      <w:pPr>
-        <w:pBdr/>
-        <w:shd w:val="nil" w:color="000000"/>
-        <w:spacing/>
-        <w:ind/>
+      </w:pPr>
+      <w:r>
         <w:rPr>
           <w:b/>
           <w:bCs/>
@@ -3188,7 +3254,8 @@
           <w:highlight w:val="none"/>
           <w14:ligatures w14:val="none"/>
         </w:rPr>
-      </w:pPr>
+        <w:tab/>
+      </w:r>
       <w:r>
         <w:rPr>
           <w:b w:val="0"/>
@@ -3196,76 +3263,18 @@
           <w:sz w:val="22"/>
           <w:szCs w:val="22"/>
           <w:highlight w:val="none"/>
-          <w:lang w:val="pt-BR" w:bidi="pt-BR"/>
-        </w:rPr>
-      </w:r>
-      <w:r>
-        <w:rPr>
-          <w:b/>
-          <w:bCs/>
-          <w:sz w:val="28"/>
-          <w:szCs w:val="28"/>
-        </w:rPr>
-        <w:t xml:space="preserve">1.4 – Usando </w:t>
-      </w:r>
-      <w:r>
-        <w:rPr>
-          <w:b/>
-          <w:bCs/>
-          <w:sz w:val="28"/>
-          <w:szCs w:val="28"/>
-          <w:highlight w:val="none"/>
-          <w14:ligatures w14:val="none"/>
-        </w:rPr>
-        <w:t xml:space="preserve">LLMs para diferentes tarefas</w:t>
-      </w:r>
-      <w:r>
-        <w:rPr>
-          <w:b/>
-          <w:bCs/>
-          <w:sz w:val="28"/>
-          <w:szCs w:val="28"/>
-          <w:highlight w:val="none"/>
-          <w14:ligatures w14:val="none"/>
-        </w:rPr>
-      </w:r>
-      <w:r>
-        <w:rPr>
-          <w:b/>
-          <w:bCs/>
-          <w:sz w:val="28"/>
-          <w:szCs w:val="28"/>
-          <w:highlight w:val="none"/>
-          <w14:ligatures w14:val="none"/>
-        </w:rPr>
-      </w:r>
-    </w:p>
-    <w:p>
-      <w:pPr>
-        <w:pBdr/>
-        <w:shd w:val="nil" w:color="auto"/>
-        <w:spacing/>
-        <w:ind w:firstLine="0"/>
-        <w:jc w:val="both"/>
+        </w:rPr>
+        <w:t xml:space="preserve">As LLMs mais modernas </w:t>
+      </w:r>
+      <w:r>
         <w:rPr>
           <w:b w:val="0"/>
           <w:bCs w:val="0"/>
           <w:sz w:val="22"/>
           <w:szCs w:val="22"/>
           <w:highlight w:val="none"/>
-          <w14:ligatures w14:val="none"/>
-        </w:rPr>
-      </w:pPr>
-      <w:r>
-        <w:rPr>
-          <w:b/>
-          <w:bCs/>
-          <w:sz w:val="28"/>
-          <w:szCs w:val="28"/>
-          <w:highlight w:val="none"/>
-          <w14:ligatures w14:val="none"/>
-        </w:rPr>
-        <w:tab/>
+        </w:rPr>
+        <w:t xml:space="preserve">se baseiam na arquitetura transformer</w:t>
       </w:r>
       <w:r>
         <w:rPr>
@@ -3274,8 +3283,9 @@
           <w:sz w:val="22"/>
           <w:szCs w:val="22"/>
           <w:highlight w:val="none"/>
-        </w:rPr>
-        <w:t xml:space="preserve">As LLMs mais modernas </w:t>
+          <w:lang w:val="pt-BR"/>
+        </w:rPr>
+        <w:t xml:space="preserve">, que é uma arquitetura de rede neural profunda apresentadaem no artigo de 2017 *Attention is all You Need*. Para compree</w:t>
       </w:r>
       <w:r>
         <w:rPr>
@@ -3284,27 +3294,6 @@
           <w:sz w:val="22"/>
           <w:szCs w:val="22"/>
           <w:highlight w:val="none"/>
-        </w:rPr>
-        <w:t xml:space="preserve">se baseiam na arquitetura transformer</w:t>
-      </w:r>
-      <w:r>
-        <w:rPr>
-          <w:b w:val="0"/>
-          <w:bCs w:val="0"/>
-          <w:sz w:val="22"/>
-          <w:szCs w:val="22"/>
-          <w:highlight w:val="none"/>
-          <w:lang w:val="pt-BR"/>
-        </w:rPr>
-        <w:t xml:space="preserve">, que é uma arquitetura de rede neural profunda apresentadaem no artigo de 2017 *Attention is all You Need*. Para compree</w:t>
-      </w:r>
-      <w:r>
-        <w:rPr>
-          <w:b w:val="0"/>
-          <w:bCs w:val="0"/>
-          <w:sz w:val="22"/>
-          <w:szCs w:val="22"/>
-          <w:highlight w:val="none"/>
           <w:lang w:val="pt-BR"/>
         </w:rPr>
         <w:t xml:space="preserve">nder LLMs nós devemos revisar brevemente o transformer original. Que foi originalmente desenvolvido para tradução de máquina, tradução de textos em inglês para o alemão e francês. Uma versão sinplificada da arquitetura transformer é descrita na </w:t>
@@ -3322,8 +3311,8 @@
       </w:r>
       <w:r>
         <w:rPr>
-          <w:b/>
-          <w:bCs/>
+          <w:b w:val="0"/>
+          <w:bCs w:val="0"/>
           <w:sz w:val="22"/>
           <w:szCs w:val="22"/>
           <w:highlight w:val="none"/>
@@ -4267,6 +4256,24 @@
       </w:r>
       <w:r>
         <w:rPr>
+          <w:highlight w:val="none"/>
+          <w14:ligatures w14:val="none"/>
+        </w:rPr>
+      </w:r>
+      <w:r>
+        <w:rPr>
+          <w:highlight w:val="none"/>
+          <w14:ligatures w14:val="none"/>
+        </w:rPr>
+      </w:r>
+    </w:p>
+    <w:p>
+      <w:pPr>
+        <w:pBdr/>
+        <w:shd w:val="nil" w:color="auto"/>
+        <w:spacing/>
+        <w:ind/>
+        <w:rPr>
           <w:b/>
           <w:bCs/>
           <w:sz w:val="22"/>
@@ -4274,20 +4281,8 @@
           <w:highlight w:val="none"/>
           <w14:ligatures w14:val="none"/>
         </w:rPr>
-      </w:r>
-      <w:r>
-        <w:rPr>
-          <w:highlight w:val="none"/>
-          <w14:ligatures w14:val="none"/>
-        </w:rPr>
-      </w:r>
-    </w:p>
-    <w:p>
-      <w:pPr>
-        <w:pBdr/>
-        <w:shd w:val="nil" w:color="auto"/>
-        <w:spacing/>
-        <w:ind/>
+      </w:pPr>
+      <w:r>
         <w:rPr>
           <w:b/>
           <w:bCs/>
@@ -4296,7 +4291,8 @@
           <w:highlight w:val="none"/>
           <w14:ligatures w14:val="none"/>
         </w:rPr>
-      </w:pPr>
+        <w:br w:type="page" w:clear="all"/>
+      </w:r>
       <w:r>
         <w:rPr>
           <w:b/>
@@ -4306,7 +4302,6 @@
           <w:highlight w:val="none"/>
           <w14:ligatures w14:val="none"/>
         </w:rPr>
-        <w:br w:type="page" w:clear="all"/>
       </w:r>
       <w:r>
         <w:rPr>
@@ -4318,16 +4313,6 @@
           <w14:ligatures w14:val="none"/>
         </w:rPr>
       </w:r>
-      <w:r>
-        <w:rPr>
-          <w:b/>
-          <w:bCs/>
-          <w:sz w:val="22"/>
-          <w:szCs w:val="22"/>
-          <w:highlight w:val="none"/>
-          <w14:ligatures w14:val="none"/>
-        </w:rPr>
-      </w:r>
     </w:p>
     <w:p>
       <w:pPr>
@@ -4359,6 +4344,8 @@
           <w:bCs/>
           <w:sz w:val="28"/>
           <w:szCs w:val="28"/>
+          <w:highlight w:val="none"/>
+          <w14:ligatures w14:val="none"/>
         </w:rPr>
       </w:r>
       <w:r>
@@ -4456,7 +4443,7 @@
       </w:r>
       <w:r>
         <w:rPr>
-          <w:highlight w:val="none"/>
+          <w14:ligatures w14:val="none"/>
         </w:rPr>
       </w:r>
       <w:r>
@@ -4499,6 +4486,7 @@
           <w:b/>
           <w:bCs/>
           <w:highlight w:val="none"/>
+          <w14:ligatures w14:val="none"/>
         </w:rPr>
       </w:r>
       <w:r>
@@ -4594,6 +4582,7 @@
       <w:r>
         <w:rPr>
           <w:highlight w:val="none"/>
+          <w14:ligatures w14:val="none"/>
         </w:rPr>
       </w:r>
       <w:r>
@@ -4643,6 +4632,7 @@
       <w:r>
         <w:rPr>
           <w:highlight w:val="none"/>
+          <w14:ligatures w14:val="none"/>
         </w:rPr>
       </w:r>
       <w:r>
@@ -4690,6 +4680,7 @@
       <w:r>
         <w:rPr>
           <w:highlight w:val="none"/>
+          <w14:ligatures w14:val="none"/>
         </w:rPr>
       </w:r>
       <w:r>
@@ -4733,6 +4724,7 @@
           <w:b/>
           <w:bCs/>
           <w:highlight w:val="none"/>
+          <w14:ligatures w14:val="none"/>
         </w:rPr>
       </w:r>
       <w:r>
@@ -5050,6 +5042,7 @@
           <w:b w:val="0"/>
           <w:bCs w:val="0"/>
           <w:highlight w:val="none"/>
+          <w14:ligatures w14:val="none"/>
         </w:rPr>
       </w:r>
       <w:r>
@@ -5650,6 +5643,8 @@
           <w:bCs/>
           <w:sz w:val="28"/>
           <w:szCs w:val="28"/>
+          <w:highlight w:val="none"/>
+          <w14:ligatures w14:val="none"/>
         </w:rPr>
       </w:r>
       <w:r>
@@ -5705,8 +5700,8 @@
         <w:rPr>
           <w:b w:val="0"/>
           <w:bCs w:val="0"/>
-          <w:sz w:val="28"/>
-          <w:szCs w:val="28"/>
+          <w:highlight w:val="none"/>
+          <w14:ligatures w14:val="none"/>
         </w:rPr>
       </w:r>
       <w:r>
@@ -5768,7 +5763,10 @@
       </w:r>
       <w:r>
         <w:rPr>
-          <w:highlight w:val="none"/>
+          <w:b w:val="0"/>
+          <w:bCs w:val="0"/>
+          <w:highlight w:val="none"/>
+          <w:lang w:val="pt-BR"/>
         </w:rPr>
       </w:r>
       <w:r>
@@ -5814,6 +5812,7 @@
       <w:r>
         <w:rPr>
           <w:color w:val="0070c0"/>
+          <w:highlight w:val="none"/>
         </w:rPr>
       </w:r>
       <w:r>
@@ -5889,8 +5888,6 @@
       </w:r>
       <w:r>
         <w:rPr>
-          <w:b w:val="0"/>
-          <w:bCs w:val="0"/>
           <w:highlight w:val="none"/>
         </w:rPr>
       </w:r>
@@ -5947,8 +5944,6 @@
       </w:r>
       <w:r>
         <w:rPr>
-          <w:b w:val="0"/>
-          <w:bCs w:val="0"/>
           <w:highlight w:val="none"/>
         </w:rPr>
       </w:r>
@@ -6046,8 +6041,6 @@
       </w:r>
       <w:r>
         <w:rPr>
-          <w:b w:val="0"/>
-          <w:bCs w:val="0"/>
           <w:highlight w:val="none"/>
         </w:rPr>
       </w:r>
@@ -6105,8 +6098,6 @@
       </w:r>
       <w:r>
         <w:rPr>
-          <w:b w:val="0"/>
-          <w:bCs w:val="0"/>
           <w:highlight w:val="none"/>
         </w:rPr>
       </w:r>
@@ -6630,6 +6621,7 @@
           <w:bCs/>
           <w:sz w:val="28"/>
           <w:szCs w:val="28"/>
+          <w14:ligatures w14:val="none"/>
         </w:rPr>
       </w:r>
       <w:r>
@@ -7099,6 +7091,7 @@
           <w:sz w:val="28"/>
           <w:szCs w:val="28"/>
           <w:highlight w:val="none"/>
+          <w14:ligatures w14:val="none"/>
         </w:rPr>
       </w:r>
       <w:r>
@@ -7149,6 +7142,7 @@
           <w:bCs/>
           <w:sz w:val="28"/>
           <w:szCs w:val="28"/>
+          <w14:ligatures w14:val="none"/>
         </w:rPr>
       </w:r>
       <w:r>
@@ -7199,6 +7193,7 @@
       <w:r>
         <w:rPr>
           <w:highlight w:val="none"/>
+          <w14:ligatures w14:val="none"/>
         </w:rPr>
       </w:r>
       <w:r>
@@ -7235,6 +7230,7 @@
       <w:r>
         <w:rPr>
           <w:highlight w:val="none"/>
+          <w14:ligatures w14:val="none"/>
         </w:rPr>
       </w:r>
       <w:r>
@@ -7277,6 +7273,7 @@
       <w:r>
         <w:rPr>
           <w:highlight w:val="none"/>
+          <w14:ligatures w14:val="none"/>
         </w:rPr>
       </w:r>
       <w:r>
@@ -7347,6 +7344,7 @@
       <w:r>
         <w:rPr>
           <w:highlight w:val="none"/>
+          <w14:ligatures w14:val="none"/>
         </w:rPr>
       </w:r>
       <w:r>
@@ -7390,6 +7388,8 @@
       <w:r>
         <w:rPr>
           <w:highlight w:val="none"/>
+          <w:lang w:val="pt-BR"/>
+          <w14:ligatures w14:val="none"/>
         </w:rPr>
       </w:r>
       <w:r>
@@ -7450,6 +7450,7 @@
       <w:r>
         <w:rPr>
           <w:highlight w:val="none"/>
+          <w14:ligatures w14:val="none"/>
         </w:rPr>
       </w:r>
       <w:r>
@@ -7502,6 +7503,7 @@
       <w:r>
         <w:rPr>
           <w:highlight w:val="none"/>
+          <w14:ligatures w14:val="none"/>
         </w:rPr>
       </w:r>
       <w:r>
@@ -7542,6 +7544,7 @@
       <w:r>
         <w:rPr>
           <w:highlight w:val="none"/>
+          <w14:ligatures w14:val="none"/>
         </w:rPr>
       </w:r>
       <w:r>
@@ -7582,6 +7585,7 @@
       <w:r>
         <w:rPr>
           <w:highlight w:val="none"/>
+          <w14:ligatures w14:val="none"/>
         </w:rPr>
       </w:r>
       <w:r>
@@ -7622,6 +7626,7 @@
       <w:r>
         <w:rPr>
           <w:highlight w:val="none"/>
+          <w14:ligatures w14:val="none"/>
         </w:rPr>
       </w:r>
       <w:r>
@@ -7651,6 +7656,7 @@
       <w:r>
         <w:rPr>
           <w:highlight w:val="none"/>
+          <w14:ligatures w14:val="none"/>
         </w:rPr>
       </w:r>
       <w:r>
@@ -7711,7 +7717,9 @@
           <w:bCs/>
           <w:sz w:val="36"/>
           <w:szCs w:val="36"/>
-          <w:highlight w:val="yellow"/>
+          <w:highlight w:val="none"/>
+          <w:lang w:val="pt-BR"/>
+          <w14:ligatures w14:val="none"/>
         </w:rPr>
       </w:r>
       <w:r>
@@ -7747,6 +7755,7 @@
       <w:r>
         <w:rPr>
           <w:highlight w:val="none"/>
+          <w14:ligatures w14:val="none"/>
         </w:rPr>
       </w:r>
       <w:r>
@@ -7782,6 +7791,7 @@
       <w:r>
         <w:rPr>
           <w:highlight w:val="none"/>
+          <w14:ligatures w14:val="none"/>
         </w:rPr>
       </w:r>
       <w:r>
@@ -7822,6 +7832,7 @@
       <w:r>
         <w:rPr>
           <w:highlight w:val="none"/>
+          <w14:ligatures w14:val="none"/>
         </w:rPr>
       </w:r>
       <w:r>
@@ -7862,6 +7873,7 @@
       <w:r>
         <w:rPr>
           <w:highlight w:val="none"/>
+          <w14:ligatures w14:val="none"/>
         </w:rPr>
       </w:r>
       <w:r>
@@ -7902,6 +7914,7 @@
       <w:r>
         <w:rPr>
           <w:highlight w:val="none"/>
+          <w14:ligatures w14:val="none"/>
         </w:rPr>
       </w:r>
       <w:r>
@@ -7942,6 +7955,7 @@
       <w:r>
         <w:rPr>
           <w:highlight w:val="none"/>
+          <w14:ligatures w14:val="none"/>
         </w:rPr>
       </w:r>
       <w:r>
@@ -7964,7 +7978,14 @@
           <w:highlight w:val="none"/>
           <w14:ligatures w14:val="none"/>
         </w:rPr>
-        <w:t xml:space="preserve">No capítulo anterior, exploramos a estrutura geral dos grandes modelos de linguagem (LLMs) e vimos que eles são pré-treinados com vastas quantidades de texto. Especificamente, concentramo-nos em LLMs do tipo *decoder-only* (apenas decodificador) baseados na</w:t>
+        <w:t xml:space="preserve">N</w:t>
+      </w:r>
+      <w:r>
+        <w:rPr>
+          <w:highlight w:val="none"/>
+          <w14:ligatures w14:val="none"/>
+        </w:rPr>
+        <w:t xml:space="preserve">o capítulo anterior, exploramos a estrutura geral dos grandes modelos de linguagem (LLMs) e vimos que eles são pré-treinados com vastas quantidades de texto. Especificamente, concentramo-nos em LLMs do tipo *decoder-only* (apenas decodificador) baseados na</w:t>
       </w:r>
       <w:r>
         <w:rPr>
@@ -7978,7 +7999,7 @@
     <w:p>
       <w:pPr>
         <w:pBdr/>
-        <w:shd w:val="nil"/>
+        <w:shd w:val="nil" w:color="auto"/>
         <w:spacing/>
         <w:ind w:firstLine="708"/>
         <w:rPr>
@@ -7991,42 +8012,40 @@
           <w:highlight w:val="none"/>
           <w14:ligatures w14:val="none"/>
         </w:rPr>
-        <w:t xml:space="preserve">Durante a fase de pré-treinamento, os LLMs processam o texto palavra por palavra. O treinamento de LLMs com milhões a bilhões de parâmetros, utilizando uma tarefa de previsão da próxima palavra, resulta em modelos com capacidades impressionantes. Esses mode</w:t>
+        <w:t xml:space="preserve">D</w:t>
       </w:r>
       <w:r>
         <w:rPr>
           <w:highlight w:val="none"/>
           <w14:ligatures w14:val="none"/>
         </w:rPr>
-        <w:t xml:space="preserve">los podem, então, passar por um ajuste fino (*fine-tuning*) adicional para seguir instruções gerais ou realizar tarefas específicas. No entanto, antes de implementarmos e treinarmos LLMs nos próximos capítulos, precisamos preparar o conjunto de dados de tre</w:t>
+        <w:t xml:space="preserve">urante a fase de pré-treinamento, os LLMs processam o texto palavra por palavra. O treinamento de LLMs com milhões a bilhões de parâmetros, utilizando uma tarefa de previsão da próxima palavra, resulta em modelos com capacidades impressionantes. Esses mode</w:t>
       </w:r>
       <w:r>
         <w:rPr>
           <w:highlight w:val="none"/>
           <w14:ligatures w14:val="none"/>
         </w:rPr>
+        <w:t xml:space="preserve">l</w:t>
+      </w:r>
+      <w:r>
+        <w:rPr>
+          <w:highlight w:val="none"/>
+          <w14:ligatures w14:val="none"/>
+        </w:rPr>
+        <w:t xml:space="preserve">os podem, então, passar por um ajuste fino (*fine-tuning*) adicional para seguir instruções gerais ou realizar tarefas específicas. No entanto, antes de implementarmos e treinarmos LLMs nos próximos capítulos, precisamos preparar o conjunto de dados de tre</w:t>
+      </w:r>
+      <w:r>
+        <w:rPr>
+          <w:highlight w:val="none"/>
+          <w14:ligatures w14:val="none"/>
+        </w:rPr>
         <w:t xml:space="preserve">inamento — o foco deste capítulo, conforme ilustrado na Figura 2.1.</w:t>
       </w:r>
-      <w:r/>
       <w:r>
         <w:rPr>
           <w:highlight w:val="none"/>
           <w14:ligatures w14:val="none"/>
-        </w:rPr>
-      </w:r>
-      <w:r>
-        <w:rPr>
-          <w:highlight w:val="none"/>
-        </w:rPr>
-      </w:r>
-      <w:r>
-        <w:rPr>
-          <w:highlight w:val="none"/>
-        </w:rPr>
-      </w:r>
-      <w:r>
-        <w:rPr>
-          <w:highlight w:val="none"/>
         </w:rPr>
       </w:r>
       <w:r>
@@ -8075,11 +8094,7 @@
       <w:r>
         <w:rPr>
           <w:highlight w:val="none"/>
-        </w:rPr>
-      </w:r>
-      <w:r>
-        <w:rPr>
-          <w:highlight w:val="none"/>
+          <w14:ligatures w14:val="none"/>
         </w:rPr>
       </w:r>
       <w:r>
@@ -8178,37 +8193,7 @@
       <w:r>
         <w:rPr>
           <w:highlight w:val="none"/>
-        </w:rPr>
-      </w:r>
-      <w:r/>
-      <w:r/>
-      <w:r/>
-      <w:r>
-        <w:rPr>
-          <w:highlight w:val="none"/>
-        </w:rPr>
-      </w:r>
-      <w:r/>
-      <w:r/>
-      <w:r/>
-      <w:r/>
-      <w:r/>
-      <w:r/>
-      <w:r/>
-      <w:r>
-        <w:rPr>
-          <w:highlight w:val="none"/>
-        </w:rPr>
-      </w:r>
-      <w:r/>
-      <w:r>
-        <w:rPr>
-          <w:highlight w:val="none"/>
-        </w:rPr>
-      </w:r>
-      <w:r>
-        <w:rPr>
-          <w:highlight w:val="none"/>
+          <w14:ligatures w14:val="none"/>
         </w:rPr>
       </w:r>
       <w:r>
@@ -8221,7 +8206,7 @@
     <w:p>
       <w:pPr>
         <w:pBdr/>
-        <w:shd w:val="nil"/>
+        <w:shd w:val="nil" w:color="auto"/>
         <w:spacing/>
         <w:ind/>
         <w:rPr>
@@ -8248,23 +8233,14 @@
       <w:r>
         <w:rPr>
           <w:highlight w:val="none"/>
-        </w:rPr>
-      </w:r>
-      <w:r>
-        <w:rPr>
-          <w:highlight w:val="none"/>
-        </w:rPr>
-      </w:r>
-      <w:r>
-        <w:rPr>
-          <w:highlight w:val="none"/>
+          <w14:ligatures w14:val="none"/>
         </w:rPr>
       </w:r>
     </w:p>
     <w:p>
       <w:pPr>
         <w:pBdr/>
-        <w:shd w:val="nil"/>
+        <w:shd w:val="nil" w:color="auto"/>
         <w:spacing/>
         <w:ind/>
         <w:rPr>
@@ -8286,13 +8262,14 @@
       <w:r>
         <w:rPr>
           <w:highlight w:val="none"/>
+          <w14:ligatures w14:val="none"/>
         </w:rPr>
       </w:r>
     </w:p>
     <w:p>
       <w:pPr>
         <w:pBdr/>
-        <w:shd w:val="nil"/>
+        <w:shd w:val="nil" w:color="auto"/>
         <w:spacing/>
         <w:ind/>
         <w:rPr>
@@ -8310,7 +8287,6 @@
           <w:bCs/>
           <w:sz w:val="28"/>
           <w:szCs w:val="28"/>
-          <w:lang w:val="undefined" w:bidi="undefined"/>
         </w:rPr>
       </w:r>
       <w:r>
@@ -8319,7 +8295,6 @@
           <w:bCs/>
           <w:sz w:val="28"/>
           <w:szCs w:val="28"/>
-          <w:lang w:val="undefined"/>
         </w:rPr>
         <w:t xml:space="preserve">2.1 Compreendendo word embeddings</w:t>
       </w:r>
@@ -8329,7 +8304,6 @@
           <w:bCs/>
           <w:sz w:val="28"/>
           <w:szCs w:val="28"/>
-          <w:lang w:val="undefined" w:bidi="undefined"/>
         </w:rPr>
       </w:r>
       <w:r>
@@ -8338,13 +8312,15 @@
           <w:bCs/>
           <w:sz w:val="28"/>
           <w:szCs w:val="28"/>
+          <w:highlight w:val="none"/>
+          <w14:ligatures w14:val="none"/>
         </w:rPr>
       </w:r>
     </w:p>
     <w:p>
       <w:pPr>
         <w:pBdr/>
-        <w:shd w:val="nil"/>
+        <w:shd w:val="nil" w:color="auto"/>
         <w:spacing/>
         <w:ind w:firstLine="708"/>
         <w:jc w:val="both"/>
@@ -8358,19 +8334,31 @@
           <w:highlight w:val="none"/>
           <w14:ligatures w14:val="none"/>
         </w:rPr>
-        <w:t xml:space="preserve">Modelos de redes neurais profundas, incluindo LLMs, não conseguem processar texto bruto diretamente. Como o texto é categórico, ele não é compatível com as operações matemáticas utilizadas para implementar e treinar redes neurais. Portanto, precisamos de um</w:t>
+        <w:t xml:space="preserve">M</w:t>
       </w:r>
       <w:r>
         <w:rPr>
           <w:highlight w:val="none"/>
           <w14:ligatures w14:val="none"/>
         </w:rPr>
+        <w:t xml:space="preserve">odelos de redes neurais profundas, incluindo LLMs, não conseguem processar texto bruto diretamente. Como o texto é categórico, ele não é compatível com as operações matemáticas utilizadas para implementar e treinar redes neurais. Portanto, precisamos de um</w:t>
+      </w:r>
+      <w:r>
+        <w:rPr>
+          <w:highlight w:val="none"/>
+          <w14:ligatures w14:val="none"/>
+        </w:rPr>
         <w:t xml:space="preserve">a maneira de representar palavras como vetores de valores contínuos. (Leitores não familiarizados com vetores e tensores em um contexto computacional podem saber mais no Apêndice A, seção A2.2, "Entendendo tensores".)</w:t>
       </w:r>
       <w:r>
         <w:rPr>
           <w:highlight w:val="none"/>
-          <w:lang w:val="undefined"/>
+          <w14:ligatures w14:val="none"/>
+        </w:rPr>
+      </w:r>
+      <w:r>
+        <w:rPr>
+          <w:highlight w:val="none"/>
           <w14:ligatures w14:val="none"/>
         </w:rPr>
       </w:r>
@@ -8378,7 +8366,7 @@
     <w:p>
       <w:pPr>
         <w:pBdr/>
-        <w:shd w:val="nil"/>
+        <w:shd w:val="nil" w:color="auto"/>
         <w:spacing/>
         <w:ind w:firstLine="708"/>
         <w:jc w:val="both"/>
@@ -8392,7 +8380,14 @@
           <w:highlight w:val="none"/>
           <w14:ligatures w14:val="none"/>
         </w:rPr>
-        <w:t xml:space="preserve">O conceito de converter dados em um formato vetorial é frequentemente chamado de *embedding*. Utilizando uma camada específica de rede neural ou outro modelo de rede neural pré-treinado, podemos criar *embeddings* para diferentes tipos de dados — como vídeo</w:t>
+        <w:t xml:space="preserve">O</w:t>
+      </w:r>
+      <w:r>
+        <w:rPr>
+          <w:highlight w:val="none"/>
+          <w14:ligatures w14:val="none"/>
+        </w:rPr>
+        <w:t xml:space="preserve"> conceito de converter dados em um formato vetorial é frequentemente chamado de *embedding*. Utilizando uma camada específica de rede neural ou outro modelo de rede neural pré-treinado, podemos criar *embeddings* para diferentes tipos de dados — como vídeo</w:t>
       </w:r>
       <w:r>
         <w:rPr>
@@ -8474,13 +8469,13 @@
       <w:r>
         <w:rPr>
           <w:highlight w:val="none"/>
+          <w14:ligatures w14:val="none"/>
+        </w:rPr>
+      </w:r>
+      <w:r>
+        <w:rPr>
+          <w:highlight w:val="none"/>
           <w:lang w:val="pt-BR"/>
-          <w14:ligatures w14:val="none"/>
-        </w:rPr>
-      </w:r>
-      <w:r>
-        <w:rPr>
-          <w:highlight w:val="none"/>
           <w14:ligatures w14:val="none"/>
         </w:rPr>
       </w:r>
@@ -8577,43 +8572,44 @@
       <w:r>
         <w:rPr>
           <w:highlight w:val="none"/>
+          <w14:ligatures w14:val="none"/>
+        </w:rPr>
+      </w:r>
+      <w:r>
+        <w:rPr>
+          <w:highlight w:val="none"/>
           <w:lang w:val="pt-BR"/>
           <w14:ligatures w14:val="none"/>
         </w:rPr>
       </w:r>
-      <w:r>
+    </w:p>
+    <w:p>
+      <w:pPr>
+        <w:pBdr/>
+        <w:shd w:val="nil" w:color="000000"/>
+        <w:spacing/>
+        <w:ind w:right="0" w:firstLine="708" w:left="0"/>
+        <w:jc w:val="both"/>
         <w:rPr>
           <w:highlight w:val="none"/>
           <w:lang w:val="pt-BR"/>
           <w14:ligatures w14:val="none"/>
         </w:rPr>
-      </w:r>
-      <w:r>
-        <w:rPr>
-          <w:highlight w:val="none"/>
-          <w14:ligatures w14:val="none"/>
-        </w:rPr>
-      </w:r>
-    </w:p>
-    <w:p>
-      <w:pPr>
-        <w:pBdr/>
-        <w:shd w:val="nil" w:color="000000"/>
-        <w:spacing/>
-        <w:ind w:right="0" w:firstLine="708" w:left="0"/>
-        <w:jc w:val="both"/>
+      </w:pPr>
+      <w:r>
         <w:rPr>
           <w:highlight w:val="none"/>
           <w:lang w:val="pt-BR"/>
           <w14:ligatures w14:val="none"/>
         </w:rPr>
-      </w:pPr>
+      </w:r>
       <w:r>
         <w:rPr>
           <w:highlight w:val="none"/>
           <w:lang w:val="pt-BR"/>
           <w14:ligatures w14:val="none"/>
         </w:rPr>
+        <w:t xml:space="preserve">C</w:t>
       </w:r>
       <w:r>
         <w:rPr>
@@ -8621,7 +8617,7 @@
           <w:lang w:val="pt-BR"/>
           <w14:ligatures w14:val="none"/>
         </w:rPr>
-        <w:t xml:space="preserve">Como mostrado na Figura 2.2, podemos processar diversos formatos de dados diferentes por meio de modelos de *embedding*. No entanto, é importante observar que formatos de dados distintos exigem modelos de *embedding* diferentes. Por exemplo, um modelo de *e</w:t>
+        <w:t xml:space="preserve">omo mostrado na Figura 2.2, podemos processar diversos formatos de dados diferentes por meio de modelos de *embedding*. No entanto, é importante observar que formatos de dados distintos exigem modelos de *embedding* diferentes. Por exemplo, um modelo de *e</w:t>
       </w:r>
       <w:r>
         <w:rPr>
@@ -8630,13 +8626,6 @@
           <w14:ligatures w14:val="none"/>
         </w:rPr>
         <w:t xml:space="preserve">mbedding* projetado para texto não seria adequado para gerar *embeddings* de dados de áudio ou vídeo.</w:t>
-      </w:r>
-      <w:r>
-        <w:rPr>
-          <w:highlight w:val="none"/>
-          <w:lang w:val="pt-BR"/>
-          <w14:ligatures w14:val="none"/>
-        </w:rPr>
       </w:r>
       <w:r>
         <w:rPr>
@@ -8668,7 +8657,15 @@
           <w:lang w:val="pt-BR" w:bidi="pt-BR"/>
           <w14:ligatures w14:val="none"/>
         </w:rPr>
-        <w:t xml:space="preserve">Em sua essência, um *embedding* é um mapeamento de objetos discretos — como palavras, imagens ou até mesmo documentos inteiros — para pontos em um espaço vetorial contínuo; o objetivo principal dos *embeddings* é converter dados não numéricos em um formato </w:t>
+        <w:t xml:space="preserve">E</w:t>
+      </w:r>
+      <w:r>
+        <w:rPr>
+          <w:highlight w:val="none"/>
+          <w:lang w:val="pt-BR" w:bidi="pt-BR"/>
+          <w14:ligatures w14:val="none"/>
+        </w:rPr>
+        <w:t xml:space="preserve">m sua essência, um *embedding* é um mapeamento de objetos discretos — como palavras, imagens ou até mesmo documentos inteiros — para pontos em um espaço vetorial contínuo; o objetivo principal dos *embeddings* é converter dados não numéricos em um formato </w:t>
       </w:r>
       <w:r>
         <w:rPr>
@@ -8699,7 +8696,7 @@
           <w:lang w:val="pt-BR" w:bidi="pt-BR"/>
           <w14:ligatures w14:val="none"/>
         </w:rPr>
-        <w:t xml:space="preserve">Embora os *embeddings* de palavras sejam a forma mais comum de *embedding* de texto, também existem *embeddings* para frases, parágrafos ou documentos completos. *Embeddings* de frases ou parágrafos são escolhas populares para a geração aumentada por recupe</w:t>
+        <w:t xml:space="preserve">E</w:t>
       </w:r>
       <w:r>
         <w:rPr>
@@ -8707,7 +8704,7 @@
           <w:lang w:val="pt-BR" w:bidi="pt-BR"/>
           <w14:ligatures w14:val="none"/>
         </w:rPr>
-        <w:t xml:space="preserve">ração (*retrieval-augmented generation*). Essa técnica combina a geração (como a produção de texto) com a recuperação (como a busca em uma base de conhecimento externa) para obter informações relevantes durante a geração do texto, mas ela vai além do escopo</w:t>
+        <w:t xml:space="preserve">mbora os *embeddings* de palavras sejam a forma mais comum de *embedding* de texto, também existem *embeddings* para frases, parágrafos ou documentos completos. *Embeddings* de frases ou parágrafos são escolhas populares para a geração aumentada por recupe</w:t>
       </w:r>
       <w:r>
         <w:rPr>
@@ -8715,15 +8712,15 @@
           <w:lang w:val="pt-BR" w:bidi="pt-BR"/>
           <w14:ligatures w14:val="none"/>
         </w:rPr>
-        <w:t xml:space="preserve"> deste livro. Como nosso objetivo é treinar LLMs semelhantes ao GPT — que aprendem a gerar texto uma palavra de cada vez —, este capítulo concentra-se nos *embeddings* de palavras.</w:t>
-      </w:r>
-      <w:r/>
+        <w:t xml:space="preserve">r</w:t>
+      </w:r>
       <w:r>
         <w:rPr>
           <w:highlight w:val="none"/>
           <w:lang w:val="pt-BR" w:bidi="pt-BR"/>
           <w14:ligatures w14:val="none"/>
         </w:rPr>
+        <w:t xml:space="preserve">ação (*retrieval-augmented generation*). Essa técnica combina a geração (como a produção de texto) com a recuperação (como a busca em uma base de conhecimento externa) para obter informações relevantes durante a geração do texto, mas ela vai além do escopo</w:t>
       </w:r>
       <w:r>
         <w:rPr>
@@ -8731,6 +8728,7 @@
           <w:lang w:val="pt-BR" w:bidi="pt-BR"/>
           <w14:ligatures w14:val="none"/>
         </w:rPr>
+        <w:t xml:space="preserve"> deste livro. Como nosso objetivo é treinar LLMs semelhantes ao GPT — que aprendem a gerar texto uma palavra de cada vez —, este capítulo concentra-se nos *embeddings* de palavras.</w:t>
       </w:r>
       <w:r>
         <w:rPr>
@@ -8739,6 +8737,13 @@
           <w14:ligatures w14:val="none"/>
         </w:rPr>
       </w:r>
+      <w:r>
+        <w:rPr>
+          <w:highlight w:val="none"/>
+          <w:lang w:val="pt-BR" w:bidi="pt-BR"/>
+          <w14:ligatures w14:val="none"/>
+        </w:rPr>
+      </w:r>
     </w:p>
     <w:p>
       <w:pPr>
@@ -8766,7 +8771,7 @@
           <w:lang w:val="pt-BR" w:bidi="pt-BR"/>
           <w14:ligatures w14:val="none"/>
         </w:rPr>
-        <w:t xml:space="preserve">Vários algoritmos e frameworks foram desenvolvidos para gerar *word embeddings*. Um dos exemplos mais antigos e populares é a abordagem Word2Vec. O Word2Vec utiliza uma arquitetura de rede neural treinada para gerar *word embeddings* ao prever o contexto de</w:t>
+        <w:t xml:space="preserve">V</w:t>
       </w:r>
       <w:r>
         <w:rPr>
@@ -8774,7 +8779,7 @@
           <w:lang w:val="pt-BR" w:bidi="pt-BR"/>
           <w14:ligatures w14:val="none"/>
         </w:rPr>
-        <w:t xml:space="preserve"> uma palavra a partir da palavra-alvo, ou vice-versa. A ideia central por trás do Word2Vec é que palavras que aparecem em contextos semelhantes tendem a ter significados parecidos. Consequentemente, ao projetar essas representações em um espaço bidimensiona</w:t>
+        <w:t xml:space="preserve">ários algoritmos e frameworks foram desenvolvidos para gerar *word embeddings*. Um dos exemplos mais antigos e populares é a abordagem Word2Vec. O Word2Vec utiliza uma arquitetura de rede neural treinada para gerar *word embeddings* ao prever o contexto de</w:t>
       </w:r>
       <w:r>
         <w:rPr>
@@ -8782,7 +8787,7 @@
           <w:lang w:val="pt-BR" w:bidi="pt-BR"/>
           <w14:ligatures w14:val="none"/>
         </w:rPr>
-        <w:t xml:space="preserve">l para fins de visualização, observa-se que termos semelhantes se agrupam, conforme ilustrado na Figura 2.3.</w:t>
+        <w:t xml:space="preserve"> </w:t>
       </w:r>
       <w:r>
         <w:rPr>
@@ -8790,6 +8795,7 @@
           <w:lang w:val="pt-BR" w:bidi="pt-BR"/>
           <w14:ligatures w14:val="none"/>
         </w:rPr>
+        <w:t xml:space="preserve">uma palavra a partir da palavra-alvo, ou vice-versa. A ideia central por trás do Word2Vec é que palavras que aparecem em contextos semelhantes tendem a ter significados parecidos. Consequentemente, ao projetar essas representações em um espaço bidimensiona</w:t>
       </w:r>
       <w:r>
         <w:rPr>
@@ -8797,6 +8803,7 @@
           <w:lang w:val="pt-BR" w:bidi="pt-BR"/>
           <w14:ligatures w14:val="none"/>
         </w:rPr>
+        <w:t xml:space="preserve">l para fins de visualização, observa-se que termos semelhantes se agrupam, conforme ilustrado na Figura 2.3.</w:t>
       </w:r>
       <w:r>
         <w:rPr>
@@ -8805,6 +8812,13 @@
           <w14:ligatures w14:val="none"/>
         </w:rPr>
       </w:r>
+      <w:r>
+        <w:rPr>
+          <w:highlight w:val="none"/>
+          <w:lang w:val="pt-BR" w:bidi="pt-BR"/>
+          <w14:ligatures w14:val="none"/>
+        </w:rPr>
+      </w:r>
     </w:p>
     <w:p>
       <w:pPr>
@@ -8828,20 +8842,21 @@
       </w:r>
       <w:r>
         <w:rPr>
+          <w:b/>
+          <w:bCs/>
           <w:highlight w:val="none"/>
           <w:lang w:val="pt-BR" w:bidi="pt-BR"/>
           <w14:ligatures w14:val="none"/>
         </w:rPr>
-      </w:r>
-      <w:r>
-        <w:rPr>
-          <w:b/>
-          <w:bCs/>
+        <w:t xml:space="preserve">Figura 2.3</w:t>
+      </w:r>
+      <w:r>
+        <w:rPr>
           <w:highlight w:val="none"/>
           <w:lang w:val="pt-BR" w:bidi="pt-BR"/>
           <w14:ligatures w14:val="none"/>
         </w:rPr>
-        <w:t xml:space="preserve">Figura 2.3</w:t>
+        <w:t xml:space="preserve"> Se os *word embeddings* forem bidimensionais, podemos representá-los em um gráfico de dispersão bidimensional para fins de visualização, conforme mostrado aqui. Ao utilizar técnicas de *word embedding*, como o Word2Vec, palavras que correspondem </w:t>
       </w:r>
       <w:r>
         <w:rPr>
@@ -8849,27 +8864,19 @@
           <w:lang w:val="pt-BR" w:bidi="pt-BR"/>
           <w14:ligatures w14:val="none"/>
         </w:rPr>
-        <w:t xml:space="preserve"> Se os *word embeddings* forem bidimensionais, podemos representá-los em um gráfico de dispersão bidimensional para fins de visualização, conforme mostrado aqui. Ao utilizar técnicas de *word embedding*, como o Word2Vec, palavras que correspondem </w:t>
+        <w:t xml:space="preserve">a conceitos semelhantes frequentemente aparecem próximas umas das outras no espaço de *embedding*. Por exemplo, diferentes tipos de aves aparecem mais próximos entre si no espaço de *embedding* do que países e cidades.</w:t>
+      </w:r>
+      <w:r>
+        <w:rPr>
+          <w:highlight w:val="none"/>
+          <w:lang w:val="pt-BR"/>
+          <w14:ligatures w14:val="none"/>
+        </w:rPr>
       </w:r>
       <w:r>
         <w:rPr>
           <w:highlight w:val="none"/>
           <w:lang w:val="pt-BR" w:bidi="pt-BR"/>
-          <w14:ligatures w14:val="none"/>
-        </w:rPr>
-        <w:t xml:space="preserve">a conceitos semelhantes frequentemente aparecem próximas umas das outras no espaço de *embedding*. Por exemplo, diferentes tipos de aves aparecem mais próximos entre si no espaço de *embedding* do que países e cidades.</w:t>
-      </w:r>
-      <w:r>
-        <w:rPr>
-          <w:highlight w:val="none"/>
-          <w:lang w:val="pt-BR" w:bidi="pt-BR"/>
-          <w14:ligatures w14:val="none"/>
-        </w:rPr>
-      </w:r>
-      <w:r>
-        <w:rPr>
-          <w:highlight w:val="none"/>
-          <w:lang w:val="pt-BR"/>
           <w14:ligatures w14:val="none"/>
         </w:rPr>
       </w:r>
@@ -8966,11 +8973,31 @@
       <w:r>
         <w:rPr>
           <w:highlight w:val="none"/>
+          <w:lang w:val="pt-BR"/>
+          <w14:ligatures w14:val="none"/>
+        </w:rPr>
+      </w:r>
+      <w:r>
+        <w:rPr>
+          <w:highlight w:val="none"/>
           <w:lang w:val="pt-BR" w:bidi="pt-BR"/>
           <w14:ligatures w14:val="none"/>
         </w:rPr>
       </w:r>
-      <w:r/>
+    </w:p>
+    <w:p>
+      <w:pPr>
+        <w:pBdr/>
+        <w:shd w:val="nil" w:color="000000"/>
+        <w:spacing/>
+        <w:ind w:right="0" w:firstLine="708" w:left="0"/>
+        <w:jc w:val="both"/>
+        <w:rPr>
+          <w:highlight w:val="none"/>
+          <w:lang w:val="pt-BR"/>
+          <w14:ligatures w14:val="none"/>
+        </w:rPr>
+      </w:pPr>
       <w:r>
         <w:rPr>
           <w:highlight w:val="none"/>
@@ -9002,17 +9029,10 @@
         <w:jc w:val="both"/>
         <w:rPr>
           <w:highlight w:val="none"/>
-          <w:lang w:val="pt-BR"/>
-          <w14:ligatures w14:val="none"/>
-        </w:rPr>
-      </w:pPr>
-      <w:r>
-        <w:rPr>
-          <w:highlight w:val="none"/>
           <w:lang w:val="pt-BR" w:bidi="pt-BR"/>
           <w14:ligatures w14:val="none"/>
         </w:rPr>
-      </w:r>
+      </w:pPr>
       <w:r>
         <w:rPr>
           <w:highlight w:val="none"/>
@@ -9026,6 +9046,37 @@
           <w:lang w:val="pt-BR" w:bidi="pt-BR"/>
           <w14:ligatures w14:val="none"/>
         </w:rPr>
+        <w:t xml:space="preserve">O</w:t>
+      </w:r>
+      <w:r>
+        <w:rPr>
+          <w:highlight w:val="none"/>
+          <w:lang w:val="pt-BR" w:bidi="pt-BR"/>
+          <w14:ligatures w14:val="none"/>
+        </w:rPr>
+        <w:t xml:space="preserve">s *word embeddings* podem ter dimensões variadas, indo de uma até milhares. Como mostrado na Figura 2.3, podemos optar por *word embeddings* bidimensionais para fins de visualização. Uma dimensionalidade mais elevada pode capturar relações mais sutis, poré</w:t>
+      </w:r>
+      <w:r>
+        <w:rPr>
+          <w:highlight w:val="none"/>
+          <w:lang w:val="pt-BR" w:bidi="pt-BR"/>
+          <w14:ligatures w14:val="none"/>
+        </w:rPr>
+        <w:t xml:space="preserve">m ao custo da eficiência computacional.</w:t>
+      </w:r>
+      <w:r>
+        <w:rPr>
+          <w:highlight w:val="none"/>
+          <w:lang w:val="pt-BR" w:bidi="pt-BR"/>
+          <w14:ligatures w14:val="none"/>
+        </w:rPr>
+      </w:r>
+      <w:r>
+        <w:rPr>
+          <w:highlight w:val="none"/>
+          <w:lang w:val="pt-BR" w:bidi="pt-BR"/>
+          <w14:ligatures w14:val="none"/>
+        </w:rPr>
       </w:r>
     </w:p>
     <w:p>
@@ -9054,7 +9105,7 @@
           <w:lang w:val="pt-BR" w:bidi="pt-BR"/>
           <w14:ligatures w14:val="none"/>
         </w:rPr>
-        <w:t xml:space="preserve">Os *word embeddings* podem ter dimensões variadas, indo de uma até milhares. Como mostrado na Figura 2.3, podemos optar por *word embeddings* bidimensionais para fins de visualização. Uma dimensionalidade mais elevada pode capturar relações mais sutis, poré</w:t>
+        <w:t xml:space="preserve">E</w:t>
       </w:r>
       <w:r>
         <w:rPr>
@@ -9062,7 +9113,7 @@
           <w:lang w:val="pt-BR" w:bidi="pt-BR"/>
           <w14:ligatures w14:val="none"/>
         </w:rPr>
-        <w:t xml:space="preserve">m ao custo da eficiência computacional.</w:t>
+        <w:t xml:space="preserve">mbora possamos utilizar modelos pré-treinados, como o Word2Vec, para gerar *embeddings* para modelos de aprendizado de máquina, os LLMs geralmente produzem seus próprios *embeddings*, que fazem parte da camada de entrada e são atualizados durante o treinam</w:t>
       </w:r>
       <w:r>
         <w:rPr>
@@ -9070,6 +9121,7 @@
           <w:lang w:val="pt-BR" w:bidi="pt-BR"/>
           <w14:ligatures w14:val="none"/>
         </w:rPr>
+        <w:t xml:space="preserve">e</w:t>
       </w:r>
       <w:r>
         <w:rPr>
@@ -9077,6 +9129,7 @@
           <w:lang w:val="pt-BR" w:bidi="pt-BR"/>
           <w14:ligatures w14:val="none"/>
         </w:rPr>
+        <w:t xml:space="preserve">nto. A vantagem de otimizar os *embeddings* como parte do treinamento do LLM, em vez de usar o Word2Vec, é que eles são otimizados para a tarefa e os dados específicos em questão. Implementaremos essas camadas de *embedding* mais adiante neste capítulo. Al</w:t>
       </w:r>
       <w:r>
         <w:rPr>
@@ -9084,6 +9137,21 @@
           <w:lang w:val="pt-BR" w:bidi="pt-BR"/>
           <w14:ligatures w14:val="none"/>
         </w:rPr>
+        <w:t xml:space="preserve">ém disso, os LLMs também podem criar *embeddings* de saída contextualizados, conforme discutimos no capítulo 3.</w:t>
+      </w:r>
+      <w:r>
+        <w:rPr>
+          <w:highlight w:val="none"/>
+          <w:lang w:val="pt-BR" w:bidi="pt-BR"/>
+          <w14:ligatures w14:val="none"/>
+        </w:rPr>
+      </w:r>
+      <w:r>
+        <w:rPr>
+          <w:highlight w:val="none"/>
+          <w:lang w:val="pt-BR" w:bidi="pt-BR"/>
+          <w14:ligatures w14:val="none"/>
+        </w:rPr>
       </w:r>
     </w:p>
     <w:p>
@@ -9112,7 +9180,7 @@
           <w:lang w:val="pt-BR" w:bidi="pt-BR"/>
           <w14:ligatures w14:val="none"/>
         </w:rPr>
-        <w:t xml:space="preserve">Embora possamos utilizar modelos pré-treinados, como o Word2Vec, para gerar *embeddings* para modelos de aprendizado de máquina, os LLMs geralmente produzem seus próprios *embeddings*, que fazem parte da camada de entrada e são atualizados durante o treinam</w:t>
+        <w:t xml:space="preserve">I</w:t>
       </w:r>
       <w:r>
         <w:rPr>
@@ -9120,7 +9188,7 @@
           <w:lang w:val="pt-BR" w:bidi="pt-BR"/>
           <w14:ligatures w14:val="none"/>
         </w:rPr>
-        <w:t xml:space="preserve">ento. A vantagem de otimizar os *embeddings* como parte do treinamento do LLM, em vez de usar o Word2Vec, é que eles são otimizados para a tarefa e os dados específicos em questão. Implementaremos essas camadas de *embedding* mais adiante neste capítulo. Al</w:t>
+        <w:t xml:space="preserve">nfelizmente, embeddings de alta dimensionalidade representam um desafio para a visualização, pois nossa percepção sensorial e as representações gráficas comuns são inerentemente limitadas a três dimensões ou menos — razão pela qual a Figura 2.3 exibiu embe</w:t>
       </w:r>
       <w:r>
         <w:rPr>
@@ -9128,7 +9196,7 @@
           <w:lang w:val="pt-BR" w:bidi="pt-BR"/>
           <w14:ligatures w14:val="none"/>
         </w:rPr>
-        <w:t xml:space="preserve">ém disso, os LLMs também podem criar *embeddings* de saída contextualizados, conforme discutimos no capítulo 3.</w:t>
+        <w:t xml:space="preserve">d</w:t>
       </w:r>
       <w:r>
         <w:rPr>
@@ -9136,6 +9204,7 @@
           <w:lang w:val="pt-BR" w:bidi="pt-BR"/>
           <w14:ligatures w14:val="none"/>
         </w:rPr>
+        <w:t xml:space="preserve">dings bidimensionais em um gráfico de dispersão de duas dimensões. No entanto, ao trabalhar com LLMs, geralmente utilizamos embeddings com dimensionalidade muito superior àquela mostrada na Figura 2.3. Tanto para o GPT-2 quanto para o GPT-3, o tamanho do e</w:t>
       </w:r>
       <w:r>
         <w:rPr>
@@ -9143,15 +9212,61 @@
           <w:lang w:val="pt-BR" w:bidi="pt-BR"/>
           <w14:ligatures w14:val="none"/>
         </w:rPr>
+        <w:t xml:space="preserve">m</w:t>
+      </w:r>
+      <w:r>
+        <w:rPr>
+          <w:highlight w:val="none"/>
+          <w:lang w:val="pt-BR" w:bidi="pt-BR"/>
+          <w14:ligatures w14:val="none"/>
+        </w:rPr>
+        <w:t xml:space="preserve">bedding (frequentemente referido como a dimensionalidade dos estados ocultos do modelo) varia de acordo com a variante e o tamanho específicos do modelo. Trata-se de um equilíbrio entre desempenho e eficiência. Para citar exemplos concretos, os modelos GPT</w:t>
+      </w:r>
+      <w:r>
+        <w:rPr>
+          <w:highlight w:val="none"/>
+          <w:lang w:val="pt-BR" w:bidi="pt-BR"/>
+          <w14:ligatures w14:val="none"/>
+        </w:rPr>
+        <w:t xml:space="preserve">-</w:t>
+      </w:r>
+      <w:r>
+        <w:rPr>
+          <w:highlight w:val="none"/>
+          <w:lang w:val="pt-BR" w:bidi="pt-BR"/>
+          <w14:ligatures w14:val="none"/>
+        </w:rPr>
+        <w:t xml:space="preserve">2 menores (117 milhões e 125 milhões de parâmetros) utilizam um tamanho de embedding de 768 dimensões, enquanto o maior modelo GPT-3 (175 bilhões de parâmetros) utiliza um tamanho de embedding de 12.288 dimensões. As seções seguintes deste capítulo descrev</w:t>
+      </w:r>
+      <w:r>
+        <w:rPr>
+          <w:highlight w:val="none"/>
+          <w:lang w:val="pt-BR" w:bidi="pt-BR"/>
+          <w14:ligatures w14:val="none"/>
+        </w:rPr>
+        <w:t xml:space="preserve">erão as etapas necessárias para preparar os embeddings utilizados por um LLM, incluindo a divisão do texto em palavras, a conversão de palavras em tokens e a transformação de tokens em vetores de embedding.</w:t>
+      </w:r>
+      <w:r>
+        <w:rPr>
+          <w:highlight w:val="none"/>
+          <w:lang w:val="pt-BR" w:bidi="pt-BR"/>
+          <w14:ligatures w14:val="none"/>
+        </w:rPr>
+      </w:r>
+      <w:r>
+        <w:rPr>
+          <w:highlight w:val="none"/>
+          <w:lang w:val="pt-BR" w:bidi="pt-BR"/>
+          <w14:ligatures w14:val="none"/>
+        </w:rPr>
       </w:r>
     </w:p>
     <w:p>
       <w:pPr>
         <w:pBdr/>
-        <w:shd w:val="nil" w:color="000000"/>
-        <w:spacing/>
-        <w:ind w:right="0" w:firstLine="708" w:left="0"/>
-        <w:jc w:val="both"/>
+        <w:shd w:val="nil" w:color="auto"/>
+        <w:spacing/>
+        <w:ind/>
         <w:rPr>
           <w:highlight w:val="none"/>
           <w:lang w:val="pt-BR" w:bidi="pt-BR"/>
@@ -9164,6 +9279,7 @@
           <w:lang w:val="pt-BR" w:bidi="pt-BR"/>
           <w14:ligatures w14:val="none"/>
         </w:rPr>
+        <w:br w:type="page" w:clear="all"/>
       </w:r>
       <w:r>
         <w:rPr>
@@ -9171,7 +9287,6 @@
           <w:lang w:val="pt-BR" w:bidi="pt-BR"/>
           <w14:ligatures w14:val="none"/>
         </w:rPr>
-        <w:t xml:space="preserve">Infelizmente, embeddings de alta dimensionalidade representam um desafio para a visualização, pois nossa percepção sensorial e as representações gráficas comuns são inerentemente limitadas a três dimensões ou menos — razão pela qual a Figura 2.3 exibiu embe</w:t>
       </w:r>
       <w:r>
         <w:rPr>
@@ -9179,93 +9294,12 @@
           <w:lang w:val="pt-BR" w:bidi="pt-BR"/>
           <w14:ligatures w14:val="none"/>
         </w:rPr>
-        <w:t xml:space="preserve">ddings bidimensionais em um gráfico de dispersão de duas dimensões. No entanto, ao trabalhar com LLMs, geralmente utilizamos embeddings com dimensionalidade muito superior àquela mostrada na Figura 2.3. Tanto para o GPT-2 quanto para o GPT-3, o tamanho do e</w:t>
-      </w:r>
-      <w:r>
-        <w:rPr>
-          <w:highlight w:val="none"/>
-          <w:lang w:val="pt-BR" w:bidi="pt-BR"/>
-          <w14:ligatures w14:val="none"/>
-        </w:rPr>
-        <w:t xml:space="preserve">mbedding (frequentemente referido como a dimensionalidade dos estados ocultos do modelo) varia de acordo com a variante e o tamanho específicos do modelo. Trata-se de um equilíbrio entre desempenho e eficiência. Para citar exemplos concretos, os modelos GPT</w:t>
-      </w:r>
-      <w:r>
-        <w:rPr>
-          <w:highlight w:val="none"/>
-          <w:lang w:val="pt-BR" w:bidi="pt-BR"/>
-          <w14:ligatures w14:val="none"/>
-        </w:rPr>
-        <w:t xml:space="preserve">-2 menores (117 milhões e 125 milhões de parâmetros) utilizam um tamanho de embedding de 768 dimensões, enquanto o maior modelo GPT-3 (175 bilhões de parâmetros) utiliza um tamanho de embedding de 12.288 dimensões. As seções seguintes deste capítulo descrev</w:t>
-      </w:r>
-      <w:r>
-        <w:rPr>
-          <w:highlight w:val="none"/>
-          <w:lang w:val="pt-BR" w:bidi="pt-BR"/>
-          <w14:ligatures w14:val="none"/>
-        </w:rPr>
-        <w:t xml:space="preserve">erão as etapas necessárias para preparar os embeddings utilizados por um LLM, incluindo a divisão do texto em palavras, a conversão de palavras em tokens e a transformação de tokens em vetores de embedding.</w:t>
-      </w:r>
-      <w:r>
-        <w:rPr>
-          <w:highlight w:val="none"/>
-          <w:lang w:val="pt-BR" w:bidi="pt-BR"/>
-          <w14:ligatures w14:val="none"/>
-        </w:rPr>
-      </w:r>
-      <w:r>
-        <w:rPr>
-          <w:highlight w:val="none"/>
-          <w:lang w:val="pt-BR" w:bidi="pt-BR"/>
-          <w14:ligatures w14:val="none"/>
-        </w:rPr>
-      </w:r>
-      <w:r>
-        <w:rPr>
-          <w:highlight w:val="none"/>
-          <w:lang w:val="pt-BR" w:bidi="pt-BR"/>
-          <w14:ligatures w14:val="none"/>
-        </w:rPr>
       </w:r>
     </w:p>
     <w:p>
       <w:pPr>
         <w:pBdr/>
-        <w:shd w:val="nil"/>
-        <w:spacing/>
-        <w:ind/>
-        <w:rPr>
-          <w:highlight w:val="none"/>
-          <w:lang w:val="pt-BR" w:bidi="pt-BR"/>
-          <w14:ligatures w14:val="none"/>
-        </w:rPr>
-      </w:pPr>
-      <w:r>
-        <w:rPr>
-          <w:highlight w:val="none"/>
-          <w:lang w:val="pt-BR" w:bidi="pt-BR"/>
-          <w14:ligatures w14:val="none"/>
-        </w:rPr>
-        <w:br w:type="page" w:clear="all"/>
-      </w:r>
-      <w:r>
-        <w:rPr>
-          <w:highlight w:val="none"/>
-          <w:lang w:val="pt-BR" w:bidi="pt-BR"/>
-          <w14:ligatures w14:val="none"/>
-        </w:rPr>
-      </w:r>
-      <w:r>
-        <w:rPr>
-          <w:highlight w:val="none"/>
-          <w:lang w:val="pt-BR" w:bidi="pt-BR"/>
-          <w14:ligatures w14:val="none"/>
-        </w:rPr>
-      </w:r>
-    </w:p>
-    <w:p>
-      <w:pPr>
-        <w:pBdr/>
-        <w:shd w:val="nil"/>
+        <w:shd w:val="nil" w:color="auto"/>
         <w:spacing/>
         <w:ind/>
         <w:rPr>
@@ -9283,7 +9317,6 @@
           <w:bCs/>
           <w:sz w:val="28"/>
           <w:szCs w:val="28"/>
-          <w:lang w:val="undefined" w:bidi="undefined"/>
         </w:rPr>
       </w:r>
       <w:r>
@@ -9292,7 +9325,7 @@
           <w:bCs/>
           <w:sz w:val="28"/>
           <w:szCs w:val="28"/>
-          <w:lang w:val="undefined" w:bidi="pt-BR"/>
+          <w:lang w:bidi="pt-BR"/>
         </w:rPr>
         <w:t xml:space="preserve">2.2 Tokenização de texto</w:t>
       </w:r>
@@ -9302,7 +9335,6 @@
           <w:bCs/>
           <w:sz w:val="28"/>
           <w:szCs w:val="28"/>
-          <w:lang w:val="undefined" w:bidi="undefined"/>
         </w:rPr>
       </w:r>
       <w:r>
@@ -9311,113 +9343,94 @@
           <w:bCs/>
           <w:sz w:val="28"/>
           <w:szCs w:val="28"/>
+          <w:highlight w:val="none"/>
+          <w14:ligatures w14:val="none"/>
         </w:rPr>
       </w:r>
     </w:p>
     <w:p>
       <w:pPr>
         <w:pBdr/>
-        <w:shd w:val="nil" w:color="000000"/>
+        <w:shd w:val="nil"/>
         <w:spacing/>
         <w:ind w:firstLine="708"/>
         <w:jc w:val="both"/>
         <w:rPr>
+          <w14:ligatures w14:val="none"/>
+        </w:rPr>
+      </w:pPr>
+      <w:r>
+        <w:rPr>
+          <w:lang w:val="undefined" w:bidi="undefined"/>
+        </w:rPr>
+      </w:r>
+      <w:r>
+        <w:rPr>
+          <w:lang w:val="undefined"/>
+        </w:rPr>
+        <w:t xml:space="preserve">Esta seção aborda como dividimos o texto de entrada em tokens individuais, uma etapa de pré-processamento necessária para criar embeddings para um LLM. Esses tokens são palavras individuais ou caracteres especiais, incluindo sinais de pontuação, conforme mo</w:t>
+      </w:r>
+      <w:r>
+        <w:rPr>
+          <w:lang w:val="undefined"/>
+        </w:rPr>
+        <w:t xml:space="preserve">strado na Figura 2.4.</w:t>
+      </w:r>
+      <w:r>
+        <w:rPr>
+          <w:lang w:val="undefined" w:bidi="undefined"/>
+        </w:rPr>
+      </w:r>
+      <w:r>
+        <w:rPr>
+          <w:lang w:val="undefined"/>
+        </w:rPr>
+      </w:r>
+    </w:p>
+    <w:p>
+      <w:pPr>
+        <w:pBdr/>
+        <w:shd w:val="nil" w:color="auto"/>
+        <w:spacing/>
+        <w:ind w:firstLine="708"/>
+        <w:jc w:val="both"/>
+        <w:rPr>
+          <w14:ligatures w14:val="none"/>
+        </w:rPr>
+      </w:pPr>
+      <w:r>
+        <w:rPr>
           <w:b/>
           <w:bCs/>
-          <w:sz w:val="28"/>
-          <w:szCs w:val="28"/>
-          <w:highlight w:val="none"/>
+        </w:rPr>
+        <w:t xml:space="preserve">Figura 2.4</w:t>
+      </w:r>
+      <w:r>
+        <w:t xml:space="preserve"> Uma visão das etapas de processamento de texto abordadas nesta seção no contexto de um LLM.</w:t>
+      </w:r>
+      <w:r>
+        <w:t xml:space="preserve"> </w:t>
+      </w:r>
+      <w:r>
+        <w:t xml:space="preserve">Aqui, dividimos um texto de entrada em tokens individuais, que podem ser palavras ou caracteres especiais,</w:t>
+      </w:r>
+      <w:r>
+        <w:t xml:space="preserve"> </w:t>
+      </w:r>
+      <w:r>
+        <w:t xml:space="preserve">como sinais de pontuação. Nas próximas seções, converteremos o texto em IDs de token e</w:t>
+      </w:r>
+      <w:r>
+        <w:t xml:space="preserve"> </w:t>
+      </w:r>
+      <w:r>
+        <w:t xml:space="preserve">criaremos embeddings de token. </w:t>
+      </w:r>
+      <w:r>
+        <w:rPr>
           <w14:ligatures w14:val="none"/>
         </w:rPr>
-      </w:pPr>
-      <w:r>
-        <w:rPr>
-          <w:b/>
-          <w:bCs/>
-          <w:sz w:val="28"/>
-          <w:szCs w:val="28"/>
-          <w:highlight w:val="none"/>
-        </w:rPr>
-      </w:r>
-      <w:r>
-        <w:rPr>
-          <w:b/>
-          <w:bCs/>
-          <w:sz w:val="28"/>
-          <w:szCs w:val="28"/>
-          <w:highlight w:val="none"/>
-        </w:rPr>
-      </w:r>
-      <w:r>
-        <w:t xml:space="preserve">This section covers how we split input text into individual tokens, a required preprocessing step for creating embeddings for an LLM. These tokens are either individual words or special characters, including punctuation characters, as shown in Figure 2.4. </w:t>
-      </w:r>
-      <w:r>
-        <w:rPr>
-          <w:b/>
-          <w:bCs/>
-          <w:sz w:val="28"/>
-          <w:szCs w:val="28"/>
-          <w:highlight w:val="none"/>
-        </w:rPr>
-      </w:r>
-      <w:r>
-        <w:rPr>
-          <w:b/>
-          <w:bCs/>
-          <w:sz w:val="28"/>
-          <w:szCs w:val="28"/>
-        </w:rPr>
-      </w:r>
-    </w:p>
-    <w:p>
-      <w:pPr>
-        <w:pBdr/>
-        <w:shd w:val="nil"/>
-        <w:spacing/>
-        <w:ind w:firstLine="708"/>
-        <w:jc w:val="both"/>
-        <w:rPr>
-          <w14:ligatures w14:val="none"/>
-        </w:rPr>
-      </w:pPr>
-      <w:r>
-        <w:rPr>
-          <w:b/>
-          <w:bCs/>
-        </w:rPr>
-        <w:t xml:space="preserve">Figura 2.4</w:t>
-      </w:r>
-      <w:r>
-        <w:t xml:space="preserve"> Uma visão das etapas de processamento de texto abordadas nesta seção no contexto de um LLM.</w:t>
-      </w:r>
-      <w:r>
-        <w:rPr>
-          <w:lang w:val="undefined"/>
-        </w:rPr>
-        <w:t xml:space="preserve"> </w:t>
-      </w:r>
-      <w:r>
-        <w:t xml:space="preserve">Aqui, dividimos um texto de entrada em tokens individuais, que podem ser palavras ou caracteres especiais,</w:t>
-      </w:r>
-      <w:r>
-        <w:rPr>
-          <w:lang w:val="undefined"/>
-        </w:rPr>
-        <w:t xml:space="preserve"> </w:t>
-      </w:r>
-      <w:r>
-        <w:t xml:space="preserve">como sinais de pontuação. Nas próximas seções, converteremos o texto em IDs de token e</w:t>
-      </w:r>
-      <w:r>
-        <w:rPr>
-          <w:lang w:val="undefined"/>
-        </w:rPr>
-        <w:t xml:space="preserve"> </w:t>
-      </w:r>
-      <w:r>
-        <w:t xml:space="preserve">criaremos embeddings de token.</w:t>
-      </w:r>
-      <w:r/>
+      </w:r>
     </w:p>
     <w:p>
       <w:pPr>
@@ -9447,7 +9460,7 @@
                   <a:graphicData uri="http://schemas.openxmlformats.org/drawingml/2006/picture">
                     <pic:pic xmlns:pic="http://schemas.openxmlformats.org/drawingml/2006/picture">
                       <pic:nvPicPr>
-                        <pic:cNvPr id="51212156" name=""/>
+                        <pic:cNvPr id="1936218731" name=""/>
                         <pic:cNvPicPr>
                           <a:picLocks noChangeAspect="1"/>
                         </pic:cNvPicPr>
@@ -9460,7 +9473,7 @@
                       <pic:spPr bwMode="auto">
                         <a:xfrm>
                           <a:off x="0" y="0"/>
-                          <a:ext cx="4362449" cy="3467099"/>
+                          <a:ext cx="4362448" cy="3467098"/>
                         </a:xfrm>
                         <a:prstGeom prst="rect">
                           <a:avLst/>
@@ -9507,6 +9520,12 @@
           <w:highlight w:val="none"/>
         </w:rPr>
       </w:r>
+      <w:r>
+        <w:rPr>
+          <w:highlight w:val="none"/>
+          <w14:ligatures w14:val="none"/>
+        </w:rPr>
+      </w:r>
     </w:p>
     <w:p>
       <w:pPr>
@@ -9533,13 +9552,14 @@
       <w:r>
         <w:rPr>
           <w:highlight w:val="none"/>
+          <w14:ligatures w14:val="none"/>
         </w:rPr>
       </w:r>
     </w:p>
     <w:p>
       <w:pPr>
         <w:pBdr/>
-        <w:shd w:val="nil"/>
+        <w:shd w:val="nil" w:color="auto"/>
         <w:spacing/>
         <w:ind w:firstLine="708"/>
         <w:jc w:val="both"/>
@@ -9551,52 +9571,40 @@
         <w:t xml:space="preserve">O texto que vamos tokenizar para o treinamento de LLM é um conto de Edith Wharton</w:t>
       </w:r>
       <w:r>
-        <w:rPr>
-          <w:lang w:val="undefined"/>
-        </w:rPr>
         <w:t xml:space="preserve"> </w:t>
       </w:r>
       <w:r>
         <w:t xml:space="preserve">intitulado *The Verdict*, que entrou em domínio público e, portanto,</w:t>
       </w:r>
       <w:r>
-        <w:rPr>
-          <w:lang w:val="undefined"/>
-        </w:rPr>
         <w:t xml:space="preserve"> </w:t>
       </w:r>
       <w:r>
         <w:t xml:space="preserve">tem seu uso permitido em tarefas de treinamento de LLM. O texto está disponível no</w:t>
       </w:r>
       <w:r>
-        <w:rPr>
-          <w:lang w:val="undefined"/>
-        </w:rPr>
         <w:t xml:space="preserve"> </w:t>
       </w:r>
       <w:r>
         <w:t xml:space="preserve">Wikisource em https://en.wikisource.org/wiki/The_Verdict; você pode copiá-lo</w:t>
       </w:r>
       <w:r>
-        <w:rPr>
-          <w:lang w:val="undefined"/>
-        </w:rPr>
         <w:t xml:space="preserve"> </w:t>
       </w:r>
       <w:r>
         <w:t xml:space="preserve">e colá-lo em um arquivo de texto — eu o salvei no arquivo "the-verdict.txt"</w:t>
       </w:r>
       <w:r>
-        <w:rPr>
-          <w:lang w:val="undefined"/>
-        </w:rPr>
         <w:t xml:space="preserve"> </w:t>
       </w:r>
       <w:r>
         <w:t xml:space="preserve">para carregá-lo utilizando as ferramentas padrão de leitura de arquivos do Python:</w:t>
       </w:r>
-      <w:r/>
-      <w:r/>
+      <w:r>
+        <w:rPr>
+          <w14:ligatures w14:val="none"/>
+        </w:rPr>
+      </w:r>
     </w:p>
     <w:p>
       <w:pPr>
@@ -9636,7 +9644,12 @@
           <w:highlight w:val="none"/>
         </w:rPr>
       </w:r>
-      <w:r/>
+      <w:r>
+        <w:rPr>
+          <w:highlight w:val="none"/>
+          <w14:ligatures w14:val="none"/>
+        </w:rPr>
+      </w:r>
     </w:p>
     <w:p>
       <w:pPr>
@@ -9662,7 +9675,7 @@
       </w:r>
       <w:r>
         <w:rPr>
-          <w:highlight w:val="none"/>
+          <w14:ligatures w14:val="none"/>
         </w:rPr>
       </w:r>
     </w:p>
@@ -9694,6 +9707,12 @@
           <w:highlight w:val="yellow"/>
         </w:rPr>
       </w:r>
+      <w:r>
+        <w:rPr>
+          <w:highlight w:val="yellow"/>
+          <w14:ligatures w14:val="none"/>
+        </w:rPr>
+      </w:r>
     </w:p>
     <w:p>
       <w:pPr>
@@ -9718,6 +9737,12 @@
           <w:highlight w:val="yellow"/>
         </w:rPr>
       </w:r>
+      <w:r>
+        <w:rPr>
+          <w:highlight w:val="yellow"/>
+          <w14:ligatures w14:val="none"/>
+        </w:rPr>
+      </w:r>
     </w:p>
     <w:p>
       <w:pPr>
@@ -9742,6 +9767,12 @@
           <w:highlight w:val="yellow"/>
         </w:rPr>
       </w:r>
+      <w:r>
+        <w:rPr>
+          <w:highlight w:val="yellow"/>
+          <w14:ligatures w14:val="none"/>
+        </w:rPr>
+      </w:r>
     </w:p>
     <w:p>
       <w:pPr>
@@ -9769,6 +9800,7 @@
       <w:r>
         <w:rPr>
           <w:highlight w:val="yellow"/>
+          <w14:ligatures w14:val="none"/>
         </w:rPr>
       </w:r>
     </w:p>
@@ -9799,6 +9831,7 @@
       <w:r>
         <w:rPr>
           <w:highlight w:val="none"/>
+          <w14:ligatures w14:val="none"/>
         </w:rPr>
       </w:r>
     </w:p>
@@ -9867,6 +9900,148 @@
           <w:highlight w:val="none"/>
         </w:rPr>
       </w:r>
+      <w:r>
+        <w:rPr>
+          <w:highlight w:val="none"/>
+        </w:rPr>
+      </w:r>
+    </w:p>
+    <w:p>
+      <w:pPr>
+        <w:pBdr/>
+        <w:shd w:val="nil" w:color="000000"/>
+        <w:spacing/>
+        <w:ind w:right="0" w:firstLine="708" w:left="0"/>
+        <w:jc w:val="left"/>
+        <w:rPr>
+          <w:highlight w:val="none"/>
+        </w:rPr>
+      </w:pPr>
+      <w:r>
+        <w:rPr>
+          <w:highlight w:val="none"/>
+        </w:rPr>
+        <w:t xml:space="preserve">O comando `print` exibe o número total de caracteres seguido pelos primeiros</w:t>
+      </w:r>
+      <w:r>
+        <w:rPr>
+          <w:highlight w:val="none"/>
+          <w:lang w:val="pt-BR"/>
+        </w:rPr>
+        <w:t xml:space="preserve"> </w:t>
+      </w:r>
+      <w:r>
+        <w:rPr>
+          <w:highlight w:val="none"/>
+        </w:rPr>
+        <w:t xml:space="preserve">100 caracteres desse arquivo, para fins de ilustração:</w:t>
+      </w:r>
+      <w:r>
+        <w:rPr>
+          <w:highlight w:val="none"/>
+        </w:rPr>
+      </w:r>
+      <w:r>
+        <w:rPr>
+          <w:highlight w:val="none"/>
+        </w:rPr>
+      </w:r>
+    </w:p>
+    <w:p>
+      <w:pPr>
+        <w:pBdr/>
+        <w:shd w:val="nil" w:color="000000"/>
+        <w:spacing/>
+        <w:ind w:right="0" w:firstLine="0" w:left="0"/>
+        <w:jc w:val="left"/>
+        <w:rPr>
+          <w:highlight w:val="none"/>
+        </w:rPr>
+      </w:pPr>
+      <w:r>
+        <w:rPr>
+          <w:highlight w:val="none"/>
+          <w:lang w:val="pt-BR"/>
+        </w:rPr>
+        <w:t xml:space="preserve">OUTPUTS  —</w:t>
+      </w:r>
+      <w:r>
+        <w:rPr>
+          <w:highlight w:val="none"/>
+        </w:rPr>
+      </w:r>
+      <w:r>
+        <w:rPr>
+          <w:highlight w:val="none"/>
+        </w:rPr>
+      </w:r>
+    </w:p>
+    <w:p>
+      <w:pPr>
+        <w:pBdr/>
+        <w:shd w:val="nil" w:color="000000"/>
+        <w:spacing/>
+        <w:ind w:right="0" w:firstLine="708" w:left="0"/>
+        <w:jc w:val="left"/>
+        <w:rPr>
+          <w:highlight w:val="yellow"/>
+        </w:rPr>
+      </w:pPr>
+      <w:r>
+        <w:rPr>
+          <w:highlight w:val="none"/>
+        </w:rPr>
+      </w:r>
+      <w:r>
+        <w:rPr>
+          <w:highlight w:val="yellow"/>
+        </w:rPr>
+        <w:t xml:space="preserve">Total number of character: 20479 </w:t>
+      </w:r>
+      <w:r>
+        <w:rPr>
+          <w:highlight w:val="yellow"/>
+        </w:rPr>
+      </w:r>
+      <w:r>
+        <w:rPr>
+          <w:highlight w:val="yellow"/>
+        </w:rPr>
+      </w:r>
+    </w:p>
+    <w:p>
+      <w:pPr>
+        <w:pBdr/>
+        <w:shd w:val="nil" w:color="000000"/>
+        <w:spacing/>
+        <w:ind w:right="0" w:firstLine="708" w:left="0"/>
+        <w:jc w:val="left"/>
+        <w:rPr/>
+      </w:pPr>
+      <w:r>
+        <w:rPr>
+          <w:highlight w:val="yellow"/>
+        </w:rPr>
+        <w:t xml:space="preserve">I HAD always thought Jack Gisburn rather a cheap genius--though a good fell</w:t>
+      </w:r>
+      <w:r>
+        <w:br/>
+      </w:r>
+      <w:r>
+        <w:rPr>
+          <w:highlight w:val="none"/>
+          <w:lang w:val="pt-BR"/>
+        </w:rPr>
+        <w:t xml:space="preserve">OUTPUTS </w:t>
+      </w:r>
+      <w:r>
+        <w:t xml:space="preserve">—</w:t>
+      </w:r>
+      <w:r>
+        <w:rPr>
+          <w:highlight w:val="none"/>
+        </w:rPr>
+      </w:r>
       <w:r/>
     </w:p>
     <w:p>
@@ -9881,35 +10056,13 @@
         </w:rPr>
       </w:pPr>
       <w:r>
-        <w:rPr>
-          <w:highlight w:val="none"/>
-        </w:rPr>
-        <w:t xml:space="preserve">O comando `print` exibe o número total de caracteres seguido pelos primeiros</w:t>
-      </w:r>
-      <w:r>
-        <w:rPr>
-          <w:highlight w:val="none"/>
-          <w:lang w:val="pt-BR"/>
-        </w:rPr>
-        <w:t xml:space="preserve"> </w:t>
-      </w:r>
-      <w:r/>
-      <w:r>
-        <w:rPr>
-          <w:highlight w:val="none"/>
-        </w:rPr>
-        <w:t xml:space="preserve">100 caracteres desse arquivo, para fins de ilustração:</w:t>
-      </w:r>
-      <w:r/>
-      <w:r>
-        <w:rPr>
-          <w:highlight w:val="none"/>
-        </w:rPr>
-      </w:r>
-      <w:r>
-        <w:rPr>
-          <w:highlight w:val="none"/>
-        </w:rPr>
+        <w:t xml:space="preserve">Nosso objetivo é tokenizar este conto de 20.479 caracteres em palavras individuais </w:t>
+      </w:r>
+      <w:r>
+        <w:t xml:space="preserve">e caracteres especiais, que poderemos então transformar em *embeddings* para o treinamento </w:t>
+      </w:r>
+      <w:r>
+        <w:t xml:space="preserve">de LLMs nos próximos capítulos.</w:t>
       </w:r>
       <w:r>
         <w:rPr>
@@ -9920,29 +10073,33 @@
     <w:p>
       <w:pPr>
         <w:pBdr/>
-        <w:shd w:val="nil" w:color="000000"/>
+        <w:shd w:val="nil" w:color="auto"/>
         <w:spacing/>
         <w:ind w:right="0" w:firstLine="0" w:left="0"/>
-        <w:jc w:val="left"/>
-        <w:rPr>
-          <w:highlight w:val="none"/>
-        </w:rPr>
-      </w:pPr>
-      <w:r>
-        <w:rPr>
-          <w:highlight w:val="none"/>
-          <w:lang w:val="pt-BR"/>
-        </w:rPr>
-        <w:t xml:space="preserve">OUTPUTS  —</w:t>
-      </w:r>
-      <w:r>
-        <w:rPr>
-          <w:highlight w:val="none"/>
-        </w:rPr>
-      </w:r>
-      <w:r>
-        <w:rPr>
-          <w:highlight w:val="none"/>
+        <w:jc w:val="both"/>
+        <w:rPr>
+          <w:b/>
+          <w:bCs/>
+        </w:rPr>
+      </w:pPr>
+      <w:r>
+        <w:rPr>
+          <w:b/>
+          <w:bCs/>
+        </w:rPr>
+        <w:t xml:space="preserve">Text sample sizes</w:t>
+      </w:r>
+      <w:r>
+        <w:rPr>
+          <w:b/>
+          <w:bCs/>
+          <w:highlight w:val="none"/>
+        </w:rPr>
+      </w:r>
+      <w:r>
+        <w:rPr>
+          <w:b/>
+          <w:bCs/>
         </w:rPr>
       </w:r>
     </w:p>
@@ -9951,26 +10108,50 @@
         <w:pBdr/>
         <w:shd w:val="nil" w:color="000000"/>
         <w:spacing/>
-        <w:ind w:right="0" w:firstLine="708" w:left="0"/>
-        <w:jc w:val="left"/>
-        <w:rPr>
-          <w:highlight w:val="yellow"/>
-        </w:rPr>
-      </w:pPr>
-      <w:r>
-        <w:rPr>
-          <w:highlight w:val="none"/>
-        </w:rPr>
-      </w:r>
-      <w:r>
-        <w:rPr>
-          <w:highlight w:val="yellow"/>
-        </w:rPr>
-        <w:t xml:space="preserve">Total number of character: 20479 </w:t>
-      </w:r>
-      <w:r>
-        <w:rPr>
-          <w:highlight w:val="yellow"/>
+        <w:ind w:right="0" w:firstLine="0" w:left="0"/>
+        <w:jc w:val="both"/>
+        <w:rPr>
+          <w:b/>
+          <w:bCs/>
+          <w:highlight w:val="none"/>
+        </w:rPr>
+      </w:pPr>
+      <w:r>
+        <w:rPr>
+          <w:b/>
+          <w:bCs/>
+        </w:rPr>
+      </w:r>
+      <w:r>
+        <w:rPr>
+          <w:b/>
+          <w:bCs/>
+          <w:highlight w:val="none"/>
+        </w:rPr>
+        <w:br/>
+        <w:tab/>
+      </w:r>
+      <w:r>
+        <w:t xml:space="preserve">V</w:t>
+      </w:r>
+      <w:r>
+        <w:t xml:space="preserve">ale ressaltar que é comum processar milhões de artigos e centenas de milhares de livros — muitos gigabytes de texto — ao trabalhar com LLMs. No entanto, para fins educacionais, basta trabalhar com amostras de texto menores, como um único livro, para ilustr</w:t>
+      </w:r>
+      <w:r>
+        <w:t xml:space="preserve">ar as ideias principais por trás das etapas de processamento de texto e permitir a execução em tempo razoável em hardware de consumo.</w:t>
+      </w:r>
+      <w:r>
+        <w:rPr>
+          <w:b/>
+          <w:bCs/>
+          <w:highlight w:val="none"/>
+        </w:rPr>
+      </w:r>
+      <w:r>
+        <w:rPr>
+          <w:b/>
+          <w:bCs/>
+          <w:highlight w:val="none"/>
         </w:rPr>
       </w:r>
     </w:p>
@@ -9979,29 +10160,80 @@
         <w:pBdr/>
         <w:shd w:val="nil" w:color="000000"/>
         <w:spacing/>
-        <w:ind w:right="0" w:firstLine="708" w:left="0"/>
-        <w:jc w:val="left"/>
-        <w:rPr/>
-      </w:pPr>
-      <w:r>
-        <w:rPr>
-          <w:highlight w:val="yellow"/>
-        </w:rPr>
-        <w:t xml:space="preserve">I HAD always thought Jack Gisburn rather a cheap genius--though a good fell</w:t>
-      </w:r>
-      <w:r>
-        <w:br/>
+        <w:ind w:right="0" w:firstLine="0" w:left="0"/>
+        <w:jc w:val="both"/>
+        <w:rPr>
+          <w:highlight w:val="none"/>
+        </w:rPr>
+      </w:pPr>
+      <w:r>
+        <w:rPr>
+          <w:highlight w:val="none"/>
+        </w:rPr>
+        <w:tab/>
+      </w:r>
+      <w:r>
+        <w:rPr>
+          <w:highlight w:val="none"/>
+        </w:rPr>
+        <w:t xml:space="preserve">Como podemos dividir este texto da melhor forma para obter uma lista de tokens? Para isso, faremos uma</w:t>
       </w:r>
       <w:r>
         <w:rPr>
           <w:highlight w:val="none"/>
           <w:lang w:val="pt-BR"/>
         </w:rPr>
-        <w:t xml:space="preserve">OUTPUTS </w:t>
-      </w:r>
-      <w:r/>
-      <w:r>
-        <w:t xml:space="preserve">—</w:t>
+        <w:t xml:space="preserve"> </w:t>
+      </w:r>
+      <w:r>
+        <w:rPr>
+          <w:highlight w:val="none"/>
+        </w:rPr>
+        <w:t xml:space="preserve">pequena excursão e usaremos a biblioteca de expressões regulares re do Python para fins de ilustração.</w:t>
+      </w:r>
+      <w:r>
+        <w:rPr>
+          <w:highlight w:val="none"/>
+          <w:lang w:val="pt-BR"/>
+        </w:rPr>
+        <w:t xml:space="preserve"> </w:t>
+      </w:r>
+      <w:r>
+        <w:rPr>
+          <w:highlight w:val="none"/>
+        </w:rPr>
+        <w:t xml:space="preserve">(Observe que você não precisa aprender ou memorizar nenhuma sintaxe de expressão regular,</w:t>
+      </w:r>
+      <w:r>
+        <w:rPr>
+          <w:highlight w:val="none"/>
+          <w:lang w:val="pt-BR"/>
+        </w:rPr>
+        <w:t xml:space="preserve"> </w:t>
+      </w:r>
+      <w:r>
+        <w:rPr>
+          <w:highlight w:val="none"/>
+        </w:rPr>
+        <w:t xml:space="preserve">pois faremos a transição para um tokenizador pré-construído mais adiante neste</w:t>
+      </w:r>
+      <w:r>
+        <w:rPr>
+          <w:highlight w:val="none"/>
+          <w:lang w:val="pt-BR"/>
+        </w:rPr>
+        <w:t xml:space="preserve"> </w:t>
+      </w:r>
+      <w:r>
+        <w:rPr>
+          <w:highlight w:val="none"/>
+        </w:rPr>
+        <w:t xml:space="preserve">capítulo.)</w:t>
+      </w:r>
+      <w:r>
+        <w:rPr>
+          <w:highlight w:val="none"/>
+        </w:rPr>
       </w:r>
       <w:r>
         <w:rPr>
@@ -10014,47 +10246,554 @@
         <w:pBdr/>
         <w:shd w:val="nil" w:color="000000"/>
         <w:spacing/>
+        <w:ind w:right="0" w:firstLine="0" w:left="0"/>
+        <w:jc w:val="both"/>
+        <w:rPr>
+          <w:highlight w:val="none"/>
+        </w:rPr>
+      </w:pPr>
+      <w:r>
+        <w:rPr>
+          <w:highlight w:val="none"/>
+        </w:rPr>
+        <w:tab/>
+      </w:r>
+      <w:r>
+        <w:rPr>
+          <w:highlight w:val="none"/>
+        </w:rPr>
+        <w:t xml:space="preserve">Usando um texto de exemplo simples, podemos utilizar o comando `re.split` com a seguinte sintaxe para dividir um texto com base em caracteres de espaço em branco:</w:t>
+      </w:r>
+      <w:r>
+        <w:rPr>
+          <w:highlight w:val="none"/>
+        </w:rPr>
+      </w:r>
+      <w:r>
+        <w:rPr>
+          <w:highlight w:val="none"/>
+        </w:rPr>
+      </w:r>
+    </w:p>
+    <w:p>
+      <w:pPr>
+        <w:pBdr/>
+        <w:shd w:val="nil" w:color="000000"/>
+        <w:spacing/>
+        <w:ind w:right="0" w:firstLine="0" w:left="0"/>
+        <w:jc w:val="both"/>
+        <w:rPr>
+          <w:highlight w:val="yellow"/>
+        </w:rPr>
+      </w:pPr>
+      <w:r>
+        <w:rPr>
+          <w:highlight w:val="yellow"/>
+        </w:rPr>
+      </w:r>
+      <w:r>
+        <w:rPr>
+          <w:highlight w:val="yellow"/>
+        </w:rPr>
+        <w:t xml:space="preserve">import re text = "Hello, world. This, is a test." </w:t>
+      </w:r>
+      <w:r>
+        <w:rPr>
+          <w:highlight w:val="yellow"/>
+        </w:rPr>
+      </w:r>
+      <w:r>
+        <w:rPr>
+          <w:highlight w:val="yellow"/>
+        </w:rPr>
+      </w:r>
+    </w:p>
+    <w:p>
+      <w:pPr>
+        <w:pBdr/>
+        <w:shd w:val="nil" w:color="000000"/>
+        <w:spacing/>
+        <w:ind w:right="0" w:firstLine="0" w:left="0"/>
+        <w:jc w:val="both"/>
+        <w:rPr>
+          <w:highlight w:val="yellow"/>
+        </w:rPr>
+      </w:pPr>
+      <w:r>
+        <w:rPr>
+          <w:highlight w:val="yellow"/>
+        </w:rPr>
+        <w:t xml:space="preserve">result = re.split(r'(\s)', text) </w:t>
+      </w:r>
+      <w:r>
+        <w:rPr>
+          <w:highlight w:val="yellow"/>
+        </w:rPr>
+      </w:r>
+      <w:r>
+        <w:rPr>
+          <w:highlight w:val="yellow"/>
+        </w:rPr>
+      </w:r>
+    </w:p>
+    <w:p>
+      <w:pPr>
+        <w:pBdr/>
+        <w:shd w:val="nil" w:color="000000"/>
+        <w:spacing/>
+        <w:ind w:right="0" w:firstLine="0" w:left="0"/>
+        <w:jc w:val="both"/>
+        <w:rPr>
+          <w:highlight w:val="none"/>
+        </w:rPr>
+      </w:pPr>
+      <w:r>
+        <w:rPr>
+          <w:highlight w:val="yellow"/>
+        </w:rPr>
+        <w:t xml:space="preserve">print(result)</w:t>
+      </w:r>
+      <w:r>
+        <w:t xml:space="preserve"> </w:t>
+      </w:r>
+      <w:r>
+        <w:rPr>
+          <w:highlight w:val="none"/>
+        </w:rPr>
+      </w:r>
+    </w:p>
+    <w:p>
+      <w:pPr>
+        <w:pBdr/>
+        <w:shd w:val="nil" w:color="000000"/>
+        <w:spacing/>
         <w:ind w:right="0" w:firstLine="708" w:left="0"/>
-        <w:jc w:val="left"/>
-        <w:rPr>
-          <w:highlight w:val="none"/>
-        </w:rPr>
-      </w:pPr>
-      <w:r>
-        <w:t xml:space="preserve">Nosso objetivo é tokenizar este conto de 20.479 caracteres em palavras individuais </w:t>
-      </w:r>
-      <w:r/>
-      <w:r>
-        <w:t xml:space="preserve">e caracteres especiais, que poderemos então transformar em *embeddings* para o treinamento </w:t>
-      </w:r>
-      <w:r/>
-      <w:r/>
-      <w:r>
-        <w:t xml:space="preserve">de LLMs nos próximos capítulos.</w:t>
-      </w:r>
-      <w:r/>
-      <w:r/>
-      <w:r/>
+        <w:jc w:val="both"/>
+        <w:rPr>
+          <w:highlight w:val="none"/>
+        </w:rPr>
+      </w:pPr>
+      <w:r>
+        <w:rPr>
+          <w:highlight w:val="none"/>
+        </w:rPr>
+      </w:r>
+      <w:r>
+        <w:rPr>
+          <w:highlight w:val="none"/>
+        </w:rPr>
+        <w:t xml:space="preserve">O resultado é uma lista de palavras individuais, espaços em branco e caracteres de pontuação:</w:t>
+      </w:r>
+      <w:r>
+        <w:rPr>
+          <w:highlight w:val="none"/>
+        </w:rPr>
+      </w:r>
+      <w:r>
+        <w:rPr>
+          <w:highlight w:val="none"/>
+        </w:rPr>
+      </w:r>
+    </w:p>
+    <w:p>
+      <w:pPr>
+        <w:pBdr/>
+        <w:shd w:val="nil" w:color="000000"/>
+        <w:spacing/>
+        <w:ind w:right="0" w:firstLine="0" w:left="0"/>
+        <w:jc w:val="both"/>
+        <w:rPr>
+          <w:highlight w:val="yellow"/>
+        </w:rPr>
+      </w:pPr>
+      <w:r>
+        <w:rPr>
+          <w:highlight w:val="yellow"/>
+        </w:rPr>
+        <w:t xml:space="preserve">['Hello,', ' ', 'world.', ' ', 'This,', ' ', 'is', ' ', 'a', ' ', 'test.'] </w:t>
+      </w:r>
+      <w:r>
+        <w:rPr>
+          <w:highlight w:val="yellow"/>
+        </w:rPr>
+      </w:r>
+      <w:r>
+        <w:rPr>
+          <w:highlight w:val="yellow"/>
+        </w:rPr>
+      </w:r>
+    </w:p>
+    <w:p>
+      <w:pPr>
+        <w:pBdr/>
+        <w:shd w:val="nil" w:color="000000"/>
+        <w:spacing/>
+        <w:ind w:right="0" w:firstLine="708" w:left="0"/>
+        <w:jc w:val="both"/>
+        <w:rPr>
+          <w:highlight w:val="none"/>
+        </w:rPr>
+      </w:pPr>
+      <w:r>
+        <w:rPr>
+          <w:highlight w:val="none"/>
+        </w:rPr>
+      </w:r>
+      <w:r>
+        <w:rPr>
+          <w:highlight w:val="none"/>
+        </w:rPr>
+        <w:t xml:space="preserve">O</w:t>
+      </w:r>
+      <w:r>
+        <w:rPr>
+          <w:highlight w:val="none"/>
+        </w:rPr>
+        <w:t xml:space="preserve">bserve que o esquema simples de tokenização apresentado acima funciona, em grande parte, para separar o texto de exemplo em palavras individuais; no entanto, algumas palavras permanecem ligadas a sinais de pontuação que gostaríamos de ter como itens separa</w:t>
+      </w:r>
+      <w:r>
+        <w:rPr>
+          <w:highlight w:val="none"/>
+        </w:rPr>
+        <w:t xml:space="preserve">d</w:t>
+      </w:r>
+      <w:r>
+        <w:rPr>
+          <w:highlight w:val="none"/>
+        </w:rPr>
+        <w:t xml:space="preserve">os na lista. Também optamos por não converter todo o texto para letras minúsculas, pois o uso de maiúsculas ajuda os LLMs a distinguir entre nomes próprios e substantivos comuns, a compreender a estrutura das frases e a aprender a gerar texto com a capital</w:t>
+      </w:r>
+      <w:r>
+        <w:rPr>
+          <w:highlight w:val="none"/>
+        </w:rPr>
+        <w:t xml:space="preserve">ização correta.</w:t>
+      </w:r>
+      <w:r>
+        <w:rPr>
+          <w:highlight w:val="none"/>
+        </w:rPr>
+      </w:r>
+      <w:r>
+        <w:rPr>
+          <w:highlight w:val="none"/>
+        </w:rPr>
+      </w:r>
+    </w:p>
+    <w:p>
+      <w:pPr>
+        <w:pBdr/>
+        <w:shd w:val="nil" w:color="000000"/>
+        <w:spacing/>
+        <w:ind w:right="0" w:firstLine="0" w:left="0"/>
+        <w:jc w:val="both"/>
+        <w:rPr/>
+      </w:pPr>
+      <w:r>
+        <w:tab/>
+      </w:r>
+      <w:r>
+        <w:t xml:space="preserve">Vamos modificar a expressão regular para dividir em espaços em branco (\s), vírgulas e pontos ([,.]):</w:t>
+      </w:r>
       <w:r/>
     </w:p>
     <w:p>
       <w:pPr>
         <w:pBdr/>
-        <w:shd w:val="nil"/>
+        <w:shd w:val="nil" w:color="000000"/>
         <w:spacing/>
         <w:ind w:right="0" w:firstLine="0" w:left="0"/>
         <w:jc w:val="both"/>
         <w:rPr>
+          <w:highlight w:val="yellow"/>
+        </w:rPr>
+      </w:pPr>
+      <w:r>
+        <w:rPr>
+          <w:highlight w:val="yellow"/>
+        </w:rPr>
+      </w:r>
+      <w:r>
+        <w:rPr>
+          <w:highlight w:val="yellow"/>
+        </w:rPr>
+        <w:t xml:space="preserve">result = re.split(r'([,.]|\s)', text) </w:t>
+      </w:r>
+      <w:r>
+        <w:rPr>
+          <w:highlight w:val="yellow"/>
+        </w:rPr>
+      </w:r>
+      <w:r>
+        <w:rPr>
+          <w:highlight w:val="yellow"/>
+        </w:rPr>
+      </w:r>
+    </w:p>
+    <w:p>
+      <w:pPr>
+        <w:pBdr/>
+        <w:shd w:val="nil" w:color="000000"/>
+        <w:spacing/>
+        <w:ind w:right="0" w:firstLine="0" w:left="0"/>
+        <w:jc w:val="both"/>
+        <w:rPr>
+          <w:highlight w:val="yellow"/>
+        </w:rPr>
+      </w:pPr>
+      <w:r>
+        <w:rPr>
+          <w:highlight w:val="yellow"/>
+        </w:rPr>
+        <w:t xml:space="preserve">print(result) </w:t>
+      </w:r>
+      <w:r>
+        <w:rPr>
+          <w:highlight w:val="yellow"/>
+        </w:rPr>
+      </w:r>
+      <w:r>
+        <w:rPr>
+          <w:highlight w:val="yellow"/>
+        </w:rPr>
+      </w:r>
+    </w:p>
+    <w:p>
+      <w:pPr>
+        <w:pBdr/>
+        <w:shd w:val="nil" w:color="000000"/>
+        <w:spacing/>
+        <w:ind w:right="0" w:firstLine="708" w:left="0"/>
+        <w:jc w:val="both"/>
+        <w:rPr>
+          <w:highlight w:val="none"/>
+        </w:rPr>
+      </w:pPr>
+      <w:r>
+        <w:rPr>
+          <w:highlight w:val="none"/>
+        </w:rPr>
+      </w:r>
+      <w:r>
+        <w:rPr>
+          <w:highlight w:val="none"/>
+        </w:rPr>
+        <w:t xml:space="preserve">Podemos ver que as palavras e os caracteres de pontuação agora são entradas de lista separadas, exatamente como queríamos:</w:t>
+      </w:r>
+      <w:r>
+        <w:rPr>
+          <w:highlight w:val="none"/>
+        </w:rPr>
+      </w:r>
+      <w:r>
+        <w:rPr>
+          <w:highlight w:val="none"/>
+        </w:rPr>
+      </w:r>
+    </w:p>
+    <w:p>
+      <w:pPr>
+        <w:pBdr/>
+        <w:shd w:val="nil" w:color="000000"/>
+        <w:spacing/>
+        <w:ind w:right="0" w:firstLine="0" w:left="0"/>
+        <w:jc w:val="both"/>
+        <w:rPr>
+          <w:highlight w:val="yellow"/>
+        </w:rPr>
+      </w:pPr>
+      <w:r>
+        <w:rPr>
+          <w:highlight w:val="yellow"/>
+        </w:rPr>
+      </w:r>
+      <w:r>
+        <w:rPr>
+          <w:highlight w:val="yellow"/>
+        </w:rPr>
+        <w:t xml:space="preserve">['Hello', ',', '', ' ', 'world', '.', '', ' ', 'This', ',', '', ' ', 'is', ...</w:t>
+      </w:r>
+      <w:r>
+        <w:rPr>
+          <w:highlight w:val="yellow"/>
+        </w:rPr>
+      </w:r>
+      <w:r>
+        <w:rPr>
+          <w:highlight w:val="yellow"/>
+        </w:rPr>
+      </w:r>
+    </w:p>
+    <w:p>
+      <w:pPr>
+        <w:pBdr/>
+        <w:shd w:val="nil" w:color="000000"/>
+        <w:spacing/>
+        <w:ind w:right="0" w:firstLine="708" w:left="0"/>
+        <w:jc w:val="both"/>
+        <w:rPr>
+          <w:highlight w:val="none"/>
+        </w:rPr>
+      </w:pPr>
+      <w:r>
+        <w:t xml:space="preserve">Um pequeno problema restante é que a lista ainda inclui caracteres de espaço em branco. Opcionalmente, podemos remover esses caracteres redundantes com segurança da seguinte forma:</w:t>
+      </w:r>
+      <w:r>
+        <w:rPr>
+          <w:highlight w:val="none"/>
+        </w:rPr>
+      </w:r>
+      <w:r>
+        <w:rPr>
+          <w:highlight w:val="none"/>
+        </w:rPr>
+      </w:r>
+    </w:p>
+    <w:p>
+      <w:pPr>
+        <w:pBdr/>
+        <w:shd w:val="nil" w:color="000000"/>
+        <w:spacing/>
+        <w:ind w:right="0" w:firstLine="0" w:left="0"/>
+        <w:jc w:val="both"/>
+        <w:rPr>
+          <w:highlight w:val="yellow"/>
+        </w:rPr>
+      </w:pPr>
+      <w:r>
+        <w:rPr>
+          <w:highlight w:val="yellow"/>
+        </w:rPr>
+      </w:r>
+      <w:r>
+        <w:rPr>
+          <w:highlight w:val="yellow"/>
+        </w:rPr>
+        <w:t xml:space="preserve">result = [item for item in result if item.strip()] </w:t>
+      </w:r>
+      <w:r>
+        <w:rPr>
+          <w:highlight w:val="yellow"/>
+        </w:rPr>
+      </w:r>
+      <w:r>
+        <w:rPr>
+          <w:highlight w:val="yellow"/>
+        </w:rPr>
+      </w:r>
+    </w:p>
+    <w:p>
+      <w:pPr>
+        <w:pBdr/>
+        <w:shd w:val="nil" w:color="000000"/>
+        <w:spacing/>
+        <w:ind w:right="0" w:firstLine="0" w:left="0"/>
+        <w:jc w:val="both"/>
+        <w:rPr>
+          <w:highlight w:val="yellow"/>
+        </w:rPr>
+      </w:pPr>
+      <w:r>
+        <w:rPr>
+          <w:highlight w:val="yellow"/>
+        </w:rPr>
+        <w:t xml:space="preserve">print(result) </w:t>
+      </w:r>
+      <w:r>
+        <w:rPr>
+          <w:highlight w:val="yellow"/>
+        </w:rPr>
+      </w:r>
+      <w:r>
+        <w:rPr>
+          <w:highlight w:val="yellow"/>
+        </w:rPr>
+      </w:r>
+    </w:p>
+    <w:p>
+      <w:pPr>
+        <w:pBdr/>
+        <w:shd w:val="nil" w:color="000000"/>
+        <w:spacing/>
+        <w:ind w:right="0" w:firstLine="708" w:left="0"/>
+        <w:jc w:val="both"/>
+        <w:rPr>
+          <w:highlight w:val="none"/>
+        </w:rPr>
+      </w:pPr>
+      <w:r>
+        <w:rPr>
+          <w:highlight w:val="none"/>
+        </w:rPr>
+      </w:r>
+      <w:r>
+        <w:rPr>
+          <w:highlight w:val="none"/>
+        </w:rPr>
+        <w:t xml:space="preserve">A saída resultante, sem espaços em branco, tem a seguinte aparência:</w:t>
+      </w:r>
+      <w:r>
+        <w:rPr>
+          <w:highlight w:val="none"/>
+        </w:rPr>
+      </w:r>
+      <w:r>
+        <w:rPr>
+          <w:highlight w:val="none"/>
+        </w:rPr>
+      </w:r>
+    </w:p>
+    <w:p>
+      <w:pPr>
+        <w:pBdr/>
+        <w:shd w:val="nil" w:color="000000"/>
+        <w:spacing/>
+        <w:ind w:right="0" w:firstLine="0" w:left="0"/>
+        <w:jc w:val="both"/>
+        <w:rPr>
+          <w:highlight w:val="yellow"/>
+        </w:rPr>
+      </w:pPr>
+      <w:r>
+        <w:rPr>
+          <w:highlight w:val="yellow"/>
+        </w:rPr>
+      </w:r>
+      <w:r>
+        <w:rPr>
+          <w:highlight w:val="yellow"/>
+        </w:rPr>
+        <w:t xml:space="preserve">['Hello', ',', 'world', '.', 'This', ',', 'is', 'a', 'test', '.']</w:t>
+      </w:r>
+      <w:r>
+        <w:rPr>
+          <w:highlight w:val="yellow"/>
+        </w:rPr>
+      </w:r>
+      <w:r>
+        <w:rPr>
+          <w:highlight w:val="yellow"/>
+        </w:rPr>
+      </w:r>
+    </w:p>
+    <w:p>
+      <w:pPr>
+        <w:pBdr/>
+        <w:shd w:val="nil" w:color="000000"/>
+        <w:spacing/>
+        <w:ind/>
+        <w:rPr>
           <w:b/>
           <w:bCs/>
+          <w:highlight w:val="none"/>
         </w:rPr>
       </w:pPr>
       <w:r>
         <w:rPr>
           <w:b/>
           <w:bCs/>
-        </w:rPr>
-        <w:t xml:space="preserve">Text sample sizes</w:t>
+          <w:highlight w:val="none"/>
+        </w:rPr>
       </w:r>
       <w:r>
         <w:rPr>
@@ -10063,49 +10802,545 @@
           <w:highlight w:val="none"/>
         </w:rPr>
       </w:r>
+      <w:r>
+        <w:rPr>
+          <w:b/>
+          <w:bCs/>
+          <w:highlight w:val="none"/>
+        </w:rPr>
+      </w:r>
     </w:p>
     <w:p>
       <w:pPr>
         <w:pBdr/>
         <w:shd w:val="nil" w:color="000000"/>
         <w:spacing/>
+        <w:ind/>
+        <w:rPr>
+          <w:b/>
+          <w:bCs/>
+          <w:highlight w:val="none"/>
+        </w:rPr>
+      </w:pPr>
+      <w:r>
+        <w:rPr>
+          <w:b/>
+          <w:bCs/>
+        </w:rPr>
+      </w:r>
+      <w:r>
+        <w:rPr>
+          <w:b/>
+          <w:bCs/>
+        </w:rPr>
+        <w:t xml:space="preserve">Removing whitespaces or not </w:t>
+      </w:r>
+      <w:r>
+        <w:rPr>
+          <w:b/>
+          <w:bCs/>
+          <w:highlight w:val="none"/>
+        </w:rPr>
+      </w:r>
+      <w:r>
+        <w:rPr>
+          <w:b/>
+          <w:bCs/>
+          <w:highlight w:val="none"/>
+        </w:rPr>
+      </w:r>
+    </w:p>
+    <w:p>
+      <w:pPr>
+        <w:pBdr/>
+        <w:shd w:val="nil" w:color="auto"/>
+        <w:spacing/>
+        <w:ind w:right="0" w:firstLine="708" w:left="0"/>
+        <w:jc w:val="both"/>
+        <w:rPr>
+          <w:highlight w:val="none"/>
+          <w:lang w:val="pt-BR"/>
+          <w14:ligatures w14:val="none"/>
+        </w:rPr>
+      </w:pPr>
+      <w:r>
+        <w:rPr>
+          <w:highlight w:val="none"/>
+        </w:rPr>
+        <w:t xml:space="preserve">Ao desenvolver um tokenizador simples, a decisão de codificar espaços em branco</w:t>
+      </w:r>
+      <w:r>
+        <w:rPr>
+          <w:highlight w:val="none"/>
+          <w:lang w:val="pt-BR"/>
+        </w:rPr>
+        <w:t xml:space="preserve"> </w:t>
+      </w:r>
+      <w:r>
+        <w:rPr>
+          <w:highlight w:val="none"/>
+        </w:rPr>
+        <w:t xml:space="preserve">como caracteres separados ou simplesmente removê-los depende da aplicação e de</w:t>
+      </w:r>
+      <w:r>
+        <w:rPr>
+          <w:highlight w:val="none"/>
+          <w:lang w:val="pt-BR"/>
+        </w:rPr>
+        <w:t xml:space="preserve"> </w:t>
+      </w:r>
+      <w:r>
+        <w:rPr>
+          <w:highlight w:val="none"/>
+        </w:rPr>
+        <w:t xml:space="preserve">seus requisitos. A remoção de espaços em branco reduz as exigências de memória</w:t>
+      </w:r>
+      <w:r>
+        <w:rPr>
+          <w:highlight w:val="none"/>
+          <w:lang w:val="pt-BR"/>
+        </w:rPr>
+        <w:t xml:space="preserve"> </w:t>
+      </w:r>
+      <w:r>
+        <w:rPr>
+          <w:highlight w:val="none"/>
+        </w:rPr>
+        <w:t xml:space="preserve">e processamento. No entanto, manter os espaços em branco pode ser útil ao treinar</w:t>
+      </w:r>
+      <w:r>
+        <w:rPr>
+          <w:highlight w:val="none"/>
+          <w:lang w:val="pt-BR"/>
+        </w:rPr>
+        <w:t xml:space="preserve"> </w:t>
+      </w:r>
+      <w:r>
+        <w:rPr>
+          <w:highlight w:val="none"/>
+        </w:rPr>
+        <w:t xml:space="preserve">modelos sensíveis à estrutura exata do texto (por exemplo, código Python, que</w:t>
+      </w:r>
+      <w:r>
+        <w:rPr>
+          <w:highlight w:val="none"/>
+          <w:lang w:val="pt-BR"/>
+        </w:rPr>
+        <w:t xml:space="preserve"> </w:t>
+      </w:r>
+      <w:r>
+        <w:rPr>
+          <w:highlight w:val="none"/>
+        </w:rPr>
+        <w:t xml:space="preserve">depende da indentação e do espaçamento). Aqui, removemos os espaços em branco</w:t>
+      </w:r>
+      <w:r>
+        <w:rPr>
+          <w:highlight w:val="none"/>
+          <w:lang w:val="pt-BR"/>
+        </w:rPr>
+        <w:t xml:space="preserve"> </w:t>
+      </w:r>
+      <w:r>
+        <w:rPr>
+          <w:highlight w:val="none"/>
+        </w:rPr>
+        <w:t xml:space="preserve">para simplificar e tornar mais concisas as saídas tokenizadas. Mais adiante,</w:t>
+      </w:r>
+      <w:r>
+        <w:rPr>
+          <w:highlight w:val="none"/>
+          <w:lang w:val="pt-BR"/>
+        </w:rPr>
+        <w:t xml:space="preserve"> </w:t>
+      </w:r>
+      <w:r>
+        <w:rPr>
+          <w:highlight w:val="none"/>
+        </w:rPr>
+        <w:t xml:space="preserve">passaremos a utilizar um esquema de tokenização que inclua espaços em branco.</w:t>
+      </w:r>
+      <w:r>
+        <w:rPr>
+          <w:highlight w:val="none"/>
+          <w:lang w:val="pt-BR"/>
+        </w:rPr>
+        <w:t xml:space="preserve"> </w:t>
+      </w:r>
+      <w:r>
+        <w:rPr>
+          <w:highlight w:val="none"/>
+        </w:rPr>
+      </w:r>
+      <w:r>
+        <w:rPr>
+          <w:highlight w:val="none"/>
+          <w:lang w:val="pt-BR"/>
+          <w14:ligatures w14:val="none"/>
+        </w:rPr>
+      </w:r>
+    </w:p>
+    <w:p>
+      <w:pPr>
+        <w:pBdr/>
+        <w:shd w:val="nil" w:color="000000"/>
+        <w:spacing/>
+        <w:ind w:right="0" w:firstLine="708" w:left="0"/>
+        <w:jc w:val="both"/>
+        <w:rPr>
+          <w:highlight w:val="none"/>
+          <w14:ligatures w14:val="none"/>
+        </w:rPr>
+      </w:pPr>
+      <w:r>
+        <w:rPr>
+          <w:highlight w:val="none"/>
+          <w:lang w:val="pt-BR"/>
+        </w:rPr>
+      </w:r>
+      <w:r>
+        <w:rPr>
+          <w:highlight w:val="none"/>
+        </w:rPr>
+        <w:t xml:space="preserve">O esquema de tokenização que elaboramos acima funciona bem com o texto de</w:t>
+      </w:r>
+      <w:r>
+        <w:rPr>
+          <w:highlight w:val="none"/>
+          <w:lang w:val="pt-BR"/>
+        </w:rPr>
+        <w:t xml:space="preserve"> </w:t>
+      </w:r>
+      <w:r>
+        <w:rPr>
+          <w:highlight w:val="none"/>
+        </w:rPr>
+        <w:t xml:space="preserve">exemplo simples. Vamos modificá-lo um pouco mais para que também possa lidar</w:t>
+      </w:r>
+      <w:r>
+        <w:rPr>
+          <w:highlight w:val="none"/>
+          <w:lang w:val="pt-BR"/>
+        </w:rPr>
+        <w:t xml:space="preserve"> </w:t>
+      </w:r>
+      <w:r>
+        <w:rPr>
+          <w:highlight w:val="none"/>
+        </w:rPr>
+        <w:t xml:space="preserve">com outros tipos de pontuação — como pontos de interrogação, aspas e os</w:t>
+      </w:r>
+      <w:r>
+        <w:rPr>
+          <w:highlight w:val="none"/>
+          <w:lang w:val="pt-BR"/>
+        </w:rPr>
+        <w:t xml:space="preserve"> </w:t>
+      </w:r>
+      <w:r>
+        <w:rPr>
+          <w:highlight w:val="none"/>
+        </w:rPr>
+        <w:t xml:space="preserve">travessões duplos que vimos anteriormente nos primeiros 100 caracteres do conto</w:t>
+      </w:r>
+      <w:r>
+        <w:rPr>
+          <w:highlight w:val="none"/>
+          <w:lang w:val="pt-BR"/>
+        </w:rPr>
+        <w:t xml:space="preserve"> </w:t>
+      </w:r>
+      <w:r>
+        <w:rPr>
+          <w:highlight w:val="none"/>
+        </w:rPr>
+        <w:t xml:space="preserve">de Edith Wharton —, além de outros caracteres especiais:</w:t>
+      </w:r>
+      <w:r>
+        <w:rPr>
+          <w:highlight w:val="none"/>
+        </w:rPr>
+      </w:r>
+      <w:r>
+        <w:rPr>
+          <w:highlight w:val="none"/>
+          <w14:ligatures w14:val="none"/>
+        </w:rPr>
+      </w:r>
+    </w:p>
+    <w:p>
+      <w:pPr>
+        <w:pBdr/>
+        <w:shd w:val="nil" w:color="000000"/>
+        <w:spacing/>
         <w:ind w:right="0" w:firstLine="0" w:left="0"/>
         <w:jc w:val="both"/>
         <w:rPr>
+          <w:highlight w:val="yellow"/>
+          <w14:ligatures w14:val="none"/>
+        </w:rPr>
+      </w:pPr>
+      <w:r>
+        <w:rPr>
+          <w:highlight w:val="yellow"/>
+        </w:rPr>
+      </w:r>
+      <w:r>
+        <w:rPr>
+          <w:highlight w:val="yellow"/>
+        </w:rPr>
+        <w:t xml:space="preserve">text = "Hello, world. Is this-- a test?" </w:t>
+      </w:r>
+      <w:r>
+        <w:rPr>
+          <w:highlight w:val="yellow"/>
+        </w:rPr>
+      </w:r>
+      <w:r>
+        <w:rPr>
+          <w:highlight w:val="yellow"/>
+          <w14:ligatures w14:val="none"/>
+        </w:rPr>
+      </w:r>
+    </w:p>
+    <w:p>
+      <w:pPr>
+        <w:pBdr/>
+        <w:shd w:val="nil" w:color="000000"/>
+        <w:spacing/>
+        <w:ind w:right="0" w:firstLine="0" w:left="0"/>
+        <w:jc w:val="both"/>
+        <w:rPr>
+          <w:highlight w:val="yellow"/>
+          <w14:ligatures w14:val="none"/>
+        </w:rPr>
+      </w:pPr>
+      <w:r>
+        <w:rPr>
+          <w:highlight w:val="yellow"/>
+        </w:rPr>
+        <w:t xml:space="preserve">result = re.split(r'([,.:;?_!"()\']|--|\s)', text) </w:t>
+      </w:r>
+      <w:r>
+        <w:rPr>
+          <w:highlight w:val="yellow"/>
+        </w:rPr>
+      </w:r>
+      <w:r>
+        <w:rPr>
+          <w:highlight w:val="yellow"/>
+          <w14:ligatures w14:val="none"/>
+        </w:rPr>
+      </w:r>
+    </w:p>
+    <w:p>
+      <w:pPr>
+        <w:pBdr/>
+        <w:shd w:val="nil" w:color="000000"/>
+        <w:spacing/>
+        <w:ind w:right="0" w:firstLine="0" w:left="0"/>
+        <w:jc w:val="both"/>
+        <w:rPr>
+          <w:highlight w:val="yellow"/>
+          <w14:ligatures w14:val="none"/>
+        </w:rPr>
+      </w:pPr>
+      <w:r>
+        <w:rPr>
+          <w:highlight w:val="yellow"/>
+        </w:rPr>
+        <w:t xml:space="preserve">result = [item.strip() for item in result if item.strip()] </w:t>
+      </w:r>
+      <w:r>
+        <w:rPr>
+          <w:highlight w:val="yellow"/>
+        </w:rPr>
+      </w:r>
+      <w:r>
+        <w:rPr>
+          <w:highlight w:val="yellow"/>
+          <w14:ligatures w14:val="none"/>
+        </w:rPr>
+      </w:r>
+    </w:p>
+    <w:p>
+      <w:pPr>
+        <w:pBdr/>
+        <w:shd w:val="nil" w:color="000000"/>
+        <w:spacing/>
+        <w:ind w:right="0" w:firstLine="0" w:left="0"/>
+        <w:jc w:val="both"/>
+        <w:rPr>
+          <w:highlight w:val="none"/>
+          <w14:ligatures w14:val="none"/>
+        </w:rPr>
+      </w:pPr>
+      <w:r>
+        <w:rPr>
+          <w:highlight w:val="yellow"/>
+        </w:rPr>
+        <w:t xml:space="preserve">print(result) </w:t>
+      </w:r>
+      <w:r>
+        <w:rPr>
+          <w:highlight w:val="yellow"/>
+        </w:rPr>
+      </w:r>
+      <w:r>
+        <w:rPr>
+          <w:highlight w:val="none"/>
+          <w14:ligatures w14:val="none"/>
+        </w:rPr>
+      </w:r>
+    </w:p>
+    <w:p>
+      <w:pPr>
+        <w:pBdr/>
+        <w:shd w:val="nil" w:color="000000"/>
+        <w:spacing/>
+        <w:ind w:right="0" w:firstLine="708" w:left="0"/>
+        <w:jc w:val="both"/>
+        <w:rPr>
+          <w:highlight w:val="none"/>
+          <w14:ligatures w14:val="none"/>
+        </w:rPr>
+      </w:pPr>
+      <w:r>
+        <w:rPr>
+          <w:highlight w:val="none"/>
+        </w:rPr>
+      </w:r>
+      <w:r>
+        <w:rPr>
+          <w:highlight w:val="none"/>
+        </w:rPr>
+        <w:t xml:space="preserve">O resultado obtido é o seguinte:</w:t>
+      </w:r>
+      <w:r>
+        <w:rPr>
+          <w:highlight w:val="yellow"/>
+        </w:rPr>
+      </w:r>
+      <w:r>
+        <w:rPr>
+          <w:highlight w:val="none"/>
+          <w14:ligatures w14:val="none"/>
+        </w:rPr>
+      </w:r>
+    </w:p>
+    <w:p>
+      <w:pPr>
+        <w:pBdr/>
+        <w:shd w:val="nil" w:color="000000"/>
+        <w:spacing/>
+        <w:ind w:right="0" w:firstLine="0" w:left="0"/>
+        <w:jc w:val="both"/>
+        <w:rPr>
+          <w:highlight w:val="none"/>
+          <w14:ligatures w14:val="none"/>
+        </w:rPr>
+      </w:pPr>
+      <w:r>
+        <w:rPr>
+          <w:highlight w:val="yellow"/>
+        </w:rPr>
+      </w:r>
+      <w:r>
+        <w:rPr>
+          <w:highlight w:val="yellow"/>
+        </w:rPr>
+        <w:t xml:space="preserve">['Hello', ',', 'world', '.', 'Is', 'this', '--', 'a', 'test', '?']</w:t>
+      </w:r>
+      <w:r>
+        <w:rPr>
+          <w:highlight w:val="yellow"/>
+        </w:rPr>
+      </w:r>
+      <w:r>
+        <w:rPr>
+          <w:highlight w:val="none"/>
+          <w14:ligatures w14:val="none"/>
+        </w:rPr>
+      </w:r>
+    </w:p>
+    <w:p>
+      <w:pPr>
+        <w:pBdr/>
+        <w:shd w:val="nil" w:color="000000"/>
+        <w:spacing/>
+        <w:ind w:right="0" w:firstLine="0" w:left="0"/>
+        <w:jc w:val="both"/>
+        <w:rPr>
+          <w:highlight w:val="none"/>
+          <w14:ligatures w14:val="none"/>
+        </w:rPr>
+      </w:pPr>
+      <w:r>
+        <w:rPr>
+          <w:highlight w:val="none"/>
+        </w:rPr>
+        <w:tab/>
+      </w:r>
+      <w:r>
+        <w:rPr>
+          <w:highlight w:val="none"/>
+        </w:rPr>
+        <w:t xml:space="preserve">Como podemos observar a partir dos resultados resumidos na Figura 2.5, nosso esquema de tokenização agora consegue lidar com sucesso com os diversos caracteres especiais presentes no texto.</w:t>
+      </w:r>
+      <w:r>
+        <w:rPr>
+          <w:highlight w:val="yellow"/>
+        </w:rPr>
+      </w:r>
+      <w:r>
+        <w:rPr>
+          <w:highlight w:val="none"/>
+          <w14:ligatures w14:val="none"/>
+        </w:rPr>
+      </w:r>
+    </w:p>
+    <w:p>
+      <w:pPr>
+        <w:pBdr/>
+        <w:shd w:val="nil" w:color="000000"/>
+        <w:spacing/>
+        <w:ind w:right="0" w:firstLine="708" w:left="0"/>
+        <w:jc w:val="both"/>
+        <w:rPr>
+          <w:highlight w:val="none"/>
+          <w14:ligatures w14:val="none"/>
+        </w:rPr>
+      </w:pPr>
+      <w:r>
+        <w:rPr>
+          <w:highlight w:val="none"/>
+        </w:rPr>
+      </w:r>
+      <w:r>
+        <w:rPr>
           <w:b/>
           <w:bCs/>
           <w:highlight w:val="none"/>
         </w:rPr>
-      </w:pPr>
-      <w:r>
-        <w:rPr>
-          <w:b/>
-          <w:bCs/>
-        </w:rPr>
-      </w:r>
-      <w:r>
-        <w:rPr>
-          <w:b/>
-          <w:bCs/>
-          <w:highlight w:val="none"/>
-        </w:rPr>
-        <w:br/>
-        <w:tab/>
-      </w:r>
-      <w:r>
-        <w:t xml:space="preserve">Vale ressaltar que é comum processar milhões de artigos e centenas de milhares de livros — muitos gigabytes de texto — ao trabalhar com LLMs. No entanto, para fins educacionais, basta trabalhar com amostras de texto menores, como um único livro, para ilustr</w:t>
-      </w:r>
-      <w:r>
-        <w:t xml:space="preserve">ar as ideias principais por trás das etapas de processamento de texto e permitir a execução em tempo razoável em hardware de consumo.</w:t>
-      </w:r>
-      <w:r>
-        <w:rPr>
-          <w:b/>
-          <w:bCs/>
-          <w:highlight w:val="none"/>
-        </w:rPr>
-      </w:r>
-      <w:r/>
+        <w:t xml:space="preserve">Figura 2.5 </w:t>
+      </w:r>
+      <w:r>
+        <w:rPr>
+          <w:highlight w:val="none"/>
+        </w:rPr>
+        <w:t xml:space="preserve">O esquema de tokenização que implementamos até agora divide o texto em palavras individuais e caracteres de pontuação. No exemplo específico mostrado nesta figura, o texto de amostra é dividido em 10 tokens individuais.</w:t>
+      </w:r>
+      <w:r>
+        <w:rPr>
+          <w:highlight w:val="yellow"/>
+        </w:rPr>
+      </w:r>
+      <w:r>
+        <w:rPr>
+          <w:highlight w:val="none"/>
+          <w14:ligatures w14:val="none"/>
+        </w:rPr>
+      </w:r>
     </w:p>
     <w:p>
       <w:pPr>
@@ -10113,1283 +11348,12 @@
         <w:shd w:val="nil" w:color="000000"/>
         <w:spacing/>
         <w:ind w:right="0" w:firstLine="0" w:left="0"/>
-        <w:jc w:val="both"/>
-        <w:rPr>
-          <w:highlight w:val="none"/>
-        </w:rPr>
-      </w:pPr>
-      <w:r>
-        <w:rPr>
-          <w:highlight w:val="none"/>
-        </w:rPr>
-        <w:tab/>
-      </w:r>
-      <w:r>
-        <w:rPr>
-          <w:b/>
-          <w:bCs/>
-          <w:highlight w:val="none"/>
-        </w:rPr>
-      </w:r>
-      <w:r>
-        <w:rPr>
-          <w:highlight w:val="none"/>
-        </w:rPr>
-        <w:t xml:space="preserve">Como podemos dividir este texto da melhor forma para obter uma lista de tokens? Para isso, faremos uma</w:t>
-      </w:r>
-      <w:r>
-        <w:rPr>
-          <w:highlight w:val="none"/>
-          <w:lang w:val="pt-BR"/>
-        </w:rPr>
-        <w:t xml:space="preserve"> </w:t>
-      </w:r>
-      <w:r/>
-      <w:r>
-        <w:rPr>
-          <w:highlight w:val="none"/>
-        </w:rPr>
-        <w:t xml:space="preserve">pequena excursão e usaremos a biblioteca de expressões regulares re do Python para fins de ilustração.</w:t>
-      </w:r>
-      <w:r>
-        <w:rPr>
-          <w:highlight w:val="none"/>
-          <w:lang w:val="pt-BR"/>
-        </w:rPr>
-        <w:t xml:space="preserve"> </w:t>
-      </w:r>
-      <w:r/>
-      <w:r>
-        <w:rPr>
-          <w:highlight w:val="none"/>
-        </w:rPr>
-      </w:r>
-      <w:r>
-        <w:rPr>
-          <w:highlight w:val="none"/>
-        </w:rPr>
-        <w:t xml:space="preserve">(Observe que você não precisa aprender ou memorizar nenhuma sintaxe de expressão regular,</w:t>
-      </w:r>
-      <w:r>
-        <w:rPr>
-          <w:highlight w:val="none"/>
-          <w:lang w:val="pt-BR"/>
-        </w:rPr>
-        <w:t xml:space="preserve"> </w:t>
-      </w:r>
-      <w:r/>
-      <w:r>
-        <w:rPr>
-          <w:highlight w:val="none"/>
-        </w:rPr>
-      </w:r>
-      <w:r>
-        <w:rPr>
-          <w:highlight w:val="none"/>
-        </w:rPr>
-        <w:t xml:space="preserve">pois faremos a transição para um tokenizador pré-construído mais adiante neste</w:t>
-      </w:r>
-      <w:r>
-        <w:rPr>
-          <w:highlight w:val="none"/>
-          <w:lang w:val="pt-BR"/>
-        </w:rPr>
-        <w:t xml:space="preserve"> </w:t>
-      </w:r>
-      <w:r/>
-      <w:r>
-        <w:rPr>
-          <w:highlight w:val="none"/>
-        </w:rPr>
-      </w:r>
-      <w:r>
-        <w:rPr>
-          <w:highlight w:val="none"/>
-        </w:rPr>
-        <w:t xml:space="preserve">capítulo.)</w:t>
-      </w:r>
-      <w:r/>
-      <w:r>
-        <w:rPr>
-          <w:highlight w:val="none"/>
-        </w:rPr>
-      </w:r>
-      <w:r/>
-      <w:r>
-        <w:rPr>
-          <w:highlight w:val="none"/>
-        </w:rPr>
-      </w:r>
-    </w:p>
-    <w:p>
-      <w:pPr>
-        <w:pBdr/>
-        <w:shd w:val="nil" w:color="000000"/>
-        <w:spacing/>
-        <w:ind w:right="0" w:firstLine="0" w:left="0"/>
-        <w:jc w:val="both"/>
-        <w:rPr>
-          <w:highlight w:val="none"/>
-        </w:rPr>
-      </w:pPr>
-      <w:r>
-        <w:rPr>
-          <w:highlight w:val="none"/>
-        </w:rPr>
-        <w:tab/>
-      </w:r>
-      <w:r>
-        <w:rPr>
-          <w:highlight w:val="none"/>
-        </w:rPr>
-      </w:r>
-      <w:r>
-        <w:rPr>
-          <w:highlight w:val="none"/>
-        </w:rPr>
-        <w:t xml:space="preserve">Usando um texto de exemplo simples, podemos utilizar o comando `re.split` com a seguinte sintaxe para dividir um texto com base em caracteres de espaço em branco:</w:t>
-      </w:r>
-      <w:r>
-        <w:rPr>
-          <w:highlight w:val="none"/>
-        </w:rPr>
-      </w:r>
-      <w:r>
-        <w:rPr>
-          <w:highlight w:val="none"/>
-        </w:rPr>
-      </w:r>
-    </w:p>
-    <w:p>
-      <w:pPr>
-        <w:pBdr/>
-        <w:shd w:val="nil" w:color="000000"/>
-        <w:spacing/>
-        <w:ind w:right="0" w:firstLine="0" w:left="0"/>
-        <w:jc w:val="both"/>
-        <w:rPr>
-          <w:highlight w:val="yellow"/>
-        </w:rPr>
-      </w:pPr>
-      <w:r>
-        <w:rPr>
-          <w:highlight w:val="yellow"/>
-        </w:rPr>
-      </w:r>
-      <w:r>
-        <w:rPr>
-          <w:highlight w:val="yellow"/>
-        </w:rPr>
-        <w:t xml:space="preserve">import re text = "Hello, world. This, is a test." </w:t>
-      </w:r>
-      <w:r>
-        <w:rPr>
-          <w:highlight w:val="yellow"/>
-        </w:rPr>
-      </w:r>
-    </w:p>
-    <w:p>
-      <w:pPr>
-        <w:pBdr/>
-        <w:shd w:val="nil" w:color="000000"/>
-        <w:spacing/>
-        <w:ind w:right="0" w:firstLine="0" w:left="0"/>
-        <w:jc w:val="both"/>
-        <w:rPr>
-          <w:highlight w:val="yellow"/>
-        </w:rPr>
-      </w:pPr>
-      <w:r>
-        <w:rPr>
-          <w:highlight w:val="yellow"/>
-        </w:rPr>
-        <w:t xml:space="preserve">result = re.split(r'(\s)', text) </w:t>
-      </w:r>
-      <w:r>
-        <w:rPr>
-          <w:highlight w:val="yellow"/>
-        </w:rPr>
-      </w:r>
-    </w:p>
-    <w:p>
-      <w:pPr>
-        <w:pBdr/>
-        <w:shd w:val="nil" w:color="000000"/>
-        <w:spacing/>
-        <w:ind w:right="0" w:firstLine="0" w:left="0"/>
-        <w:jc w:val="both"/>
-        <w:rPr>
-          <w:highlight w:val="none"/>
-        </w:rPr>
-      </w:pPr>
-      <w:r>
-        <w:rPr>
-          <w:highlight w:val="yellow"/>
-        </w:rPr>
-        <w:t xml:space="preserve">print(result)</w:t>
-      </w:r>
-      <w:r>
-        <w:t xml:space="preserve"> </w:t>
-      </w:r>
-      <w:r/>
-      <w:r/>
-    </w:p>
-    <w:p>
-      <w:pPr>
-        <w:pBdr/>
-        <w:shd w:val="nil" w:color="000000"/>
-        <w:spacing/>
-        <w:ind w:right="0" w:firstLine="708" w:left="0"/>
-        <w:jc w:val="both"/>
-        <w:rPr>
-          <w:highlight w:val="none"/>
-        </w:rPr>
-      </w:pPr>
-      <w:r>
-        <w:rPr>
-          <w:highlight w:val="none"/>
-        </w:rPr>
-      </w:r>
-      <w:r>
-        <w:rPr>
-          <w:highlight w:val="none"/>
-        </w:rPr>
-      </w:r>
-      <w:r>
-        <w:rPr>
-          <w:highlight w:val="none"/>
-        </w:rPr>
-        <w:t xml:space="preserve">O resultado é uma lista de palavras individuais, espaços em branco e caracteres de pontuação:</w:t>
-      </w:r>
-      <w:r>
-        <w:rPr>
-          <w:highlight w:val="none"/>
-        </w:rPr>
-      </w:r>
-      <w:r/>
-    </w:p>
-    <w:p>
-      <w:pPr>
-        <w:pBdr/>
-        <w:shd w:val="nil" w:color="000000"/>
-        <w:spacing/>
-        <w:ind w:right="0" w:firstLine="0" w:left="0"/>
-        <w:jc w:val="both"/>
-        <w:rPr>
-          <w:highlight w:val="yellow"/>
-        </w:rPr>
-      </w:pPr>
-      <w:r>
-        <w:rPr>
-          <w:highlight w:val="yellow"/>
-        </w:rPr>
-        <w:t xml:space="preserve">['Hello,', ' ', 'world.', ' ', 'This,', ' ', 'is', ' ', 'a', ' ', 'test.'] </w:t>
-      </w:r>
-      <w:r>
-        <w:rPr>
-          <w:highlight w:val="yellow"/>
-        </w:rPr>
-      </w:r>
-      <w:r>
-        <w:rPr>
-          <w:highlight w:val="yellow"/>
-        </w:rPr>
-      </w:r>
-      <w:r>
-        <w:rPr>
-          <w:highlight w:val="none"/>
-        </w:rPr>
-      </w:r>
-      <w:r>
-        <w:rPr>
-          <w:highlight w:val="none"/>
-        </w:rPr>
-      </w:r>
-      <w:r>
-        <w:rPr>
-          <w:highlight w:val="none"/>
-        </w:rPr>
-      </w:r>
-      <w:r>
-        <w:rPr>
-          <w:highlight w:val="yellow"/>
-        </w:rPr>
-      </w:r>
-    </w:p>
-    <w:p>
-      <w:pPr>
-        <w:pBdr/>
-        <w:shd w:val="nil" w:color="000000"/>
-        <w:spacing/>
-        <w:ind w:right="0" w:firstLine="708" w:left="0"/>
-        <w:jc w:val="both"/>
-        <w:rPr>
-          <w:highlight w:val="none"/>
-        </w:rPr>
-      </w:pPr>
-      <w:r>
-        <w:rPr>
-          <w:highlight w:val="none"/>
-        </w:rPr>
-      </w:r>
-      <w:r>
-        <w:rPr>
-          <w:highlight w:val="none"/>
-        </w:rPr>
-        <w:t xml:space="preserve">Observe que o esquema simples de tokenização apresentado acima funciona, em grande parte, para separar o texto de exemplo em palavras individuais; no entanto, algumas palavras permanecem ligadas a sinais de pontuação que gostaríamos de ter como itens separa</w:t>
-      </w:r>
-      <w:r>
-        <w:rPr>
-          <w:highlight w:val="none"/>
-        </w:rPr>
-        <w:t xml:space="preserve">dos na lista. Também optamos por não converter todo o texto para letras minúsculas, pois o uso de maiúsculas ajuda os LLMs a distinguir entre nomes próprios e substantivos comuns, a compreender a estrutura das frases e a aprender a gerar texto com a capital</w:t>
-      </w:r>
-      <w:r>
-        <w:rPr>
-          <w:highlight w:val="none"/>
-        </w:rPr>
-        <w:t xml:space="preserve">ização correta.</w:t>
-      </w:r>
-      <w:r>
-        <w:rPr>
-          <w:highlight w:val="none"/>
-        </w:rPr>
-      </w:r>
-      <w:r>
-        <w:rPr>
-          <w:highlight w:val="none"/>
-        </w:rPr>
-      </w:r>
-      <w:r>
-        <w:rPr>
-          <w:highlight w:val="none"/>
-        </w:rPr>
-      </w:r>
-    </w:p>
-    <w:p>
-      <w:pPr>
-        <w:pBdr/>
-        <w:shd w:val="nil" w:color="000000"/>
-        <w:spacing/>
-        <w:ind w:right="0" w:firstLine="0" w:left="0"/>
-        <w:jc w:val="both"/>
-        <w:rPr/>
-      </w:pPr>
-      <w:r/>
-      <w:r>
-        <w:tab/>
-      </w:r>
-      <w:r>
-        <w:t xml:space="preserve">Vamos modificar a expressão regular para dividir em espaços em branco (\s), vírgulas e pontos ([,.]):</w:t>
-      </w:r>
-      <w:r/>
-      <w:r/>
-    </w:p>
-    <w:p>
-      <w:pPr>
-        <w:pBdr/>
-        <w:shd w:val="nil" w:color="000000"/>
-        <w:spacing/>
-        <w:ind w:right="0" w:firstLine="0" w:left="0"/>
-        <w:jc w:val="both"/>
-        <w:rPr>
-          <w:highlight w:val="yellow"/>
-        </w:rPr>
-      </w:pPr>
-      <w:r>
-        <w:rPr>
-          <w:highlight w:val="yellow"/>
-        </w:rPr>
-      </w:r>
-      <w:r>
-        <w:rPr>
-          <w:highlight w:val="yellow"/>
-        </w:rPr>
-        <w:t xml:space="preserve">result = re.split(r'([,.]|\s)', text) </w:t>
-      </w:r>
-      <w:r>
-        <w:rPr>
-          <w:highlight w:val="yellow"/>
-        </w:rPr>
-      </w:r>
-    </w:p>
-    <w:p>
-      <w:pPr>
-        <w:pBdr/>
-        <w:shd w:val="nil" w:color="000000"/>
-        <w:spacing/>
-        <w:ind w:right="0" w:firstLine="0" w:left="0"/>
-        <w:jc w:val="both"/>
-        <w:rPr>
-          <w:highlight w:val="yellow"/>
-        </w:rPr>
-      </w:pPr>
-      <w:r>
-        <w:rPr>
-          <w:highlight w:val="yellow"/>
-        </w:rPr>
-        <w:t xml:space="preserve">print(result) </w:t>
-      </w:r>
-      <w:r>
-        <w:rPr>
-          <w:highlight w:val="yellow"/>
-        </w:rPr>
-      </w:r>
-      <w:r>
-        <w:rPr>
-          <w:highlight w:val="yellow"/>
-        </w:rPr>
-      </w:r>
-    </w:p>
-    <w:p>
-      <w:pPr>
-        <w:pBdr/>
-        <w:shd w:val="nil" w:color="000000"/>
-        <w:spacing/>
-        <w:ind w:right="0" w:firstLine="708" w:left="0"/>
-        <w:jc w:val="both"/>
-        <w:rPr>
-          <w:highlight w:val="none"/>
-        </w:rPr>
-      </w:pPr>
-      <w:r>
-        <w:rPr>
-          <w:highlight w:val="none"/>
-        </w:rPr>
-      </w:r>
-      <w:r>
-        <w:rPr>
-          <w:highlight w:val="none"/>
-        </w:rPr>
-        <w:t xml:space="preserve">Podemos ver que as palavras e os caracteres de pontuação agora são entradas de lista separadas, exatamente como queríamos:</w:t>
-      </w:r>
-      <w:r>
-        <w:rPr>
-          <w:highlight w:val="none"/>
-        </w:rPr>
-      </w:r>
-      <w:r>
-        <w:rPr>
-          <w:highlight w:val="none"/>
-        </w:rPr>
-      </w:r>
-      <w:r>
-        <w:rPr>
-          <w:highlight w:val="none"/>
-        </w:rPr>
-      </w:r>
-    </w:p>
-    <w:p>
-      <w:pPr>
-        <w:pBdr/>
-        <w:shd w:val="nil" w:color="000000"/>
-        <w:spacing/>
-        <w:ind w:right="0" w:firstLine="0" w:left="0"/>
-        <w:jc w:val="both"/>
-        <w:rPr>
-          <w:highlight w:val="yellow"/>
-        </w:rPr>
-      </w:pPr>
-      <w:r>
-        <w:rPr>
-          <w:highlight w:val="yellow"/>
-        </w:rPr>
-      </w:r>
-      <w:r>
-        <w:rPr>
-          <w:highlight w:val="yellow"/>
-        </w:rPr>
-        <w:t xml:space="preserve">['Hello', ',', '', ' ', 'world', '.', '', ' ', 'This', ',', '', ' ', 'is', ...</w:t>
-      </w:r>
-      <w:r>
-        <w:rPr>
-          <w:highlight w:val="yellow"/>
-        </w:rPr>
-      </w:r>
-      <w:r>
-        <w:rPr>
-          <w:highlight w:val="yellow"/>
-        </w:rPr>
-      </w:r>
-    </w:p>
-    <w:p>
-      <w:pPr>
-        <w:pBdr/>
-        <w:shd w:val="nil" w:color="000000"/>
-        <w:spacing/>
-        <w:ind w:right="0" w:firstLine="708" w:left="0"/>
-        <w:jc w:val="both"/>
-        <w:rPr>
-          <w:highlight w:val="none"/>
-        </w:rPr>
-      </w:pPr>
-      <w:r/>
-      <w:r>
-        <w:t xml:space="preserve">Um pequeno problema restante é que a lista ainda inclui caracteres de espaço em branco. Opcionalmente, podemos remover esses caracteres redundantes com segurança da seguinte forma:</w:t>
-      </w:r>
-      <w:r/>
-      <w:r>
-        <w:rPr>
-          <w:highlight w:val="none"/>
-        </w:rPr>
-      </w:r>
-    </w:p>
-    <w:p>
-      <w:pPr>
-        <w:pBdr/>
-        <w:shd w:val="nil" w:color="000000"/>
-        <w:spacing/>
-        <w:ind w:right="0" w:firstLine="0" w:left="0"/>
-        <w:jc w:val="both"/>
-        <w:rPr>
-          <w:highlight w:val="yellow"/>
-        </w:rPr>
-      </w:pPr>
-      <w:r>
-        <w:rPr>
-          <w:highlight w:val="yellow"/>
-        </w:rPr>
-      </w:r>
-      <w:r>
-        <w:rPr>
-          <w:highlight w:val="yellow"/>
-        </w:rPr>
-        <w:t xml:space="preserve">result = [item for item in result if item.strip()] </w:t>
-      </w:r>
-      <w:r>
-        <w:rPr>
-          <w:highlight w:val="yellow"/>
-        </w:rPr>
-      </w:r>
-    </w:p>
-    <w:p>
-      <w:pPr>
-        <w:pBdr/>
-        <w:shd w:val="nil" w:color="000000"/>
-        <w:spacing/>
-        <w:ind w:right="0" w:firstLine="0" w:left="0"/>
-        <w:jc w:val="both"/>
-        <w:rPr>
-          <w:highlight w:val="yellow"/>
-        </w:rPr>
-      </w:pPr>
-      <w:r>
-        <w:rPr>
-          <w:highlight w:val="yellow"/>
-        </w:rPr>
-        <w:t xml:space="preserve">print(result) </w:t>
-      </w:r>
-      <w:r>
-        <w:rPr>
-          <w:highlight w:val="yellow"/>
-        </w:rPr>
-      </w:r>
-      <w:r>
-        <w:rPr>
-          <w:highlight w:val="yellow"/>
-        </w:rPr>
-      </w:r>
-    </w:p>
-    <w:p>
-      <w:pPr>
-        <w:pBdr/>
-        <w:shd w:val="nil" w:color="000000"/>
-        <w:spacing/>
-        <w:ind w:right="0" w:firstLine="708" w:left="0"/>
-        <w:jc w:val="both"/>
-        <w:rPr>
-          <w:highlight w:val="none"/>
-        </w:rPr>
-      </w:pPr>
-      <w:r>
-        <w:rPr>
-          <w:highlight w:val="none"/>
-        </w:rPr>
-      </w:r>
-      <w:r>
-        <w:rPr>
-          <w:highlight w:val="none"/>
-        </w:rPr>
-        <w:t xml:space="preserve">A saída resultante, sem espaços em branco, tem a seguinte aparência:</w:t>
-      </w:r>
-      <w:r>
-        <w:rPr>
-          <w:highlight w:val="none"/>
-        </w:rPr>
-      </w:r>
-      <w:r>
-        <w:rPr>
-          <w:highlight w:val="none"/>
-        </w:rPr>
-      </w:r>
-      <w:r>
-        <w:rPr>
-          <w:highlight w:val="none"/>
-        </w:rPr>
-      </w:r>
-    </w:p>
-    <w:p>
-      <w:pPr>
-        <w:pBdr/>
-        <w:shd w:val="nil" w:color="000000"/>
-        <w:spacing/>
-        <w:ind w:right="0" w:firstLine="0" w:left="0"/>
-        <w:jc w:val="both"/>
-        <w:rPr>
-          <w:highlight w:val="yellow"/>
-        </w:rPr>
-      </w:pPr>
-      <w:r>
-        <w:rPr>
-          <w:highlight w:val="yellow"/>
-        </w:rPr>
-      </w:r>
-      <w:r>
-        <w:rPr>
-          <w:highlight w:val="yellow"/>
-        </w:rPr>
-        <w:t xml:space="preserve">['Hello', ',', 'world', '.', 'This', ',', 'is', 'a', 'test', '.']</w:t>
-      </w:r>
-      <w:r>
-        <w:rPr>
-          <w:highlight w:val="yellow"/>
-        </w:rPr>
-      </w:r>
-      <w:r>
-        <w:rPr>
-          <w:highlight w:val="yellow"/>
-        </w:rPr>
-      </w:r>
-    </w:p>
-    <w:p>
-      <w:pPr>
-        <w:pBdr/>
-        <w:shd w:val="nil" w:color="000000"/>
-        <w:spacing/>
-        <w:ind/>
-        <w:rPr>
-          <w:b/>
-          <w:bCs/>
-          <w:highlight w:val="none"/>
-        </w:rPr>
-      </w:pPr>
-      <w:r>
-        <w:rPr>
-          <w:b/>
-          <w:bCs/>
-          <w:highlight w:val="none"/>
-        </w:rPr>
-      </w:r>
-      <w:r>
-        <w:rPr>
-          <w:b/>
-          <w:bCs/>
-          <w:highlight w:val="none"/>
-        </w:rPr>
-      </w:r>
-      <w:r>
-        <w:rPr>
-          <w:b/>
-          <w:bCs/>
-          <w:highlight w:val="none"/>
-        </w:rPr>
-      </w:r>
-    </w:p>
-    <w:p>
-      <w:pPr>
-        <w:pBdr/>
-        <w:shd w:val="nil" w:color="000000"/>
-        <w:spacing/>
-        <w:ind/>
-        <w:rPr>
-          <w:b/>
-          <w:bCs/>
-          <w:highlight w:val="none"/>
-        </w:rPr>
-      </w:pPr>
-      <w:r>
-        <w:rPr>
-          <w:b/>
-          <w:bCs/>
-        </w:rPr>
-      </w:r>
-      <w:r>
-        <w:rPr>
-          <w:b/>
-          <w:bCs/>
-        </w:rPr>
-        <w:t xml:space="preserve">Removing whitespaces or not </w:t>
-      </w:r>
-      <w:r>
-        <w:rPr>
-          <w:b/>
-          <w:bCs/>
-          <w:highlight w:val="none"/>
-        </w:rPr>
-      </w:r>
-      <w:r>
-        <w:rPr>
-          <w:b/>
-          <w:bCs/>
-          <w:highlight w:val="none"/>
-        </w:rPr>
-      </w:r>
-    </w:p>
-    <w:p>
-      <w:pPr>
-        <w:pBdr/>
-        <w:shd w:val="nil"/>
-        <w:spacing/>
-        <w:ind w:right="0" w:firstLine="708" w:left="0"/>
-        <w:jc w:val="both"/>
-        <w:rPr>
-          <w:highlight w:val="none"/>
-          <w:lang w:val="pt-BR"/>
+        <w:jc w:val="center"/>
+        <w:rPr>
+          <w:highlight w:val="none"/>
           <w14:ligatures w14:val="none"/>
         </w:rPr>
       </w:pPr>
-      <w:r>
-        <w:rPr>
-          <w:highlight w:val="none"/>
-          <w:lang w:val="undefined"/>
-        </w:rPr>
-        <w:t xml:space="preserve">Ao desenvolver um tokenizador simples, a decisão de codificar espaços em branco</w:t>
-      </w:r>
-      <w:r>
-        <w:rPr>
-          <w:highlight w:val="none"/>
-          <w:lang w:val="pt-BR"/>
-        </w:rPr>
-        <w:t xml:space="preserve"> </w:t>
-      </w:r>
-      <w:r>
-        <w:rPr>
-          <w:highlight w:val="none"/>
-          <w:lang w:val="undefined"/>
-        </w:rPr>
-      </w:r>
-      <w:r>
-        <w:rPr>
-          <w:highlight w:val="none"/>
-        </w:rPr>
-        <w:t xml:space="preserve">como caracteres separados ou simplesmente removê-los depende da aplicação e de</w:t>
-      </w:r>
-      <w:r>
-        <w:rPr>
-          <w:highlight w:val="none"/>
-          <w:lang w:val="pt-BR"/>
-        </w:rPr>
-        <w:t xml:space="preserve"> </w:t>
-      </w:r>
-      <w:r>
-        <w:rPr>
-          <w:highlight w:val="none"/>
-        </w:rPr>
-      </w:r>
-      <w:r>
-        <w:rPr>
-          <w:highlight w:val="none"/>
-        </w:rPr>
-      </w:r>
-      <w:r>
-        <w:rPr>
-          <w:highlight w:val="none"/>
-        </w:rPr>
-        <w:t xml:space="preserve">seus requisitos. A remoção de espaços em branco reduz as exigências de memória</w:t>
-      </w:r>
-      <w:r>
-        <w:rPr>
-          <w:highlight w:val="none"/>
-          <w:lang w:val="pt-BR"/>
-        </w:rPr>
-        <w:t xml:space="preserve"> </w:t>
-      </w:r>
-      <w:r>
-        <w:rPr>
-          <w:highlight w:val="none"/>
-        </w:rPr>
-      </w:r>
-      <w:r>
-        <w:rPr>
-          <w:highlight w:val="none"/>
-        </w:rPr>
-      </w:r>
-      <w:r>
-        <w:rPr>
-          <w:highlight w:val="none"/>
-        </w:rPr>
-        <w:t xml:space="preserve">e processamento. No entanto, manter os espaços em branco pode ser útil ao treinar</w:t>
-      </w:r>
-      <w:r>
-        <w:rPr>
-          <w:highlight w:val="none"/>
-          <w:lang w:val="pt-BR"/>
-        </w:rPr>
-        <w:t xml:space="preserve"> </w:t>
-      </w:r>
-      <w:r>
-        <w:rPr>
-          <w:highlight w:val="none"/>
-        </w:rPr>
-      </w:r>
-      <w:r>
-        <w:rPr>
-          <w:highlight w:val="none"/>
-        </w:rPr>
-      </w:r>
-      <w:r>
-        <w:rPr>
-          <w:highlight w:val="none"/>
-        </w:rPr>
-        <w:t xml:space="preserve">modelos sensíveis à estrutura exata do texto (por exemplo, código Python, que</w:t>
-      </w:r>
-      <w:r>
-        <w:rPr>
-          <w:highlight w:val="none"/>
-          <w:lang w:val="pt-BR"/>
-        </w:rPr>
-        <w:t xml:space="preserve"> </w:t>
-      </w:r>
-      <w:r>
-        <w:rPr>
-          <w:highlight w:val="none"/>
-        </w:rPr>
-      </w:r>
-      <w:r>
-        <w:rPr>
-          <w:highlight w:val="none"/>
-        </w:rPr>
-      </w:r>
-      <w:r>
-        <w:rPr>
-          <w:highlight w:val="none"/>
-        </w:rPr>
-        <w:t xml:space="preserve">depende da indentação e do espaçamento). Aqui, removemos os espaços em branco</w:t>
-      </w:r>
-      <w:r>
-        <w:rPr>
-          <w:highlight w:val="none"/>
-          <w:lang w:val="pt-BR"/>
-        </w:rPr>
-        <w:t xml:space="preserve"> </w:t>
-      </w:r>
-      <w:r>
-        <w:rPr>
-          <w:highlight w:val="none"/>
-        </w:rPr>
-      </w:r>
-      <w:r>
-        <w:rPr>
-          <w:highlight w:val="none"/>
-        </w:rPr>
-      </w:r>
-      <w:r>
-        <w:rPr>
-          <w:highlight w:val="none"/>
-        </w:rPr>
-        <w:t xml:space="preserve">para simplificar e tornar mais concisas as saídas tokenizadas. Mais adiante,</w:t>
-      </w:r>
-      <w:r>
-        <w:rPr>
-          <w:highlight w:val="none"/>
-          <w:lang w:val="pt-BR"/>
-        </w:rPr>
-        <w:t xml:space="preserve"> </w:t>
-      </w:r>
-      <w:r>
-        <w:rPr>
-          <w:highlight w:val="none"/>
-        </w:rPr>
-      </w:r>
-      <w:r>
-        <w:rPr>
-          <w:highlight w:val="none"/>
-        </w:rPr>
-      </w:r>
-      <w:r>
-        <w:rPr>
-          <w:highlight w:val="none"/>
-        </w:rPr>
-        <w:t xml:space="preserve">passaremos a utilizar um esquema de tokenização que inclua espaços em branco.</w:t>
-      </w:r>
-      <w:r>
-        <w:rPr>
-          <w:highlight w:val="none"/>
-          <w:lang w:val="pt-BR"/>
-        </w:rPr>
-        <w:t xml:space="preserve"> </w:t>
-      </w:r>
-      <w:r>
-        <w:rPr>
-          <w:highlight w:val="none"/>
-        </w:rPr>
-      </w:r>
-    </w:p>
-    <w:p>
-      <w:pPr>
-        <w:pBdr/>
-        <w:shd w:val="nil" w:color="000000"/>
-        <w:spacing/>
-        <w:ind w:right="0" w:firstLine="708" w:left="0"/>
-        <w:jc w:val="both"/>
-        <w:rPr>
-          <w:highlight w:val="none"/>
-          <w14:ligatures w14:val="none"/>
-        </w:rPr>
-      </w:pPr>
-      <w:r>
-        <w:rPr>
-          <w:highlight w:val="none"/>
-          <w:lang w:val="pt-BR"/>
-        </w:rPr>
-      </w:r>
-      <w:r>
-        <w:rPr>
-          <w:highlight w:val="none"/>
-        </w:rPr>
-        <w:t xml:space="preserve">O esquema de tokenização que elaboramos acima funciona bem com o texto de</w:t>
-      </w:r>
-      <w:r>
-        <w:rPr>
-          <w:highlight w:val="none"/>
-          <w:lang w:val="pt-BR"/>
-        </w:rPr>
-        <w:t xml:space="preserve"> </w:t>
-      </w:r>
-      <w:r>
-        <w:rPr>
-          <w:highlight w:val="none"/>
-        </w:rPr>
-        <w:t xml:space="preserve">exemplo simples. Vamos modificá-lo um pouco mais para que também possa lidar</w:t>
-      </w:r>
-      <w:r>
-        <w:rPr>
-          <w:highlight w:val="none"/>
-          <w:lang w:val="pt-BR"/>
-        </w:rPr>
-        <w:t xml:space="preserve"> </w:t>
-      </w:r>
-      <w:r>
-        <w:rPr>
-          <w:highlight w:val="none"/>
-        </w:rPr>
-        <w:t xml:space="preserve">com outros tipos de pontuação — como pontos de interrogação, aspas e os</w:t>
-      </w:r>
-      <w:r>
-        <w:rPr>
-          <w:highlight w:val="none"/>
-          <w:lang w:val="pt-BR"/>
-        </w:rPr>
-        <w:t xml:space="preserve"> </w:t>
-      </w:r>
-      <w:r>
-        <w:rPr>
-          <w:highlight w:val="none"/>
-        </w:rPr>
-        <w:t xml:space="preserve">travessões duplos que vimos anteriormente nos primeiros 100 caracteres do conto</w:t>
-      </w:r>
-      <w:r>
-        <w:rPr>
-          <w:highlight w:val="none"/>
-          <w:lang w:val="pt-BR"/>
-        </w:rPr>
-        <w:t xml:space="preserve"> </w:t>
-      </w:r>
-      <w:r>
-        <w:rPr>
-          <w:highlight w:val="none"/>
-        </w:rPr>
-        <w:t xml:space="preserve">de Edith Wharton —, além de outros caracteres especiais:</w:t>
-      </w:r>
-      <w:r>
-        <w:rPr>
-          <w:highlight w:val="none"/>
-        </w:rPr>
-      </w:r>
-      <w:r>
-        <w:rPr>
-          <w:highlight w:val="none"/>
-        </w:rPr>
-      </w:r>
-    </w:p>
-    <w:p>
-      <w:pPr>
-        <w:pBdr/>
-        <w:shd w:val="nil" w:color="000000"/>
-        <w:spacing/>
-        <w:ind w:right="0" w:firstLine="0" w:left="0"/>
-        <w:jc w:val="both"/>
-        <w:rPr>
-          <w:highlight w:val="yellow"/>
-          <w14:ligatures w14:val="none"/>
-        </w:rPr>
-      </w:pPr>
-      <w:r>
-        <w:rPr>
-          <w:highlight w:val="yellow"/>
-        </w:rPr>
-      </w:r>
-      <w:r>
-        <w:rPr>
-          <w:highlight w:val="yellow"/>
-        </w:rPr>
-        <w:t xml:space="preserve">text = "Hello, world. Is this-- a test?" </w:t>
-      </w:r>
-      <w:r>
-        <w:rPr>
-          <w:highlight w:val="yellow"/>
-        </w:rPr>
-      </w:r>
-    </w:p>
-    <w:p>
-      <w:pPr>
-        <w:pBdr/>
-        <w:shd w:val="nil" w:color="000000"/>
-        <w:spacing/>
-        <w:ind w:right="0" w:firstLine="0" w:left="0"/>
-        <w:jc w:val="both"/>
-        <w:rPr>
-          <w:highlight w:val="yellow"/>
-          <w14:ligatures w14:val="none"/>
-        </w:rPr>
-      </w:pPr>
-      <w:r>
-        <w:rPr>
-          <w:highlight w:val="yellow"/>
-        </w:rPr>
-        <w:t xml:space="preserve">result = re.split(r'([,.:;?_!"()\']|--|\s)', text) </w:t>
-      </w:r>
-      <w:r>
-        <w:rPr>
-          <w:highlight w:val="yellow"/>
-        </w:rPr>
-      </w:r>
-    </w:p>
-    <w:p>
-      <w:pPr>
-        <w:pBdr/>
-        <w:shd w:val="nil" w:color="000000"/>
-        <w:spacing/>
-        <w:ind w:right="0" w:firstLine="0" w:left="0"/>
-        <w:jc w:val="both"/>
-        <w:rPr>
-          <w:highlight w:val="yellow"/>
-          <w14:ligatures w14:val="none"/>
-        </w:rPr>
-      </w:pPr>
-      <w:r>
-        <w:rPr>
-          <w:highlight w:val="yellow"/>
-        </w:rPr>
-        <w:t xml:space="preserve">result = [item.strip() for item in result if item.strip()] </w:t>
-      </w:r>
-      <w:r>
-        <w:rPr>
-          <w:highlight w:val="yellow"/>
-        </w:rPr>
-      </w:r>
-    </w:p>
-    <w:p>
-      <w:pPr>
-        <w:pBdr/>
-        <w:shd w:val="nil" w:color="000000"/>
-        <w:spacing/>
-        <w:ind w:right="0" w:firstLine="0" w:left="0"/>
-        <w:jc w:val="both"/>
-        <w:rPr>
-          <w:highlight w:val="none"/>
-          <w14:ligatures w14:val="none"/>
-        </w:rPr>
-      </w:pPr>
-      <w:r>
-        <w:rPr>
-          <w:highlight w:val="yellow"/>
-        </w:rPr>
-        <w:t xml:space="preserve">print(result) </w:t>
-      </w:r>
-      <w:r>
-        <w:rPr>
-          <w:highlight w:val="yellow"/>
-        </w:rPr>
-      </w:r>
-      <w:r>
-        <w:rPr>
-          <w:highlight w:val="yellow"/>
-        </w:rPr>
-      </w:r>
-    </w:p>
-    <w:p>
-      <w:pPr>
-        <w:pBdr/>
-        <w:shd w:val="nil" w:color="000000"/>
-        <w:spacing/>
-        <w:ind w:right="0" w:firstLine="708" w:left="0"/>
-        <w:jc w:val="both"/>
-        <w:rPr>
-          <w:highlight w:val="none"/>
-          <w14:ligatures w14:val="none"/>
-        </w:rPr>
-      </w:pPr>
-      <w:r>
-        <w:rPr>
-          <w:highlight w:val="none"/>
-        </w:rPr>
-      </w:r>
-      <w:r>
-        <w:rPr>
-          <w:highlight w:val="none"/>
-        </w:rPr>
-        <w:t xml:space="preserve">O resultado obtido é o seguinte:</w:t>
-      </w:r>
-      <w:r>
-        <w:rPr>
-          <w:highlight w:val="none"/>
-        </w:rPr>
-      </w:r>
-      <w:r>
-        <w:rPr>
-          <w:highlight w:val="yellow"/>
-        </w:rPr>
-      </w:r>
-    </w:p>
-    <w:p>
-      <w:pPr>
-        <w:pBdr/>
-        <w:shd w:val="nil" w:color="000000"/>
-        <w:spacing/>
-        <w:ind w:right="0" w:firstLine="0" w:left="0"/>
-        <w:jc w:val="both"/>
-        <w:rPr>
-          <w:highlight w:val="none"/>
-          <w14:ligatures w14:val="none"/>
-        </w:rPr>
-      </w:pPr>
-      <w:r>
-        <w:rPr>
-          <w:highlight w:val="yellow"/>
-        </w:rPr>
-      </w:r>
-      <w:r>
-        <w:rPr>
-          <w:highlight w:val="yellow"/>
-        </w:rPr>
-        <w:t xml:space="preserve">['Hello', ',', 'world', '.', 'Is', 'this', '--', 'a', 'test', '?']</w:t>
-      </w:r>
-      <w:r>
-        <w:rPr>
-          <w:highlight w:val="yellow"/>
-        </w:rPr>
-      </w:r>
-      <w:r>
-        <w:rPr>
-          <w:highlight w:val="yellow"/>
-        </w:rPr>
-      </w:r>
-    </w:p>
-    <w:p>
-      <w:pPr>
-        <w:pBdr/>
-        <w:shd w:val="nil" w:color="000000"/>
-        <w:spacing/>
-        <w:ind w:right="0" w:firstLine="0" w:left="0"/>
-        <w:jc w:val="both"/>
-        <w:rPr>
-          <w:highlight w:val="none"/>
-          <w14:ligatures w14:val="none"/>
-        </w:rPr>
-      </w:pPr>
-      <w:r>
-        <w:rPr>
-          <w:highlight w:val="none"/>
-        </w:rPr>
-        <w:tab/>
-      </w:r>
-      <w:r>
-        <w:rPr>
-          <w:highlight w:val="none"/>
-        </w:rPr>
-      </w:r>
-      <w:r>
-        <w:rPr>
-          <w:highlight w:val="none"/>
-        </w:rPr>
-        <w:t xml:space="preserve">Como podemos observar a partir dos resultados resumidos na Figura 2.5, nosso esquema de tokenização agora consegue lidar com sucesso com os diversos caracteres especiais presentes no texto.</w:t>
-      </w:r>
-      <w:r>
-        <w:rPr>
-          <w:highlight w:val="none"/>
-        </w:rPr>
-      </w:r>
-      <w:r>
-        <w:rPr>
-          <w:highlight w:val="yellow"/>
-        </w:rPr>
-      </w:r>
-    </w:p>
-    <w:p>
-      <w:pPr>
-        <w:pBdr/>
-        <w:shd w:val="nil" w:color="000000"/>
-        <w:spacing/>
-        <w:ind w:right="0" w:firstLine="708" w:left="0"/>
-        <w:jc w:val="both"/>
-        <w:rPr>
-          <w:highlight w:val="none"/>
-          <w14:ligatures w14:val="none"/>
-        </w:rPr>
-      </w:pPr>
-      <w:r>
-        <w:rPr>
-          <w:highlight w:val="none"/>
-        </w:rPr>
-      </w:r>
-      <w:r>
-        <w:rPr>
-          <w:b/>
-          <w:bCs/>
-          <w:highlight w:val="none"/>
-        </w:rPr>
-        <w:t xml:space="preserve">Figura 2.5 </w:t>
-      </w:r>
-      <w:r>
-        <w:rPr>
-          <w:highlight w:val="none"/>
-        </w:rPr>
-        <w:t xml:space="preserve">O esquema de tokenização que implementamos até agora divide o texto em palavras individuais e caracteres de pontuação. No exemplo específico mostrado nesta figura, o texto de amostra é dividido em 10 tokens individuais.</w:t>
-      </w:r>
-      <w:r>
-        <w:rPr>
-          <w:highlight w:val="none"/>
-        </w:rPr>
-      </w:r>
-      <w:r>
-        <w:rPr>
-          <w:highlight w:val="none"/>
-        </w:rPr>
-      </w:r>
-      <w:r>
-        <w:rPr>
-          <w:highlight w:val="yellow"/>
-        </w:rPr>
-      </w:r>
-    </w:p>
-    <w:p>
-      <w:pPr>
-        <w:pBdr/>
-        <w:shd w:val="nil" w:color="000000"/>
-        <w:spacing/>
-        <w:ind w:right="0" w:firstLine="0" w:left="0"/>
-        <w:jc w:val="center"/>
-        <w:rPr>
-          <w:highlight w:val="none"/>
-          <w14:ligatures w14:val="none"/>
-        </w:rPr>
-      </w:pPr>
-      <w:r>
-        <w:rPr>
-          <w:highlight w:val="none"/>
-        </w:rPr>
-      </w:r>
       <w:r>
         <w:rPr>
           <w:highlight w:val="none"/>
@@ -11466,12 +11430,13 @@
       </w:r>
       <w:r>
         <w:rPr>
-          <w:highlight w:val="none"/>
-        </w:rPr>
-      </w:r>
-      <w:r>
-        <w:rPr>
           <w:highlight w:val="yellow"/>
+        </w:rPr>
+      </w:r>
+      <w:r>
+        <w:rPr>
+          <w:highlight w:val="none"/>
+          <w14:ligatures w14:val="none"/>
         </w:rPr>
       </w:r>
     </w:p>
@@ -11496,21 +11461,17 @@
         <w:rPr>
           <w:highlight w:val="none"/>
         </w:rPr>
-      </w:r>
-      <w:r>
-        <w:rPr>
-          <w:highlight w:val="none"/>
-        </w:rPr>
         <w:t xml:space="preserve">Agora que temos um tokenizador básico funcionando, vamos aplicá-lo ao conto completo de Edith Wharton:</w:t>
       </w:r>
       <w:r>
         <w:rPr>
-          <w:highlight w:val="none"/>
-        </w:rPr>
-      </w:r>
-      <w:r>
-        <w:rPr>
           <w:highlight w:val="yellow"/>
+        </w:rPr>
+      </w:r>
+      <w:r>
+        <w:rPr>
+          <w:highlight w:val="none"/>
+          <w14:ligatures w14:val="none"/>
         </w:rPr>
       </w:r>
     </w:p>
@@ -11537,6 +11498,12 @@
           <w:highlight w:val="yellow"/>
         </w:rPr>
       </w:r>
+      <w:r>
+        <w:rPr>
+          <w:highlight w:val="yellow"/>
+          <w14:ligatures w14:val="none"/>
+        </w:rPr>
+      </w:r>
     </w:p>
     <w:p>
       <w:pPr>
@@ -11561,6 +11528,12 @@
           <w:highlight w:val="yellow"/>
         </w:rPr>
       </w:r>
+      <w:r>
+        <w:rPr>
+          <w:highlight w:val="yellow"/>
+          <w14:ligatures w14:val="none"/>
+        </w:rPr>
+      </w:r>
     </w:p>
     <w:p>
       <w:pPr>
@@ -11587,7 +11560,8 @@
       </w:r>
       <w:r>
         <w:rPr>
-          <w:highlight w:val="yellow"/>
+          <w:highlight w:val="none"/>
+          <w14:ligatures w14:val="none"/>
         </w:rPr>
       </w:r>
     </w:p>
@@ -11608,18 +11582,11 @@
         </w:rPr>
         <w:t xml:space="preserve">A instrução de impressão acima exibe 4649, que é o número de tokens neste </w:t>
       </w:r>
-      <w:r/>
       <w:r>
         <w:rPr>
           <w:highlight w:val="none"/>
         </w:rPr>
         <w:t xml:space="preserve">texto (sem espaços em branco).</w:t>
-      </w:r>
-      <w:r/>
-      <w:r>
-        <w:rPr>
-          <w:highlight w:val="none"/>
-        </w:rPr>
       </w:r>
       <w:r>
         <w:rPr>
@@ -11694,7 +11661,7 @@
       </w:r>
       <w:r>
         <w:rPr>
-          <w:highlight w:val="yellow"/>
+          <w:highlight w:val="none"/>
         </w:rPr>
       </w:r>
     </w:p>
@@ -11723,17 +11690,12 @@
       </w:r>
       <w:r>
         <w:rPr>
-          <w:highlight w:val="none"/>
-        </w:rPr>
-      </w:r>
-      <w:r>
-        <w:rPr>
-          <w:highlight w:val="none"/>
-        </w:rPr>
-      </w:r>
-      <w:r>
-        <w:rPr>
           <w:highlight w:val="yellow"/>
+        </w:rPr>
+      </w:r>
+      <w:r>
+        <w:rPr>
+          <w:highlight w:val="none"/>
         </w:rPr>
       </w:r>
     </w:p>
@@ -11745,35 +11707,218 @@
         <w:ind w:right="0" w:firstLine="0" w:left="0"/>
         <w:jc w:val="left"/>
         <w:rPr>
+          <w:highlight w:val="none"/>
+        </w:rPr>
+      </w:pPr>
+      <w:r>
+        <w:rPr>
           <w:highlight w:val="yellow"/>
         </w:rPr>
-      </w:pPr>
+      </w:r>
       <w:r>
         <w:rPr>
           <w:highlight w:val="yellow"/>
         </w:rPr>
+        <w:t xml:space="preserve">['I', 'HAD', 'always', 'thought', 'Jack', 'Gisburn', 'rather', 'a', 'cheap' </w:t>
       </w:r>
       <w:r>
         <w:rPr>
           <w:highlight w:val="yellow"/>
         </w:rPr>
-        <w:t xml:space="preserve">['I', 'HAD', 'always', 'thought', 'Jack', 'Gisburn', 'rather', 'a', 'cheap' </w:t>
+        <w:t xml:space="preserve">.</w:t>
       </w:r>
       <w:r>
         <w:rPr>
           <w:highlight w:val="yellow"/>
         </w:rPr>
-        <w:t xml:space="preserve">.</w:t>
+        <w:t xml:space="preserve">..]</w:t>
       </w:r>
       <w:r>
         <w:rPr>
           <w:highlight w:val="yellow"/>
         </w:rPr>
-        <w:t xml:space="preserve">..]</w:t>
       </w:r>
       <w:r>
         <w:rPr>
           <w:highlight w:val="yellow"/>
+        </w:rPr>
+      </w:r>
+    </w:p>
+    <w:p>
+      <w:pPr>
+        <w:pBdr/>
+        <w:shd w:val="nil"/>
+        <w:spacing/>
+        <w:ind/>
+        <w:rPr>
+          <w:b/>
+          <w:bCs/>
+          <w:sz w:val="28"/>
+          <w:szCs w:val="28"/>
+          <w:lang w:bidi="pt-BR"/>
+          <w14:ligatures w14:val="none"/>
+        </w:rPr>
+      </w:pPr>
+      <w:r>
+        <w:rPr>
+          <w:b/>
+          <w:bCs/>
+          <w:sz w:val="28"/>
+          <w:szCs w:val="28"/>
+          <w:lang w:val="undefined"/>
+        </w:rPr>
+        <w:br w:type="page" w:clear="all"/>
+      </w:r>
+      <w:r>
+        <w:rPr>
+          <w:b/>
+          <w:bCs/>
+          <w:sz w:val="28"/>
+          <w:szCs w:val="28"/>
+          <w:lang w:val="undefined" w:bidi="undefined"/>
+        </w:rPr>
+      </w:r>
+      <w:r>
+        <w:rPr>
+          <w:b/>
+          <w:bCs/>
+          <w:sz w:val="28"/>
+          <w:szCs w:val="28"/>
+          <w:lang w:val="undefined"/>
+        </w:rPr>
+      </w:r>
+    </w:p>
+    <w:p>
+      <w:pPr>
+        <w:pBdr/>
+        <w:shd w:val="nil"/>
+        <w:spacing/>
+        <w:ind w:right="0" w:firstLine="0" w:left="0"/>
+        <w:jc w:val="left"/>
+        <w:rPr>
+          <w:highlight w:val="none"/>
+          <w14:ligatures w14:val="none"/>
+        </w:rPr>
+      </w:pPr>
+      <w:r>
+        <w:rPr>
+          <w:b/>
+          <w:bCs/>
+          <w:sz w:val="28"/>
+          <w:szCs w:val="28"/>
+        </w:rPr>
+      </w:r>
+      <w:r>
+        <w:rPr>
+          <w:b/>
+          <w:bCs/>
+          <w:sz w:val="28"/>
+          <w:szCs w:val="28"/>
+        </w:rPr>
+        <w:t xml:space="preserve">2.3 Convertendo tokens em IDs de token</w:t>
+      </w:r>
+      <w:r>
+        <w:rPr>
+          <w:highlight w:val="none"/>
+        </w:rPr>
+      </w:r>
+      <w:r>
+        <w:rPr>
+          <w:b/>
+          <w:bCs/>
+          <w:sz w:val="28"/>
+          <w:szCs w:val="28"/>
+        </w:rPr>
+      </w:r>
+      <w:r>
+        <w:rPr>
+          <w:b/>
+          <w:bCs/>
+          <w:sz w:val="28"/>
+          <w:szCs w:val="28"/>
+        </w:rPr>
+        <w:br/>
+        <w:tab/>
+      </w:r>
+      <w:r>
+        <w:rPr>
+          <w:highlight w:val="none"/>
+        </w:rPr>
+      </w:r>
+      <w:r>
+        <w:rPr>
+          <w:b/>
+          <w:bCs/>
+          <w:sz w:val="28"/>
+          <w:szCs w:val="28"/>
+        </w:rPr>
+      </w:r>
+    </w:p>
+    <w:p>
+      <w:pPr>
+        <w:pBdr/>
+        <w:shd w:val="nil" w:color="000000"/>
+        <w:spacing/>
+        <w:ind w:right="0" w:firstLine="708" w:left="0"/>
+        <w:jc w:val="both"/>
+        <w:rPr>
+          <w:b/>
+          <w:bCs/>
+          <w:sz w:val="28"/>
+          <w:szCs w:val="28"/>
+          <w14:ligatures w14:val="none"/>
+        </w:rPr>
+      </w:pPr>
+      <w:r>
+        <w:rPr>
+          <w:highlight w:val="none"/>
+        </w:rPr>
+        <w:t xml:space="preserve">Na seção anterior, dividimos um conto de Edith Wharton em tokens individuais. Nesta seção, converteremos esses tokens de uma string Python para uma representação numérica inteira, gerando os chamados IDs de token. Essa conversão é uma etapa intermediária an</w:t>
+      </w:r>
+      <w:r>
+        <w:rPr>
+          <w:highlight w:val="none"/>
+        </w:rPr>
+        <w:t xml:space="preserve">tes de transformar os IDs de token em vetores de embedding.</w:t>
+      </w:r>
+      <w:r>
+        <w:rPr>
+          <w:b/>
+          <w:bCs/>
+          <w:sz w:val="28"/>
+          <w:szCs w:val="28"/>
+        </w:rPr>
+      </w:r>
+      <w:r/>
+    </w:p>
+    <w:p>
+      <w:pPr>
+        <w:pBdr/>
+        <w:shd w:val="nil"/>
+        <w:spacing/>
+        <w:ind w:right="0" w:firstLine="708" w:left="0"/>
+        <w:jc w:val="both"/>
+        <w:rPr>
+          <w:highlight w:val="none"/>
+          <w14:ligatures w14:val="none"/>
+        </w:rPr>
+      </w:pPr>
+      <w:r>
+        <w:rPr>
+          <w:highlight w:val="none"/>
+        </w:rPr>
+        <w:t xml:space="preserve">Para mapear os tokens gerados anteriormente em IDs de token, precisamos primeiro construir um vocabulário. Esse vocabulário define como mapeamos cada palavra única e cada caractere especial para um número inteiro exclusivo, conforme ilustrado na Figura 2.6.</w:t>
+      </w:r>
+      <w:r>
+        <w:rPr>
+          <w:highlight w:val="none"/>
+          <w:lang w:bidi="undefined"/>
+        </w:rPr>
+      </w:r>
+      <w:r>
+        <w:rPr>
+          <w:highlight w:val="none"/>
+          <w:lang w:val="undefined"/>
         </w:rPr>
       </w:r>
     </w:p>
